--- a/reports/SEE Report Template.docx
+++ b/reports/SEE Report Template.docx
@@ -58,31 +58,68 @@
           </wp:inline>
         </w:drawing>
       </w:r>
-    </w:p>
-    <w:p>
-      <w:pPr>
-        <w:pStyle w:val="Header"/>
+      <w:bookmarkStart w:id="1" w:name="_Hlk32833339_Copy_1"/>
+      <w:bookmarkEnd w:id="1"/>
+    </w:p>
+    <w:p>
+      <w:pPr>
+        <w:pStyle w:val="Normal"/>
+        <w:spacing w:lineRule="auto" w:line="480"/>
         <w:jc w:val="center"/>
         <w:rPr>
-          <w:rFonts w:ascii="Century Schoolbook" w:hAnsi="Century Schoolbook"/>
-          <w:b/>
-          <w:bCs/>
-          <w:sz w:val="24"/>
-          <w:szCs w:val="24"/>
-        </w:rPr>
-      </w:pPr>
-      <w:r>
-        <w:rPr>
-          <w:rFonts w:ascii="Century Schoolbook" w:hAnsi="Century Schoolbook"/>
-          <w:b/>
-          <w:bCs/>
-          <w:sz w:val="24"/>
-          <w:szCs w:val="24"/>
-        </w:rPr>
-      </w:r>
-      <w:bookmarkStart w:id="1" w:name="_Hlk32833339"/>
-      <w:bookmarkStart w:id="2" w:name="_Hlk32833339"/>
-      <w:bookmarkEnd w:id="2"/>
+          <w:sz w:val="30"/>
+          <w:szCs w:val="30"/>
+        </w:rPr>
+      </w:pPr>
+      <w:r>
+        <w:rPr>
+          <w:rFonts w:eastAsia="Times New Roman" w:cs="Times New Roman" w:ascii="Times New Roman" w:hAnsi="Times New Roman"/>
+          <w:b/>
+          <w:sz w:val="30"/>
+          <w:szCs w:val="30"/>
+        </w:rPr>
+        <w:t xml:space="preserve">DEPARTMENT OF ARTIFICIAL INTELLIGENCE AND </w:t>
+      </w:r>
+    </w:p>
+    <w:p>
+      <w:pPr>
+        <w:pStyle w:val="Normal"/>
+        <w:spacing w:lineRule="auto" w:line="480"/>
+        <w:jc w:val="center"/>
+        <w:rPr>
+          <w:sz w:val="30"/>
+          <w:szCs w:val="30"/>
+        </w:rPr>
+      </w:pPr>
+      <w:r>
+        <w:rPr>
+          <w:rFonts w:eastAsia="Times New Roman" w:cs="Times New Roman" w:ascii="Times New Roman" w:hAnsi="Times New Roman"/>
+          <w:b/>
+          <w:sz w:val="30"/>
+          <w:szCs w:val="30"/>
+        </w:rPr>
+        <w:t>MACHINE LEARNING</w:t>
+      </w:r>
+    </w:p>
+    <w:p>
+      <w:pPr>
+        <w:pStyle w:val="Normal"/>
+        <w:spacing w:lineRule="auto" w:line="480"/>
+        <w:jc w:val="center"/>
+        <w:rPr>
+          <w:sz w:val="30"/>
+          <w:szCs w:val="30"/>
+        </w:rPr>
+      </w:pPr>
+      <w:r>
+        <w:rPr>
+          <w:rFonts w:ascii="Times New Roman" w:hAnsi="Times New Roman"/>
+          <w:b/>
+          <w:sz w:val="30"/>
+          <w:szCs w:val="30"/>
+        </w:rPr>
+        <w:t>OPTIMAL PROJECT TEAM COMBINATION GENERATOR: A HYBRID BACKTRACKING + GENETIC ALGORITHM APPROACH</w:t>
+      </w:r>
     </w:p>
     <w:p>
       <w:pPr>
@@ -101,30 +138,10 @@
         <w:rPr>
           <w:rFonts w:eastAsia="Times New Roman" w:cs="Times New Roman" w:ascii="Times New Roman" w:hAnsi="Times New Roman"/>
           <w:b/>
-          <w:sz w:val="32"/>
-          <w:szCs w:val="32"/>
-        </w:rPr>
-        <w:t>DEPARTMENT OF ARTIFICIAL INTELLIGENCE AND MACHINE LEARNING</w:t>
-      </w:r>
-    </w:p>
-    <w:p>
-      <w:pPr>
-        <w:pStyle w:val="Normal"/>
-        <w:spacing w:lineRule="auto" w:line="480" w:before="0" w:after="120"/>
-        <w:jc w:val="center"/>
-        <w:rPr>
-          <w:color w:val="FF0000"/>
-          <w:sz w:val="24"/>
-          <w:szCs w:val="24"/>
-        </w:rPr>
-      </w:pPr>
-      <w:r>
-        <w:rPr>
-          <w:rFonts w:ascii="Times New Roman" w:hAnsi="Times New Roman"/>
-          <w:b/>
-          <w:sz w:val="32"/>
-        </w:rPr>
-        <w:t>OPTIMAL PROJECT TEAM COMBINATION GENERATOR: A HYBRID BACKTRACKING + GENETIC ALGORITHM APPROACH</w:t>
+          <w:sz w:val="28"/>
+          <w:szCs w:val="28"/>
+        </w:rPr>
+        <w:t>Design and Analysis of Algorithms – CD343AI</w:t>
       </w:r>
     </w:p>
     <w:p>
@@ -146,49 +163,7 @@
           <w:sz w:val="28"/>
           <w:szCs w:val="28"/>
         </w:rPr>
-        <w:t>Design and Analysis of Algorithms – CD343AI</w:t>
-      </w:r>
-    </w:p>
-    <w:p>
-      <w:pPr>
-        <w:pStyle w:val="Normal"/>
-        <w:spacing w:lineRule="auto" w:line="240"/>
-        <w:jc w:val="center"/>
-        <w:rPr>
-          <w:rFonts w:ascii="Times New Roman" w:hAnsi="Times New Roman" w:eastAsia="Times New Roman" w:cs="Times New Roman"/>
-          <w:b/>
-          <w:sz w:val="28"/>
-          <w:szCs w:val="28"/>
-        </w:rPr>
-      </w:pPr>
-      <w:r>
-        <w:rPr>
-          <w:rFonts w:eastAsia="Times New Roman" w:cs="Times New Roman" w:ascii="Times New Roman" w:hAnsi="Times New Roman"/>
-          <w:b/>
-          <w:sz w:val="28"/>
-          <w:szCs w:val="28"/>
-        </w:rPr>
         <w:t>LAB SEE REPORT</w:t>
-      </w:r>
-    </w:p>
-    <w:p>
-      <w:pPr>
-        <w:pStyle w:val="Normal"/>
-        <w:spacing w:lineRule="auto" w:line="240"/>
-        <w:rPr>
-          <w:rFonts w:ascii="Times New Roman" w:hAnsi="Times New Roman" w:eastAsia="Times New Roman" w:cs="Times New Roman"/>
-          <w:b/>
-          <w:sz w:val="28"/>
-          <w:szCs w:val="28"/>
-        </w:rPr>
-      </w:pPr>
-      <w:r>
-        <w:rPr>
-          <w:rFonts w:eastAsia="Times New Roman" w:cs="Times New Roman" w:ascii="Times New Roman" w:hAnsi="Times New Roman"/>
-          <w:b/>
-          <w:sz w:val="28"/>
-          <w:szCs w:val="28"/>
-        </w:rPr>
       </w:r>
     </w:p>
     <w:p>
@@ -478,9 +453,10 @@
           </w:tcPr>
           <w:p>
             <w:pPr>
+              <w:pStyle w:val="Normal"/>
               <w:jc w:val="center"/>
+              <w:rPr/>
             </w:pPr>
-            <w:r/>
             <w:r>
               <w:rPr>
                 <w:rFonts w:ascii="Times New Roman" w:hAnsi="Times New Roman"/>
@@ -489,10 +465,74 @@
               </w:rPr>
               <w:t>Faculty Guide:</w:t>
               <w:br/>
-              <w:t>Dr. / Prof. __________________</w:t>
+              <w:t xml:space="preserve">Dr. </w:t>
+            </w:r>
+            <w:r>
+              <w:rPr>
+                <w:rFonts w:ascii="Times New Roman" w:hAnsi="Times New Roman"/>
+                <w:b/>
+                <w:sz w:val="22"/>
+              </w:rPr>
+              <w:t>Rajesh R M</w:t>
+            </w:r>
+            <w:r>
+              <w:rPr>
+                <w:rFonts w:ascii="Times New Roman" w:hAnsi="Times New Roman"/>
+                <w:b/>
+                <w:sz w:val="22"/>
+              </w:rPr>
               <w:br/>
-              <w:t>Assistant Professor, Department of AIML</w:t>
+              <w:t xml:space="preserve">Assistant Professor, Department of AIML    </w:t>
               <w:br/>
+              <w:t xml:space="preserve"> Dr. </w:t>
+            </w:r>
+            <w:r>
+              <w:rPr>
+                <w:rFonts w:ascii="Times New Roman" w:hAnsi="Times New Roman"/>
+                <w:b/>
+                <w:sz w:val="22"/>
+              </w:rPr>
+              <w:t>S. Anupama Kumar</w:t>
+            </w:r>
+            <w:r>
+              <w:rPr>
+                <w:rFonts w:ascii="Times New Roman" w:hAnsi="Times New Roman"/>
+                <w:b/>
+                <w:sz w:val="22"/>
+              </w:rPr>
+              <w:br/>
+              <w:t>Ass</w:t>
+            </w:r>
+            <w:r>
+              <w:rPr>
+                <w:rFonts w:ascii="Times New Roman" w:hAnsi="Times New Roman"/>
+                <w:b/>
+                <w:sz w:val="22"/>
+              </w:rPr>
+              <w:t>ociate</w:t>
+            </w:r>
+            <w:r>
+              <w:rPr>
+                <w:rFonts w:ascii="Times New Roman" w:hAnsi="Times New Roman"/>
+                <w:b/>
+                <w:sz w:val="22"/>
+              </w:rPr>
+              <w:t xml:space="preserve"> Professor, Department of AIML</w:t>
+            </w:r>
+          </w:p>
+          <w:p>
+            <w:pPr>
+              <w:pStyle w:val="Normal"/>
+              <w:spacing w:before="0" w:after="200"/>
+              <w:jc w:val="center"/>
+              <w:rPr/>
+            </w:pPr>
+            <w:r>
+              <w:rPr>
+                <w:rFonts w:ascii="Times New Roman" w:hAnsi="Times New Roman"/>
+                <w:b/>
+                <w:sz w:val="22"/>
+              </w:rPr>
               <w:t>RV College of Engineering, Bengaluru</w:t>
             </w:r>
           </w:p>
@@ -607,8 +647,8 @@
         <w:rPr>
           <w:rFonts w:ascii="Times New Roman" w:hAnsi="Times New Roman" w:eastAsia="Times New Roman" w:cs="Times New Roman"/>
           <w:b/>
-          <w:sz w:val="24"/>
-          <w:szCs w:val="24"/>
+          <w:sz w:val="28"/>
+          <w:szCs w:val="28"/>
         </w:rPr>
       </w:pPr>
       <w:r>
@@ -963,7 +1003,6 @@
           <w:szCs w:val="24"/>
         </w:rPr>
       </w:pPr>
-      <w:r/>
       <w:r>
         <w:rPr>
           <w:rFonts w:ascii="Times New Roman" w:hAnsi="Times New Roman"/>
@@ -1064,7 +1103,6 @@
           <w:lang w:bidi="hi-IN"/>
         </w:rPr>
       </w:pPr>
-      <w:r/>
       <w:r>
         <w:rPr>
           <w:rFonts w:ascii="Times New Roman" w:hAnsi="Times New Roman"/>
@@ -1085,7 +1123,6 @@
           <w:lang w:bidi="hi-IN"/>
         </w:rPr>
       </w:pPr>
-      <w:r/>
       <w:r>
         <w:rPr>
           <w:rFonts w:ascii="Times New Roman" w:hAnsi="Times New Roman"/>
@@ -2017,29 +2054,6 @@
     </w:p>
     <w:p>
       <w:pPr>
-        <w:pStyle w:val="Normal"/>
-        <w:spacing w:before="0" w:after="0"/>
-        <w:jc w:val="center"/>
-        <w:rPr>
-          <w:rFonts w:ascii="Times New Roman" w:hAnsi="Times New Roman" w:cs="Times New Roman"/>
-          <w:b/>
-          <w:smallCaps/>
-          <w:sz w:val="28"/>
-          <w:szCs w:val="28"/>
-        </w:rPr>
-      </w:pPr>
-      <w:r>
-        <w:rPr>
-          <w:rFonts w:cs="Times New Roman" w:ascii="Times New Roman" w:hAnsi="Times New Roman"/>
-          <w:b/>
-          <w:smallCaps/>
-          <w:sz w:val="28"/>
-          <w:szCs w:val="28"/>
-        </w:rPr>
-      </w:r>
-    </w:p>
-    <w:p>
-      <w:pPr>
         <w:sectPr>
           <w:headerReference w:type="even" r:id="rId5"/>
           <w:headerReference w:type="default" r:id="rId6"/>
@@ -3085,7 +3099,13 @@
         </w:rPr>
       </w:pPr>
       <w:r>
-        <w:rPr/>
+        <w:rPr>
+          <w:rFonts w:cs="Times New Roman" w:ascii="Times New Roman" w:hAnsi="Times New Roman"/>
+          <w:b/>
+          <w:bCs/>
+          <w:sz w:val="24"/>
+          <w:szCs w:val="24"/>
+        </w:rPr>
       </w:r>
       <w:r>
         <w:br w:type="page"/>
@@ -3669,6 +3689,20 @@
           <w:sz w:val="24"/>
         </w:rPr>
         <w:t>.Role)</w:t>
+      </w:r>
+    </w:p>
+    <w:p>
+      <w:pPr>
+        <w:pStyle w:val="Normal"/>
+        <w:spacing w:lineRule="auto" w:line="360" w:before="0" w:after="60"/>
+        <w:ind w:left="720"/>
+        <w:rPr>
+          <w:rFonts w:ascii="Times New Roman" w:hAnsi="Times New Roman"/>
+          <w:sz w:val="24"/>
+        </w:rPr>
+      </w:pPr>
+      <w:r>
+        <w:rPr/>
       </w:r>
     </w:p>
     <w:p>
@@ -4845,7 +4879,6 @@
         <w:jc w:val="both"/>
         <w:rPr/>
       </w:pPr>
-      <w:r/>
       <w:r>
         <w:rPr>
           <w:rFonts w:ascii="Times New Roman" w:hAnsi="Times New Roman"/>
@@ -4856,7 +4889,9 @@
     </w:p>
     <w:p>
       <w:pPr>
-        <w:spacing w:before="0" w:after="0" w:line="240" w:lineRule="auto"/>
+        <w:pStyle w:val="Normal"/>
+        <w:spacing w:lineRule="auto" w:line="240" w:before="0" w:after="0"/>
+        <w:rPr/>
       </w:pPr>
       <w:r>
         <w:rPr>
@@ -4868,7 +4903,9 @@
     </w:p>
     <w:p>
       <w:pPr>
-        <w:spacing w:before="0" w:after="0" w:line="240" w:lineRule="auto"/>
+        <w:pStyle w:val="Normal"/>
+        <w:spacing w:lineRule="auto" w:line="240" w:before="0" w:after="0"/>
+        <w:rPr/>
       </w:pPr>
       <w:r>
         <w:rPr>
@@ -4880,18 +4917,19 @@
     </w:p>
     <w:p>
       <w:pPr>
-        <w:spacing w:before="0" w:after="0" w:line="240" w:lineRule="auto"/>
-      </w:pPr>
-      <w:r>
-        <w:rPr>
-          <w:rFonts w:ascii="Courier New" w:hAnsi="Courier New"/>
-          <w:sz w:val="17"/>
-        </w:rPr>
-      </w:r>
-    </w:p>
-    <w:p>
-      <w:pPr>
-        <w:spacing w:before="0" w:after="0" w:line="240" w:lineRule="auto"/>
+        <w:pStyle w:val="Normal"/>
+        <w:spacing w:lineRule="auto" w:line="240" w:before="0" w:after="0"/>
+        <w:rPr/>
+      </w:pPr>
+      <w:r>
+        <w:rPr/>
+      </w:r>
+    </w:p>
+    <w:p>
+      <w:pPr>
+        <w:pStyle w:val="Normal"/>
+        <w:spacing w:lineRule="auto" w:line="240" w:before="0" w:after="0"/>
+        <w:rPr/>
       </w:pPr>
       <w:r>
         <w:rPr>
@@ -4903,175 +4941,153 @@
     </w:p>
     <w:p>
       <w:pPr>
-        <w:spacing w:before="0" w:after="0" w:line="240" w:lineRule="auto"/>
-      </w:pPr>
-      <w:r>
-        <w:rPr>
-          <w:rFonts w:ascii="Courier New" w:hAnsi="Courier New"/>
-          <w:sz w:val="17"/>
-        </w:rPr>
-        <w:t xml:space="preserve">  if (team.length !== teamSize) return false;</w:t>
-      </w:r>
-    </w:p>
-    <w:p>
-      <w:pPr>
-        <w:spacing w:before="0" w:after="0" w:line="240" w:lineRule="auto"/>
-      </w:pPr>
-      <w:r>
-        <w:rPr>
-          <w:rFonts w:ascii="Courier New" w:hAnsi="Courier New"/>
-          <w:sz w:val="17"/>
-        </w:rPr>
-        <w:t xml:space="preserve">  const ids = new Set(team.map(m =&gt; m.id));</w:t>
-      </w:r>
-    </w:p>
-    <w:p>
-      <w:pPr>
-        <w:spacing w:before="0" w:after="0" w:line="240" w:lineRule="auto"/>
-      </w:pPr>
-      <w:r>
-        <w:rPr>
-          <w:rFonts w:ascii="Courier New" w:hAnsi="Courier New"/>
-          <w:sz w:val="17"/>
-        </w:rPr>
-        <w:t xml:space="preserve">  if (ids.size !== team.length) return false;</w:t>
-      </w:r>
-    </w:p>
-    <w:p>
-      <w:pPr>
-        <w:spacing w:before="0" w:after="0" w:line="240" w:lineRule="auto"/>
-      </w:pPr>
-      <w:r>
-        <w:rPr>
-          <w:rFonts w:ascii="Courier New" w:hAnsi="Courier New"/>
-          <w:sz w:val="17"/>
-        </w:rPr>
-      </w:r>
-    </w:p>
-    <w:p>
-      <w:pPr>
-        <w:spacing w:before="0" w:after="0" w:line="240" w:lineRule="auto"/>
-      </w:pPr>
-      <w:r>
-        <w:rPr>
-          <w:rFonts w:ascii="Courier New" w:hAnsi="Courier New"/>
-          <w:sz w:val="17"/>
-        </w:rPr>
-        <w:t xml:space="preserve">  const roleCounts = {};</w:t>
-      </w:r>
-    </w:p>
-    <w:p>
-      <w:pPr>
-        <w:spacing w:before="0" w:after="0" w:line="240" w:lineRule="auto"/>
-      </w:pPr>
-      <w:r>
-        <w:rPr>
-          <w:rFonts w:ascii="Courier New" w:hAnsi="Courier New"/>
-          <w:sz w:val="17"/>
-        </w:rPr>
-        <w:t xml:space="preserve">  for (const member of team) {</w:t>
-      </w:r>
-    </w:p>
-    <w:p>
-      <w:pPr>
-        <w:spacing w:before="0" w:after="0" w:line="240" w:lineRule="auto"/>
-      </w:pPr>
-      <w:r>
-        <w:rPr>
-          <w:rFonts w:ascii="Courier New" w:hAnsi="Courier New"/>
-          <w:sz w:val="17"/>
-        </w:rPr>
-        <w:t xml:space="preserve">    roleCounts[member.role] = (roleCounts[member.role] || 0) + 1;</w:t>
-      </w:r>
-    </w:p>
-    <w:p>
-      <w:pPr>
-        <w:spacing w:before="0" w:after="0" w:line="240" w:lineRule="auto"/>
-      </w:pPr>
-      <w:r>
-        <w:rPr>
-          <w:rFonts w:ascii="Courier New" w:hAnsi="Courier New"/>
-          <w:sz w:val="17"/>
-        </w:rPr>
-        <w:t xml:space="preserve">  }</w:t>
-      </w:r>
-    </w:p>
-    <w:p>
-      <w:pPr>
-        <w:spacing w:before="0" w:after="0" w:line="240" w:lineRule="auto"/>
-      </w:pPr>
-      <w:r>
-        <w:rPr>
-          <w:rFonts w:ascii="Courier New" w:hAnsi="Courier New"/>
-          <w:sz w:val="17"/>
-        </w:rPr>
-        <w:t xml:space="preserve">  for (const role of Object.keys(roleRequirements)) {</w:t>
-      </w:r>
-    </w:p>
-    <w:p>
-      <w:pPr>
-        <w:spacing w:before="0" w:after="0" w:line="240" w:lineRule="auto"/>
-      </w:pPr>
-      <w:r>
-        <w:rPr>
-          <w:rFonts w:ascii="Courier New" w:hAnsi="Courier New"/>
-          <w:sz w:val="17"/>
-        </w:rPr>
-        <w:t xml:space="preserve">    const required = roleRequirements[role] || 0;</w:t>
-      </w:r>
-    </w:p>
-    <w:p>
-      <w:pPr>
-        <w:spacing w:before="0" w:after="0" w:line="240" w:lineRule="auto"/>
-      </w:pPr>
-      <w:r>
-        <w:rPr>
-          <w:rFonts w:ascii="Courier New" w:hAnsi="Courier New"/>
-          <w:sz w:val="17"/>
-        </w:rPr>
-        <w:t xml:space="preserve">    const actual = roleCounts[role] || 0;</w:t>
-      </w:r>
-    </w:p>
-    <w:p>
-      <w:pPr>
-        <w:spacing w:before="0" w:after="0" w:line="240" w:lineRule="auto"/>
-      </w:pPr>
-      <w:r>
-        <w:rPr>
-          <w:rFonts w:ascii="Courier New" w:hAnsi="Courier New"/>
-          <w:sz w:val="17"/>
-        </w:rPr>
-        <w:t xml:space="preserve">    if (actual &lt; required) return false;</w:t>
-      </w:r>
-    </w:p>
-    <w:p>
-      <w:pPr>
-        <w:spacing w:before="0" w:after="0" w:line="240" w:lineRule="auto"/>
-      </w:pPr>
-      <w:r>
-        <w:rPr>
-          <w:rFonts w:ascii="Courier New" w:hAnsi="Courier New"/>
-          <w:sz w:val="17"/>
-        </w:rPr>
-        <w:t xml:space="preserve">  }</w:t>
-      </w:r>
-    </w:p>
-    <w:p>
-      <w:pPr>
-        <w:spacing w:before="0" w:after="0" w:line="240" w:lineRule="auto"/>
-      </w:pPr>
-      <w:r>
-        <w:rPr>
-          <w:rFonts w:ascii="Courier New" w:hAnsi="Courier New"/>
-          <w:sz w:val="17"/>
-        </w:rPr>
-        <w:t xml:space="preserve">  return true;</w:t>
-      </w:r>
-    </w:p>
-    <w:p>
-      <w:pPr>
-        <w:spacing w:before="0" w:after="0" w:line="240" w:lineRule="auto"/>
-      </w:pPr>
+        <w:pStyle w:val="Normal"/>
+        <w:spacing w:lineRule="auto" w:line="240" w:before="0" w:after="0"/>
+        <w:rPr/>
+      </w:pPr>
+      <w:r>
+        <w:rPr>
+          <w:rFonts w:ascii="Courier New" w:hAnsi="Courier New"/>
+          <w:sz w:val="17"/>
+        </w:rPr>
+        <w:t xml:space="preserve">  </w:t>
+      </w:r>
+      <w:r>
+        <w:rPr>
+          <w:rFonts w:ascii="Courier New" w:hAnsi="Courier New"/>
+          <w:sz w:val="17"/>
+        </w:rPr>
+        <w:t>if (team.length !== teamSize) return false;</w:t>
+      </w:r>
+    </w:p>
+    <w:p>
+      <w:pPr>
+        <w:pStyle w:val="Normal"/>
+        <w:spacing w:lineRule="auto" w:line="240" w:before="0" w:after="0"/>
+        <w:rPr/>
+      </w:pPr>
+      <w:r>
+        <w:rPr>
+          <w:rFonts w:ascii="Courier New" w:hAnsi="Courier New"/>
+          <w:sz w:val="17"/>
+        </w:rPr>
+        <w:t xml:space="preserve">  </w:t>
+      </w:r>
+      <w:r>
+        <w:rPr>
+          <w:rFonts w:ascii="Courier New" w:hAnsi="Courier New"/>
+          <w:sz w:val="17"/>
+        </w:rPr>
+        <w:t>const ids = new Set(team.map(m =&gt; m.id));</w:t>
+      </w:r>
+    </w:p>
+    <w:p>
+      <w:pPr>
+        <w:pStyle w:val="Normal"/>
+        <w:spacing w:lineRule="auto" w:line="240" w:before="0" w:after="0"/>
+        <w:rPr/>
+      </w:pPr>
+      <w:r>
+        <w:rPr>
+          <w:rFonts w:ascii="Courier New" w:hAnsi="Courier New"/>
+          <w:sz w:val="17"/>
+        </w:rPr>
+        <w:t xml:space="preserve">  </w:t>
+      </w:r>
+      <w:r>
+        <w:rPr>
+          <w:rFonts w:ascii="Courier New" w:hAnsi="Courier New"/>
+          <w:sz w:val="17"/>
+        </w:rPr>
+        <w:t>if (ids.size !== team.length) return false;</w:t>
+      </w:r>
+    </w:p>
+    <w:p>
+      <w:pPr>
+        <w:pStyle w:val="Normal"/>
+        <w:spacing w:lineRule="auto" w:line="240" w:before="0" w:after="0"/>
+        <w:rPr/>
+      </w:pPr>
+      <w:r>
+        <w:rPr/>
+      </w:r>
+    </w:p>
+    <w:p>
+      <w:pPr>
+        <w:pStyle w:val="Normal"/>
+        <w:spacing w:lineRule="auto" w:line="240" w:before="0" w:after="0"/>
+        <w:rPr/>
+      </w:pPr>
+      <w:r>
+        <w:rPr>
+          <w:rFonts w:ascii="Courier New" w:hAnsi="Courier New"/>
+          <w:sz w:val="17"/>
+        </w:rPr>
+        <w:t xml:space="preserve">  </w:t>
+      </w:r>
+      <w:r>
+        <w:rPr>
+          <w:rFonts w:ascii="Courier New" w:hAnsi="Courier New"/>
+          <w:sz w:val="17"/>
+        </w:rPr>
+        <w:t>const roleCounts = {};</w:t>
+      </w:r>
+    </w:p>
+    <w:p>
+      <w:pPr>
+        <w:pStyle w:val="Normal"/>
+        <w:spacing w:lineRule="auto" w:line="240" w:before="0" w:after="0"/>
+        <w:rPr/>
+      </w:pPr>
+      <w:r>
+        <w:rPr>
+          <w:rFonts w:ascii="Courier New" w:hAnsi="Courier New"/>
+          <w:sz w:val="17"/>
+        </w:rPr>
+        <w:t xml:space="preserve">  </w:t>
+      </w:r>
+      <w:r>
+        <w:rPr>
+          <w:rFonts w:ascii="Courier New" w:hAnsi="Courier New"/>
+          <w:sz w:val="17"/>
+        </w:rPr>
+        <w:t>for (const member of team) {</w:t>
+      </w:r>
+    </w:p>
+    <w:p>
+      <w:pPr>
+        <w:pStyle w:val="Normal"/>
+        <w:spacing w:lineRule="auto" w:line="240" w:before="0" w:after="0"/>
+        <w:rPr/>
+      </w:pPr>
+      <w:r>
+        <w:rPr>
+          <w:rFonts w:ascii="Courier New" w:hAnsi="Courier New"/>
+          <w:sz w:val="17"/>
+        </w:rPr>
+        <w:t xml:space="preserve">    </w:t>
+      </w:r>
+      <w:r>
+        <w:rPr>
+          <w:rFonts w:ascii="Courier New" w:hAnsi="Courier New"/>
+          <w:sz w:val="17"/>
+        </w:rPr>
+        <w:t>roleCounts[member.role] = (roleCounts[member.role] || 0) + 1;</w:t>
+      </w:r>
+    </w:p>
+    <w:p>
+      <w:pPr>
+        <w:pStyle w:val="Normal"/>
+        <w:spacing w:lineRule="auto" w:line="240" w:before="0" w:after="0"/>
+        <w:rPr/>
+      </w:pPr>
+      <w:r>
+        <w:rPr>
+          <w:rFonts w:ascii="Courier New" w:hAnsi="Courier New"/>
+          <w:sz w:val="17"/>
+        </w:rPr>
+        <w:t xml:space="preserve">  </w:t>
+      </w:r>
       <w:r>
         <w:rPr>
           <w:rFonts w:ascii="Courier New" w:hAnsi="Courier New"/>
@@ -5082,18 +5098,159 @@
     </w:p>
     <w:p>
       <w:pPr>
-        <w:spacing w:before="0" w:after="0" w:line="240" w:lineRule="auto"/>
-      </w:pPr>
-      <w:r>
-        <w:rPr>
-          <w:rFonts w:ascii="Courier New" w:hAnsi="Courier New"/>
-          <w:sz w:val="17"/>
-        </w:rPr>
-      </w:r>
-    </w:p>
-    <w:p>
-      <w:pPr>
-        <w:spacing w:before="0" w:after="0" w:line="240" w:lineRule="auto"/>
+        <w:pStyle w:val="Normal"/>
+        <w:spacing w:lineRule="auto" w:line="240" w:before="0" w:after="0"/>
+        <w:rPr/>
+      </w:pPr>
+      <w:r>
+        <w:rPr>
+          <w:rFonts w:ascii="Courier New" w:hAnsi="Courier New"/>
+          <w:sz w:val="17"/>
+        </w:rPr>
+        <w:t xml:space="preserve">  </w:t>
+      </w:r>
+      <w:r>
+        <w:rPr>
+          <w:rFonts w:ascii="Courier New" w:hAnsi="Courier New"/>
+          <w:sz w:val="17"/>
+        </w:rPr>
+        <w:t>for (const role of Object.keys(roleRequirements)) {</w:t>
+      </w:r>
+    </w:p>
+    <w:p>
+      <w:pPr>
+        <w:pStyle w:val="Normal"/>
+        <w:spacing w:lineRule="auto" w:line="240" w:before="0" w:after="0"/>
+        <w:rPr/>
+      </w:pPr>
+      <w:r>
+        <w:rPr>
+          <w:rFonts w:ascii="Courier New" w:hAnsi="Courier New"/>
+          <w:sz w:val="17"/>
+        </w:rPr>
+        <w:t xml:space="preserve">    </w:t>
+      </w:r>
+      <w:r>
+        <w:rPr>
+          <w:rFonts w:ascii="Courier New" w:hAnsi="Courier New"/>
+          <w:sz w:val="17"/>
+        </w:rPr>
+        <w:t>const required = roleRequirements[role] || 0;</w:t>
+      </w:r>
+    </w:p>
+    <w:p>
+      <w:pPr>
+        <w:pStyle w:val="Normal"/>
+        <w:spacing w:lineRule="auto" w:line="240" w:before="0" w:after="0"/>
+        <w:rPr/>
+      </w:pPr>
+      <w:r>
+        <w:rPr>
+          <w:rFonts w:ascii="Courier New" w:hAnsi="Courier New"/>
+          <w:sz w:val="17"/>
+        </w:rPr>
+        <w:t xml:space="preserve">    </w:t>
+      </w:r>
+      <w:r>
+        <w:rPr>
+          <w:rFonts w:ascii="Courier New" w:hAnsi="Courier New"/>
+          <w:sz w:val="17"/>
+        </w:rPr>
+        <w:t>const actual = roleCounts[role] || 0;</w:t>
+      </w:r>
+    </w:p>
+    <w:p>
+      <w:pPr>
+        <w:pStyle w:val="Normal"/>
+        <w:spacing w:lineRule="auto" w:line="240" w:before="0" w:after="0"/>
+        <w:rPr/>
+      </w:pPr>
+      <w:r>
+        <w:rPr>
+          <w:rFonts w:ascii="Courier New" w:hAnsi="Courier New"/>
+          <w:sz w:val="17"/>
+        </w:rPr>
+        <w:t xml:space="preserve">    </w:t>
+      </w:r>
+      <w:r>
+        <w:rPr>
+          <w:rFonts w:ascii="Courier New" w:hAnsi="Courier New"/>
+          <w:sz w:val="17"/>
+        </w:rPr>
+        <w:t>if (actual &lt; required) return false;</w:t>
+      </w:r>
+    </w:p>
+    <w:p>
+      <w:pPr>
+        <w:pStyle w:val="Normal"/>
+        <w:spacing w:lineRule="auto" w:line="240" w:before="0" w:after="0"/>
+        <w:rPr/>
+      </w:pPr>
+      <w:r>
+        <w:rPr>
+          <w:rFonts w:ascii="Courier New" w:hAnsi="Courier New"/>
+          <w:sz w:val="17"/>
+        </w:rPr>
+        <w:t xml:space="preserve">  </w:t>
+      </w:r>
+      <w:r>
+        <w:rPr>
+          <w:rFonts w:ascii="Courier New" w:hAnsi="Courier New"/>
+          <w:sz w:val="17"/>
+        </w:rPr>
+        <w:t>}</w:t>
+      </w:r>
+    </w:p>
+    <w:p>
+      <w:pPr>
+        <w:pStyle w:val="Normal"/>
+        <w:spacing w:lineRule="auto" w:line="240" w:before="0" w:after="0"/>
+        <w:rPr/>
+      </w:pPr>
+      <w:r>
+        <w:rPr>
+          <w:rFonts w:ascii="Courier New" w:hAnsi="Courier New"/>
+          <w:sz w:val="17"/>
+        </w:rPr>
+        <w:t xml:space="preserve">  </w:t>
+      </w:r>
+      <w:r>
+        <w:rPr>
+          <w:rFonts w:ascii="Courier New" w:hAnsi="Courier New"/>
+          <w:sz w:val="17"/>
+        </w:rPr>
+        <w:t>return true;</w:t>
+      </w:r>
+    </w:p>
+    <w:p>
+      <w:pPr>
+        <w:pStyle w:val="Normal"/>
+        <w:spacing w:lineRule="auto" w:line="240" w:before="0" w:after="0"/>
+        <w:rPr/>
+      </w:pPr>
+      <w:r>
+        <w:rPr>
+          <w:rFonts w:ascii="Courier New" w:hAnsi="Courier New"/>
+          <w:sz w:val="17"/>
+        </w:rPr>
+        <w:t>}</w:t>
+      </w:r>
+    </w:p>
+    <w:p>
+      <w:pPr>
+        <w:pStyle w:val="Normal"/>
+        <w:spacing w:lineRule="auto" w:line="240" w:before="0" w:after="0"/>
+        <w:rPr/>
+      </w:pPr>
+      <w:r>
+        <w:rPr/>
+      </w:r>
+    </w:p>
+    <w:p>
+      <w:pPr>
+        <w:pStyle w:val="Normal"/>
+        <w:spacing w:lineRule="auto" w:line="240" w:before="0" w:after="0"/>
+        <w:rPr/>
       </w:pPr>
       <w:r>
         <w:rPr>
@@ -5105,518 +5262,174 @@
     </w:p>
     <w:p>
       <w:pPr>
-        <w:spacing w:before="0" w:after="0" w:line="240" w:lineRule="auto"/>
-      </w:pPr>
-      <w:r>
-        <w:rPr>
-          <w:rFonts w:ascii="Courier New" w:hAnsi="Courier New"/>
-          <w:sz w:val="17"/>
-        </w:rPr>
-        <w:t xml:space="preserve">  if (team.length === 0) return 0;</w:t>
-      </w:r>
-    </w:p>
-    <w:p>
-      <w:pPr>
-        <w:spacing w:before="0" w:after="0" w:line="240" w:lineRule="auto"/>
-      </w:pPr>
-      <w:r>
-        <w:rPr>
-          <w:rFonts w:ascii="Courier New" w:hAnsi="Courier New"/>
-          <w:sz w:val="17"/>
-        </w:rPr>
-      </w:r>
-    </w:p>
-    <w:p>
-      <w:pPr>
-        <w:spacing w:before="0" w:after="0" w:line="240" w:lineRule="auto"/>
-      </w:pPr>
-      <w:r>
-        <w:rPr>
-          <w:rFonts w:ascii="Courier New" w:hAnsi="Courier New"/>
-          <w:sz w:val="17"/>
-        </w:rPr>
-        <w:t xml:space="preserve">  // 1. Skill Diversity Score</w:t>
-      </w:r>
-    </w:p>
-    <w:p>
-      <w:pPr>
-        <w:spacing w:before="0" w:after="0" w:line="240" w:lineRule="auto"/>
-      </w:pPr>
-      <w:r>
-        <w:rPr>
-          <w:rFonts w:ascii="Courier New" w:hAnsi="Courier New"/>
-          <w:sz w:val="17"/>
-        </w:rPr>
-        <w:t xml:space="preserve">  const allSkills = new Set();</w:t>
-      </w:r>
-    </w:p>
-    <w:p>
-      <w:pPr>
-        <w:spacing w:before="0" w:after="0" w:line="240" w:lineRule="auto"/>
-      </w:pPr>
-      <w:r>
-        <w:rPr>
-          <w:rFonts w:ascii="Courier New" w:hAnsi="Courier New"/>
-          <w:sz w:val="17"/>
-        </w:rPr>
-        <w:t xml:space="preserve">  const subRoles = new Set();</w:t>
-      </w:r>
-    </w:p>
-    <w:p>
-      <w:pPr>
-        <w:spacing w:before="0" w:after="0" w:line="240" w:lineRule="auto"/>
-      </w:pPr>
-      <w:r>
-        <w:rPr>
-          <w:rFonts w:ascii="Courier New" w:hAnsi="Courier New"/>
-          <w:sz w:val="17"/>
-        </w:rPr>
-        <w:t xml:space="preserve">  for (const member of team) {</w:t>
-      </w:r>
-    </w:p>
-    <w:p>
-      <w:pPr>
-        <w:spacing w:before="0" w:after="0" w:line="240" w:lineRule="auto"/>
-      </w:pPr>
-      <w:r>
-        <w:rPr>
-          <w:rFonts w:ascii="Courier New" w:hAnsi="Courier New"/>
-          <w:sz w:val="17"/>
-        </w:rPr>
-        <w:t xml:space="preserve">    member.skills.forEach(skill =&gt; allSkills.add(skill));</w:t>
-      </w:r>
-    </w:p>
-    <w:p>
-      <w:pPr>
-        <w:spacing w:before="0" w:after="0" w:line="240" w:lineRule="auto"/>
-      </w:pPr>
-      <w:r>
-        <w:rPr>
-          <w:rFonts w:ascii="Courier New" w:hAnsi="Courier New"/>
-          <w:sz w:val="17"/>
-        </w:rPr>
-        <w:t xml:space="preserve">    subRoles.add(member.subRole);</w:t>
-      </w:r>
-    </w:p>
-    <w:p>
-      <w:pPr>
-        <w:spacing w:before="0" w:after="0" w:line="240" w:lineRule="auto"/>
-      </w:pPr>
-      <w:r>
-        <w:rPr>
-          <w:rFonts w:ascii="Courier New" w:hAnsi="Courier New"/>
-          <w:sz w:val="17"/>
-        </w:rPr>
-        <w:t xml:space="preserve">  }</w:t>
-      </w:r>
-    </w:p>
-    <w:p>
-      <w:pPr>
-        <w:spacing w:before="0" w:after="0" w:line="240" w:lineRule="auto"/>
-      </w:pPr>
-      <w:r>
-        <w:rPr>
-          <w:rFonts w:ascii="Courier New" w:hAnsi="Courier New"/>
-          <w:sz w:val="17"/>
-        </w:rPr>
-        <w:t xml:space="preserve">  const targetSkillsCount = Math.max(8, team.length * 2);</w:t>
-      </w:r>
-    </w:p>
-    <w:p>
-      <w:pPr>
-        <w:spacing w:before="0" w:after="0" w:line="240" w:lineRule="auto"/>
-      </w:pPr>
-      <w:r>
-        <w:rPr>
-          <w:rFonts w:ascii="Courier New" w:hAnsi="Courier New"/>
-          <w:sz w:val="17"/>
-        </w:rPr>
-        <w:t xml:space="preserve">  const skillDivRatio = Math.min(allSkills.size / targetSkillsCount, 1.0) * 100;</w:t>
-      </w:r>
-    </w:p>
-    <w:p>
-      <w:pPr>
-        <w:spacing w:before="0" w:after="0" w:line="240" w:lineRule="auto"/>
-      </w:pPr>
-      <w:r>
-        <w:rPr>
-          <w:rFonts w:ascii="Courier New" w:hAnsi="Courier New"/>
-          <w:sz w:val="17"/>
-        </w:rPr>
-        <w:t xml:space="preserve">  const subRoleDivRatio = (subRoles.size / team.length) * 100;</w:t>
-      </w:r>
-    </w:p>
-    <w:p>
-      <w:pPr>
-        <w:spacing w:before="0" w:after="0" w:line="240" w:lineRule="auto"/>
-      </w:pPr>
-      <w:r>
-        <w:rPr>
-          <w:rFonts w:ascii="Courier New" w:hAnsi="Courier New"/>
-          <w:sz w:val="17"/>
-        </w:rPr>
-        <w:t xml:space="preserve">  const skillDiversityScore = 0.4 * subRoleDivRatio + 0.6 * skillDivRatio;</w:t>
-      </w:r>
-    </w:p>
-    <w:p>
-      <w:pPr>
-        <w:spacing w:before="0" w:after="0" w:line="240" w:lineRule="auto"/>
-      </w:pPr>
-      <w:r>
-        <w:rPr>
-          <w:rFonts w:ascii="Courier New" w:hAnsi="Courier New"/>
-          <w:sz w:val="17"/>
-        </w:rPr>
-      </w:r>
-    </w:p>
-    <w:p>
-      <w:pPr>
-        <w:spacing w:before="0" w:after="0" w:line="240" w:lineRule="auto"/>
-      </w:pPr>
-      <w:r>
-        <w:rPr>
-          <w:rFonts w:ascii="Courier New" w:hAnsi="Courier New"/>
-          <w:sz w:val="17"/>
-        </w:rPr>
-        <w:t xml:space="preserve">  // 2. Academic Score (Average CGPA mapped to 0-100)</w:t>
-      </w:r>
-    </w:p>
-    <w:p>
-      <w:pPr>
-        <w:spacing w:before="0" w:after="0" w:line="240" w:lineRule="auto"/>
-      </w:pPr>
-      <w:r>
-        <w:rPr>
-          <w:rFonts w:ascii="Courier New" w:hAnsi="Courier New"/>
-          <w:sz w:val="17"/>
-        </w:rPr>
-        <w:t xml:space="preserve">  const avgCgpa = team.reduce((sum, m) =&gt; sum + m.cgpa, 0) / team.length;</w:t>
-      </w:r>
-    </w:p>
-    <w:p>
-      <w:pPr>
-        <w:spacing w:before="0" w:after="0" w:line="240" w:lineRule="auto"/>
-      </w:pPr>
-      <w:r>
-        <w:rPr>
-          <w:rFonts w:ascii="Courier New" w:hAnsi="Courier New"/>
-          <w:sz w:val="17"/>
-        </w:rPr>
-        <w:t xml:space="preserve">  const cgpaScore = (avgCgpa / 10.0) * 100;</w:t>
-      </w:r>
-    </w:p>
-    <w:p>
-      <w:pPr>
-        <w:spacing w:before="0" w:after="0" w:line="240" w:lineRule="auto"/>
-      </w:pPr>
-      <w:r>
-        <w:rPr>
-          <w:rFonts w:ascii="Courier New" w:hAnsi="Courier New"/>
-          <w:sz w:val="17"/>
-        </w:rPr>
-      </w:r>
-    </w:p>
-    <w:p>
-      <w:pPr>
-        <w:spacing w:before="0" w:after="0" w:line="240" w:lineRule="auto"/>
-      </w:pPr>
-      <w:r>
-        <w:rPr>
-          <w:rFonts w:ascii="Courier New" w:hAnsi="Courier New"/>
-          <w:sz w:val="17"/>
-        </w:rPr>
-        <w:t xml:space="preserve">  // 3. Communication Score (Average mapped to 0-100)</w:t>
-      </w:r>
-    </w:p>
-    <w:p>
-      <w:pPr>
-        <w:spacing w:before="0" w:after="0" w:line="240" w:lineRule="auto"/>
-      </w:pPr>
-      <w:r>
-        <w:rPr>
-          <w:rFonts w:ascii="Courier New" w:hAnsi="Courier New"/>
-          <w:sz w:val="17"/>
-        </w:rPr>
-        <w:t xml:space="preserve">  const avgComm = team.reduce((sum, m) =&gt; sum + m.communication, 0) / team.length;</w:t>
-      </w:r>
-    </w:p>
-    <w:p>
-      <w:pPr>
-        <w:spacing w:before="0" w:after="0" w:line="240" w:lineRule="auto"/>
-      </w:pPr>
-      <w:r>
-        <w:rPr>
-          <w:rFonts w:ascii="Courier New" w:hAnsi="Courier New"/>
-          <w:sz w:val="17"/>
-        </w:rPr>
-        <w:t xml:space="preserve">  const commScore = (avgComm / 10.0) * 100;</w:t>
-      </w:r>
-    </w:p>
-    <w:p>
-      <w:pPr>
-        <w:spacing w:before="0" w:after="0" w:line="240" w:lineRule="auto"/>
-      </w:pPr>
-      <w:r>
-        <w:rPr>
-          <w:rFonts w:ascii="Courier New" w:hAnsi="Courier New"/>
-          <w:sz w:val="17"/>
-        </w:rPr>
-      </w:r>
-    </w:p>
-    <w:p>
-      <w:pPr>
-        <w:spacing w:before="0" w:after="0" w:line="240" w:lineRule="auto"/>
-      </w:pPr>
-      <w:r>
-        <w:rPr>
-          <w:rFonts w:ascii="Courier New" w:hAnsi="Courier New"/>
-          <w:sz w:val="17"/>
-        </w:rPr>
-        <w:t xml:space="preserve">  // 4. Experience Score (Average Experience mapped to 0-100)</w:t>
-      </w:r>
-    </w:p>
-    <w:p>
-      <w:pPr>
-        <w:spacing w:before="0" w:after="0" w:line="240" w:lineRule="auto"/>
-      </w:pPr>
-      <w:r>
-        <w:rPr>
-          <w:rFonts w:ascii="Courier New" w:hAnsi="Courier New"/>
-          <w:sz w:val="17"/>
-        </w:rPr>
-        <w:t xml:space="preserve">  const avgExp = team.reduce((sum, m) =&gt; sum + m.experience, 0) / team.length;</w:t>
-      </w:r>
-    </w:p>
-    <w:p>
-      <w:pPr>
-        <w:spacing w:before="0" w:after="0" w:line="240" w:lineRule="auto"/>
-      </w:pPr>
-      <w:r>
-        <w:rPr>
-          <w:rFonts w:ascii="Courier New" w:hAnsi="Courier New"/>
-          <w:sz w:val="17"/>
-        </w:rPr>
-        <w:t xml:space="preserve">  const expScore = Math.min((avgExp / 5.0) * 100, 100);</w:t>
-      </w:r>
-    </w:p>
-    <w:p>
-      <w:pPr>
-        <w:spacing w:before="0" w:after="0" w:line="240" w:lineRule="auto"/>
-      </w:pPr>
-      <w:r>
-        <w:rPr>
-          <w:rFonts w:ascii="Courier New" w:hAnsi="Courier New"/>
-          <w:sz w:val="17"/>
-        </w:rPr>
-      </w:r>
-    </w:p>
-    <w:p>
-      <w:pPr>
-        <w:spacing w:before="0" w:after="0" w:line="240" w:lineRule="auto"/>
-      </w:pPr>
-      <w:r>
-        <w:rPr>
-          <w:rFonts w:ascii="Courier New" w:hAnsi="Courier New"/>
-          <w:sz w:val="17"/>
-        </w:rPr>
-        <w:t xml:space="preserve">  const totalWeight = weights.skillDiversity + weights.cgpa + weights.communication + weights.experience;</w:t>
-      </w:r>
-    </w:p>
-    <w:p>
-      <w:pPr>
-        <w:spacing w:before="0" w:after="0" w:line="240" w:lineRule="auto"/>
-      </w:pPr>
-      <w:r>
-        <w:rPr>
-          <w:rFonts w:ascii="Courier New" w:hAnsi="Courier New"/>
-          <w:sz w:val="17"/>
-        </w:rPr>
-        <w:t xml:space="preserve">  const finalScore = (</w:t>
-      </w:r>
-    </w:p>
-    <w:p>
-      <w:pPr>
-        <w:spacing w:before="0" w:after="0" w:line="240" w:lineRule="auto"/>
-      </w:pPr>
-      <w:r>
-        <w:rPr>
-          <w:rFonts w:ascii="Courier New" w:hAnsi="Courier New"/>
-          <w:sz w:val="17"/>
-        </w:rPr>
-        <w:t xml:space="preserve">    skillDiversityScore * weights.skillDiversity +</w:t>
-      </w:r>
-    </w:p>
-    <w:p>
-      <w:pPr>
-        <w:spacing w:before="0" w:after="0" w:line="240" w:lineRule="auto"/>
-      </w:pPr>
-      <w:r>
-        <w:rPr>
-          <w:rFonts w:ascii="Courier New" w:hAnsi="Courier New"/>
-          <w:sz w:val="17"/>
-        </w:rPr>
-        <w:t xml:space="preserve">    cgpaScore * weights.cgpa +</w:t>
-      </w:r>
-    </w:p>
-    <w:p>
-      <w:pPr>
-        <w:spacing w:before="0" w:after="0" w:line="240" w:lineRule="auto"/>
-      </w:pPr>
-      <w:r>
-        <w:rPr>
-          <w:rFonts w:ascii="Courier New" w:hAnsi="Courier New"/>
-          <w:sz w:val="17"/>
-        </w:rPr>
-        <w:t xml:space="preserve">    commScore * weights.communication +</w:t>
-      </w:r>
-    </w:p>
-    <w:p>
-      <w:pPr>
-        <w:spacing w:before="0" w:after="0" w:line="240" w:lineRule="auto"/>
-      </w:pPr>
-      <w:r>
-        <w:rPr>
-          <w:rFonts w:ascii="Courier New" w:hAnsi="Courier New"/>
-          <w:sz w:val="17"/>
-        </w:rPr>
-        <w:t xml:space="preserve">    expScore * weights.experience</w:t>
-      </w:r>
-    </w:p>
-    <w:p>
-      <w:pPr>
-        <w:spacing w:before="0" w:after="0" w:line="240" w:lineRule="auto"/>
-      </w:pPr>
-      <w:r>
-        <w:rPr>
-          <w:rFonts w:ascii="Courier New" w:hAnsi="Courier New"/>
-          <w:sz w:val="17"/>
-        </w:rPr>
-        <w:t xml:space="preserve">  ) / totalWeight;</w:t>
-      </w:r>
-    </w:p>
-    <w:p>
-      <w:pPr>
-        <w:spacing w:before="0" w:after="0" w:line="240" w:lineRule="auto"/>
-      </w:pPr>
-      <w:r>
-        <w:rPr>
-          <w:rFonts w:ascii="Courier New" w:hAnsi="Courier New"/>
-          <w:sz w:val="17"/>
-        </w:rPr>
-      </w:r>
-    </w:p>
-    <w:p>
-      <w:pPr>
-        <w:spacing w:before="0" w:after="0" w:line="240" w:lineRule="auto"/>
-      </w:pPr>
-      <w:r>
-        <w:rPr>
-          <w:rFonts w:ascii="Courier New" w:hAnsi="Courier New"/>
-          <w:sz w:val="17"/>
-        </w:rPr>
-        <w:t xml:space="preserve">  return {</w:t>
-      </w:r>
-    </w:p>
-    <w:p>
-      <w:pPr>
-        <w:spacing w:before="0" w:after="0" w:line="240" w:lineRule="auto"/>
-      </w:pPr>
-      <w:r>
-        <w:rPr>
-          <w:rFonts w:ascii="Courier New" w:hAnsi="Courier New"/>
-          <w:sz w:val="17"/>
-        </w:rPr>
-        <w:t xml:space="preserve">    fitness: parseFloat(finalScore.toFixed(2)),</w:t>
-      </w:r>
-    </w:p>
-    <w:p>
-      <w:pPr>
-        <w:spacing w:before="0" w:after="0" w:line="240" w:lineRule="auto"/>
-      </w:pPr>
-      <w:r>
-        <w:rPr>
-          <w:rFonts w:ascii="Courier New" w:hAnsi="Courier New"/>
-          <w:sz w:val="17"/>
-        </w:rPr>
-        <w:t xml:space="preserve">    breakdown: {</w:t>
-      </w:r>
-    </w:p>
-    <w:p>
-      <w:pPr>
-        <w:spacing w:before="0" w:after="0" w:line="240" w:lineRule="auto"/>
-      </w:pPr>
-      <w:r>
-        <w:rPr>
-          <w:rFonts w:ascii="Courier New" w:hAnsi="Courier New"/>
-          <w:sz w:val="17"/>
-        </w:rPr>
-        <w:t xml:space="preserve">      skillDiversity: parseFloat(skillDiversityScore.toFixed(1)),</w:t>
-      </w:r>
-    </w:p>
-    <w:p>
-      <w:pPr>
-        <w:spacing w:before="0" w:after="0" w:line="240" w:lineRule="auto"/>
-      </w:pPr>
-      <w:r>
-        <w:rPr>
-          <w:rFonts w:ascii="Courier New" w:hAnsi="Courier New"/>
-          <w:sz w:val="17"/>
-        </w:rPr>
-        <w:t xml:space="preserve">      cgpa: parseFloat(cgpaScore.toFixed(1)),</w:t>
-      </w:r>
-    </w:p>
-    <w:p>
-      <w:pPr>
-        <w:spacing w:before="0" w:after="0" w:line="240" w:lineRule="auto"/>
-      </w:pPr>
-      <w:r>
-        <w:rPr>
-          <w:rFonts w:ascii="Courier New" w:hAnsi="Courier New"/>
-          <w:sz w:val="17"/>
-        </w:rPr>
-        <w:t xml:space="preserve">      communication: parseFloat(commScore.toFixed(1)),</w:t>
-      </w:r>
-    </w:p>
-    <w:p>
-      <w:pPr>
-        <w:spacing w:before="0" w:after="0" w:line="240" w:lineRule="auto"/>
-      </w:pPr>
-      <w:r>
-        <w:rPr>
-          <w:rFonts w:ascii="Courier New" w:hAnsi="Courier New"/>
-          <w:sz w:val="17"/>
-        </w:rPr>
-        <w:t xml:space="preserve">      experience: parseFloat(expScore.toFixed(1))</w:t>
-      </w:r>
-    </w:p>
-    <w:p>
-      <w:pPr>
-        <w:spacing w:before="0" w:after="0" w:line="240" w:lineRule="auto"/>
-      </w:pPr>
-      <w:r>
-        <w:rPr>
-          <w:rFonts w:ascii="Courier New" w:hAnsi="Courier New"/>
-          <w:sz w:val="17"/>
-        </w:rPr>
-        <w:t xml:space="preserve">    }</w:t>
-      </w:r>
-    </w:p>
-    <w:p>
-      <w:pPr>
-        <w:spacing w:before="0" w:after="0" w:line="240" w:lineRule="auto"/>
-      </w:pPr>
-      <w:r>
-        <w:rPr>
-          <w:rFonts w:ascii="Courier New" w:hAnsi="Courier New"/>
-          <w:sz w:val="17"/>
-        </w:rPr>
-        <w:t xml:space="preserve">  };</w:t>
-      </w:r>
-    </w:p>
-    <w:p>
-      <w:pPr>
-        <w:spacing w:before="0" w:after="0" w:line="240" w:lineRule="auto"/>
-      </w:pPr>
+        <w:pStyle w:val="Normal"/>
+        <w:spacing w:lineRule="auto" w:line="240" w:before="0" w:after="0"/>
+        <w:rPr/>
+      </w:pPr>
+      <w:r>
+        <w:rPr>
+          <w:rFonts w:ascii="Courier New" w:hAnsi="Courier New"/>
+          <w:sz w:val="17"/>
+        </w:rPr>
+        <w:t xml:space="preserve">  </w:t>
+      </w:r>
+      <w:r>
+        <w:rPr>
+          <w:rFonts w:ascii="Courier New" w:hAnsi="Courier New"/>
+          <w:sz w:val="17"/>
+        </w:rPr>
+        <w:t>if (team.length === 0) return 0;</w:t>
+      </w:r>
+    </w:p>
+    <w:p>
+      <w:pPr>
+        <w:pStyle w:val="Normal"/>
+        <w:spacing w:lineRule="auto" w:line="240" w:before="0" w:after="0"/>
+        <w:rPr/>
+      </w:pPr>
+      <w:r>
+        <w:rPr/>
+      </w:r>
+    </w:p>
+    <w:p>
+      <w:pPr>
+        <w:pStyle w:val="Normal"/>
+        <w:spacing w:lineRule="auto" w:line="240" w:before="0" w:after="0"/>
+        <w:rPr/>
+      </w:pPr>
+      <w:r>
+        <w:rPr>
+          <w:rFonts w:ascii="Courier New" w:hAnsi="Courier New"/>
+          <w:sz w:val="17"/>
+        </w:rPr>
+        <w:t xml:space="preserve">  </w:t>
+      </w:r>
+      <w:r>
+        <w:rPr>
+          <w:rFonts w:ascii="Courier New" w:hAnsi="Courier New"/>
+          <w:sz w:val="17"/>
+        </w:rPr>
+        <w:t>// 1. Skill Diversity Score</w:t>
+      </w:r>
+    </w:p>
+    <w:p>
+      <w:pPr>
+        <w:pStyle w:val="Normal"/>
+        <w:spacing w:lineRule="auto" w:line="240" w:before="0" w:after="0"/>
+        <w:rPr/>
+      </w:pPr>
+      <w:r>
+        <w:rPr>
+          <w:rFonts w:ascii="Courier New" w:hAnsi="Courier New"/>
+          <w:sz w:val="17"/>
+        </w:rPr>
+        <w:t xml:space="preserve">  </w:t>
+      </w:r>
+      <w:r>
+        <w:rPr>
+          <w:rFonts w:ascii="Courier New" w:hAnsi="Courier New"/>
+          <w:sz w:val="17"/>
+        </w:rPr>
+        <w:t>const allSkills = new Set();</w:t>
+      </w:r>
+    </w:p>
+    <w:p>
+      <w:pPr>
+        <w:pStyle w:val="Normal"/>
+        <w:spacing w:lineRule="auto" w:line="240" w:before="0" w:after="0"/>
+        <w:rPr/>
+      </w:pPr>
+      <w:r>
+        <w:rPr>
+          <w:rFonts w:ascii="Courier New" w:hAnsi="Courier New"/>
+          <w:sz w:val="17"/>
+        </w:rPr>
+        <w:t xml:space="preserve">  </w:t>
+      </w:r>
+      <w:r>
+        <w:rPr>
+          <w:rFonts w:ascii="Courier New" w:hAnsi="Courier New"/>
+          <w:sz w:val="17"/>
+        </w:rPr>
+        <w:t>const subRoles = new Set();</w:t>
+      </w:r>
+    </w:p>
+    <w:p>
+      <w:pPr>
+        <w:pStyle w:val="Normal"/>
+        <w:spacing w:lineRule="auto" w:line="240" w:before="0" w:after="0"/>
+        <w:rPr/>
+      </w:pPr>
+      <w:r>
+        <w:rPr>
+          <w:rFonts w:ascii="Courier New" w:hAnsi="Courier New"/>
+          <w:sz w:val="17"/>
+        </w:rPr>
+        <w:t xml:space="preserve">  </w:t>
+      </w:r>
+      <w:r>
+        <w:rPr>
+          <w:rFonts w:ascii="Courier New" w:hAnsi="Courier New"/>
+          <w:sz w:val="17"/>
+        </w:rPr>
+        <w:t>for (const member of team) {</w:t>
+      </w:r>
+    </w:p>
+    <w:p>
+      <w:pPr>
+        <w:pStyle w:val="Normal"/>
+        <w:spacing w:lineRule="auto" w:line="240" w:before="0" w:after="0"/>
+        <w:rPr/>
+      </w:pPr>
+      <w:r>
+        <w:rPr>
+          <w:rFonts w:ascii="Courier New" w:hAnsi="Courier New"/>
+          <w:sz w:val="17"/>
+        </w:rPr>
+        <w:t xml:space="preserve">    </w:t>
+      </w:r>
+      <w:r>
+        <w:rPr>
+          <w:rFonts w:ascii="Courier New" w:hAnsi="Courier New"/>
+          <w:sz w:val="17"/>
+        </w:rPr>
+        <w:t>member.skills.forEach(skill =&gt; allSkills.add(skill));</w:t>
+      </w:r>
+    </w:p>
+    <w:p>
+      <w:pPr>
+        <w:pStyle w:val="Normal"/>
+        <w:spacing w:lineRule="auto" w:line="240" w:before="0" w:after="0"/>
+        <w:rPr/>
+      </w:pPr>
+      <w:r>
+        <w:rPr>
+          <w:rFonts w:ascii="Courier New" w:hAnsi="Courier New"/>
+          <w:sz w:val="17"/>
+        </w:rPr>
+        <w:t xml:space="preserve">    </w:t>
+      </w:r>
+      <w:r>
+        <w:rPr>
+          <w:rFonts w:ascii="Courier New" w:hAnsi="Courier New"/>
+          <w:sz w:val="17"/>
+        </w:rPr>
+        <w:t>subRoles.add(member.subRole);</w:t>
+      </w:r>
+    </w:p>
+    <w:p>
+      <w:pPr>
+        <w:pStyle w:val="Normal"/>
+        <w:spacing w:lineRule="auto" w:line="240" w:before="0" w:after="0"/>
+        <w:rPr/>
+      </w:pPr>
+      <w:r>
+        <w:rPr>
+          <w:rFonts w:ascii="Courier New" w:hAnsi="Courier New"/>
+          <w:sz w:val="17"/>
+        </w:rPr>
+        <w:t xml:space="preserve">  </w:t>
+      </w:r>
       <w:r>
         <w:rPr>
           <w:rFonts w:ascii="Courier New" w:hAnsi="Courier New"/>
@@ -5627,18 +5440,692 @@
     </w:p>
     <w:p>
       <w:pPr>
-        <w:spacing w:before="0" w:after="0" w:line="240" w:lineRule="auto"/>
-      </w:pPr>
-      <w:r>
-        <w:rPr>
-          <w:rFonts w:ascii="Courier New" w:hAnsi="Courier New"/>
-          <w:sz w:val="17"/>
-        </w:rPr>
-      </w:r>
-    </w:p>
-    <w:p>
-      <w:pPr>
-        <w:spacing w:before="0" w:after="0" w:line="240" w:lineRule="auto"/>
+        <w:pStyle w:val="Normal"/>
+        <w:spacing w:lineRule="auto" w:line="240" w:before="0" w:after="0"/>
+        <w:rPr/>
+      </w:pPr>
+      <w:r>
+        <w:rPr>
+          <w:rFonts w:ascii="Courier New" w:hAnsi="Courier New"/>
+          <w:sz w:val="17"/>
+        </w:rPr>
+        <w:t xml:space="preserve">  </w:t>
+      </w:r>
+      <w:r>
+        <w:rPr>
+          <w:rFonts w:ascii="Courier New" w:hAnsi="Courier New"/>
+          <w:sz w:val="17"/>
+        </w:rPr>
+        <w:t>const targetSkillsCount = Math.max(8, team.length * 2);</w:t>
+      </w:r>
+    </w:p>
+    <w:p>
+      <w:pPr>
+        <w:pStyle w:val="Normal"/>
+        <w:spacing w:lineRule="auto" w:line="240" w:before="0" w:after="0"/>
+        <w:rPr/>
+      </w:pPr>
+      <w:r>
+        <w:rPr>
+          <w:rFonts w:ascii="Courier New" w:hAnsi="Courier New"/>
+          <w:sz w:val="17"/>
+        </w:rPr>
+        <w:t xml:space="preserve">  </w:t>
+      </w:r>
+      <w:r>
+        <w:rPr>
+          <w:rFonts w:ascii="Courier New" w:hAnsi="Courier New"/>
+          <w:sz w:val="17"/>
+        </w:rPr>
+        <w:t>const skillDivRatio = Math.min(allSkills.size / targetSkillsCount, 1.0) * 100;</w:t>
+      </w:r>
+    </w:p>
+    <w:p>
+      <w:pPr>
+        <w:pStyle w:val="Normal"/>
+        <w:spacing w:lineRule="auto" w:line="240" w:before="0" w:after="0"/>
+        <w:rPr/>
+      </w:pPr>
+      <w:r>
+        <w:rPr>
+          <w:rFonts w:ascii="Courier New" w:hAnsi="Courier New"/>
+          <w:sz w:val="17"/>
+        </w:rPr>
+        <w:t xml:space="preserve">  </w:t>
+      </w:r>
+      <w:r>
+        <w:rPr>
+          <w:rFonts w:ascii="Courier New" w:hAnsi="Courier New"/>
+          <w:sz w:val="17"/>
+        </w:rPr>
+        <w:t>const subRoleDivRatio = (subRoles.size / team.length) * 100;</w:t>
+      </w:r>
+    </w:p>
+    <w:p>
+      <w:pPr>
+        <w:pStyle w:val="Normal"/>
+        <w:spacing w:lineRule="auto" w:line="240" w:before="0" w:after="0"/>
+        <w:rPr/>
+      </w:pPr>
+      <w:r>
+        <w:rPr>
+          <w:rFonts w:ascii="Courier New" w:hAnsi="Courier New"/>
+          <w:sz w:val="17"/>
+        </w:rPr>
+        <w:t xml:space="preserve">  </w:t>
+      </w:r>
+      <w:r>
+        <w:rPr>
+          <w:rFonts w:ascii="Courier New" w:hAnsi="Courier New"/>
+          <w:sz w:val="17"/>
+        </w:rPr>
+        <w:t>const skillDiversityScore = 0.4 * subRoleDivRatio + 0.6 * skillDivRatio;</w:t>
+      </w:r>
+    </w:p>
+    <w:p>
+      <w:pPr>
+        <w:pStyle w:val="Normal"/>
+        <w:spacing w:lineRule="auto" w:line="240" w:before="0" w:after="0"/>
+        <w:rPr/>
+      </w:pPr>
+      <w:r>
+        <w:rPr/>
+      </w:r>
+    </w:p>
+    <w:p>
+      <w:pPr>
+        <w:pStyle w:val="Normal"/>
+        <w:spacing w:lineRule="auto" w:line="240" w:before="0" w:after="0"/>
+        <w:rPr/>
+      </w:pPr>
+      <w:r>
+        <w:rPr>
+          <w:rFonts w:ascii="Courier New" w:hAnsi="Courier New"/>
+          <w:sz w:val="17"/>
+        </w:rPr>
+        <w:t xml:space="preserve">  </w:t>
+      </w:r>
+      <w:r>
+        <w:rPr>
+          <w:rFonts w:ascii="Courier New" w:hAnsi="Courier New"/>
+          <w:sz w:val="17"/>
+        </w:rPr>
+        <w:t>// 2. Academic Score (Average CGPA mapped to 0-100)</w:t>
+      </w:r>
+    </w:p>
+    <w:p>
+      <w:pPr>
+        <w:pStyle w:val="Normal"/>
+        <w:spacing w:lineRule="auto" w:line="240" w:before="0" w:after="0"/>
+        <w:rPr/>
+      </w:pPr>
+      <w:r>
+        <w:rPr>
+          <w:rFonts w:ascii="Courier New" w:hAnsi="Courier New"/>
+          <w:sz w:val="17"/>
+        </w:rPr>
+        <w:t xml:space="preserve">  </w:t>
+      </w:r>
+      <w:r>
+        <w:rPr>
+          <w:rFonts w:ascii="Courier New" w:hAnsi="Courier New"/>
+          <w:sz w:val="17"/>
+        </w:rPr>
+        <w:t>const avgCgpa = team.reduce((sum, m) =&gt; sum + m.cgpa, 0) / team.length;</w:t>
+      </w:r>
+    </w:p>
+    <w:p>
+      <w:pPr>
+        <w:pStyle w:val="Normal"/>
+        <w:spacing w:lineRule="auto" w:line="240" w:before="0" w:after="0"/>
+        <w:rPr/>
+      </w:pPr>
+      <w:r>
+        <w:rPr>
+          <w:rFonts w:ascii="Courier New" w:hAnsi="Courier New"/>
+          <w:sz w:val="17"/>
+        </w:rPr>
+        <w:t xml:space="preserve">  </w:t>
+      </w:r>
+      <w:r>
+        <w:rPr>
+          <w:rFonts w:ascii="Courier New" w:hAnsi="Courier New"/>
+          <w:sz w:val="17"/>
+        </w:rPr>
+        <w:t>const cgpaScore = (avgCgpa / 10.0) * 100;</w:t>
+      </w:r>
+    </w:p>
+    <w:p>
+      <w:pPr>
+        <w:pStyle w:val="Normal"/>
+        <w:spacing w:lineRule="auto" w:line="240" w:before="0" w:after="0"/>
+        <w:rPr/>
+      </w:pPr>
+      <w:r>
+        <w:rPr/>
+      </w:r>
+    </w:p>
+    <w:p>
+      <w:pPr>
+        <w:pStyle w:val="Normal"/>
+        <w:spacing w:lineRule="auto" w:line="240" w:before="0" w:after="0"/>
+        <w:rPr/>
+      </w:pPr>
+      <w:r>
+        <w:rPr>
+          <w:rFonts w:ascii="Courier New" w:hAnsi="Courier New"/>
+          <w:sz w:val="17"/>
+        </w:rPr>
+        <w:t xml:space="preserve">  </w:t>
+      </w:r>
+      <w:r>
+        <w:rPr>
+          <w:rFonts w:ascii="Courier New" w:hAnsi="Courier New"/>
+          <w:sz w:val="17"/>
+        </w:rPr>
+        <w:t>// 3. Communication Score (Average mapped to 0-100)</w:t>
+      </w:r>
+    </w:p>
+    <w:p>
+      <w:pPr>
+        <w:pStyle w:val="Normal"/>
+        <w:spacing w:lineRule="auto" w:line="240" w:before="0" w:after="0"/>
+        <w:rPr/>
+      </w:pPr>
+      <w:r>
+        <w:rPr>
+          <w:rFonts w:ascii="Courier New" w:hAnsi="Courier New"/>
+          <w:sz w:val="17"/>
+        </w:rPr>
+        <w:t xml:space="preserve">  </w:t>
+      </w:r>
+      <w:r>
+        <w:rPr>
+          <w:rFonts w:ascii="Courier New" w:hAnsi="Courier New"/>
+          <w:sz w:val="17"/>
+        </w:rPr>
+        <w:t>const avgComm = team.reduce((sum, m) =&gt; sum + m.communication, 0) / team.length;</w:t>
+      </w:r>
+    </w:p>
+    <w:p>
+      <w:pPr>
+        <w:pStyle w:val="Normal"/>
+        <w:spacing w:lineRule="auto" w:line="240" w:before="0" w:after="0"/>
+        <w:rPr/>
+      </w:pPr>
+      <w:r>
+        <w:rPr>
+          <w:rFonts w:ascii="Courier New" w:hAnsi="Courier New"/>
+          <w:sz w:val="17"/>
+        </w:rPr>
+        <w:t xml:space="preserve">  </w:t>
+      </w:r>
+      <w:r>
+        <w:rPr>
+          <w:rFonts w:ascii="Courier New" w:hAnsi="Courier New"/>
+          <w:sz w:val="17"/>
+        </w:rPr>
+        <w:t>const commScore = (avgComm / 10.0) * 100;</w:t>
+      </w:r>
+    </w:p>
+    <w:p>
+      <w:pPr>
+        <w:pStyle w:val="Normal"/>
+        <w:spacing w:lineRule="auto" w:line="240" w:before="0" w:after="0"/>
+        <w:rPr/>
+      </w:pPr>
+      <w:r>
+        <w:rPr/>
+      </w:r>
+    </w:p>
+    <w:p>
+      <w:pPr>
+        <w:pStyle w:val="Normal"/>
+        <w:spacing w:lineRule="auto" w:line="240" w:before="0" w:after="0"/>
+        <w:rPr/>
+      </w:pPr>
+      <w:r>
+        <w:rPr>
+          <w:rFonts w:ascii="Courier New" w:hAnsi="Courier New"/>
+          <w:sz w:val="17"/>
+        </w:rPr>
+        <w:t xml:space="preserve">  </w:t>
+      </w:r>
+      <w:r>
+        <w:rPr>
+          <w:rFonts w:ascii="Courier New" w:hAnsi="Courier New"/>
+          <w:sz w:val="17"/>
+        </w:rPr>
+        <w:t>// 4. Experience Score (Average Experience mapped to 0-100)</w:t>
+      </w:r>
+    </w:p>
+    <w:p>
+      <w:pPr>
+        <w:pStyle w:val="Normal"/>
+        <w:spacing w:lineRule="auto" w:line="240" w:before="0" w:after="0"/>
+        <w:rPr/>
+      </w:pPr>
+      <w:r>
+        <w:rPr>
+          <w:rFonts w:ascii="Courier New" w:hAnsi="Courier New"/>
+          <w:sz w:val="17"/>
+        </w:rPr>
+        <w:t xml:space="preserve">  </w:t>
+      </w:r>
+      <w:r>
+        <w:rPr>
+          <w:rFonts w:ascii="Courier New" w:hAnsi="Courier New"/>
+          <w:sz w:val="17"/>
+        </w:rPr>
+        <w:t>const avgExp = team.reduce((sum, m) =&gt; sum + m.experience, 0) / team.length;</w:t>
+      </w:r>
+    </w:p>
+    <w:p>
+      <w:pPr>
+        <w:pStyle w:val="Normal"/>
+        <w:spacing w:lineRule="auto" w:line="240" w:before="0" w:after="0"/>
+        <w:rPr/>
+      </w:pPr>
+      <w:r>
+        <w:rPr>
+          <w:rFonts w:ascii="Courier New" w:hAnsi="Courier New"/>
+          <w:sz w:val="17"/>
+        </w:rPr>
+        <w:t xml:space="preserve">  </w:t>
+      </w:r>
+      <w:r>
+        <w:rPr>
+          <w:rFonts w:ascii="Courier New" w:hAnsi="Courier New"/>
+          <w:sz w:val="17"/>
+        </w:rPr>
+        <w:t>const expScore = Math.min((avgExp / 5.0) * 100, 100);</w:t>
+      </w:r>
+    </w:p>
+    <w:p>
+      <w:pPr>
+        <w:pStyle w:val="Normal"/>
+        <w:spacing w:lineRule="auto" w:line="240" w:before="0" w:after="0"/>
+        <w:rPr/>
+      </w:pPr>
+      <w:r>
+        <w:rPr/>
+      </w:r>
+    </w:p>
+    <w:p>
+      <w:pPr>
+        <w:pStyle w:val="Normal"/>
+        <w:spacing w:lineRule="auto" w:line="240" w:before="0" w:after="0"/>
+        <w:rPr/>
+      </w:pPr>
+      <w:r>
+        <w:rPr>
+          <w:rFonts w:ascii="Courier New" w:hAnsi="Courier New"/>
+          <w:sz w:val="17"/>
+        </w:rPr>
+        <w:t xml:space="preserve">  </w:t>
+      </w:r>
+      <w:r>
+        <w:rPr>
+          <w:rFonts w:ascii="Courier New" w:hAnsi="Courier New"/>
+          <w:sz w:val="17"/>
+        </w:rPr>
+        <w:t>const totalWeight = weights.skillDiversity + weights.cgpa + weights.communication + weights.experience;</w:t>
+      </w:r>
+    </w:p>
+    <w:p>
+      <w:pPr>
+        <w:pStyle w:val="Normal"/>
+        <w:spacing w:lineRule="auto" w:line="240" w:before="0" w:after="0"/>
+        <w:rPr/>
+      </w:pPr>
+      <w:r>
+        <w:rPr>
+          <w:rFonts w:ascii="Courier New" w:hAnsi="Courier New"/>
+          <w:sz w:val="17"/>
+        </w:rPr>
+        <w:t xml:space="preserve">  </w:t>
+      </w:r>
+      <w:r>
+        <w:rPr>
+          <w:rFonts w:ascii="Courier New" w:hAnsi="Courier New"/>
+          <w:sz w:val="17"/>
+        </w:rPr>
+        <w:t>const finalScore = (</w:t>
+      </w:r>
+    </w:p>
+    <w:p>
+      <w:pPr>
+        <w:pStyle w:val="Normal"/>
+        <w:spacing w:lineRule="auto" w:line="240" w:before="0" w:after="0"/>
+        <w:rPr/>
+      </w:pPr>
+      <w:r>
+        <w:rPr>
+          <w:rFonts w:ascii="Courier New" w:hAnsi="Courier New"/>
+          <w:sz w:val="17"/>
+        </w:rPr>
+        <w:t xml:space="preserve">    </w:t>
+      </w:r>
+      <w:r>
+        <w:rPr>
+          <w:rFonts w:ascii="Courier New" w:hAnsi="Courier New"/>
+          <w:sz w:val="17"/>
+        </w:rPr>
+        <w:t>skillDiversityScore * weights.skillDiversity +</w:t>
+      </w:r>
+    </w:p>
+    <w:p>
+      <w:pPr>
+        <w:pStyle w:val="Normal"/>
+        <w:spacing w:lineRule="auto" w:line="240" w:before="0" w:after="0"/>
+        <w:rPr/>
+      </w:pPr>
+      <w:r>
+        <w:rPr>
+          <w:rFonts w:ascii="Courier New" w:hAnsi="Courier New"/>
+          <w:sz w:val="17"/>
+        </w:rPr>
+        <w:t xml:space="preserve">    </w:t>
+      </w:r>
+      <w:r>
+        <w:rPr>
+          <w:rFonts w:ascii="Courier New" w:hAnsi="Courier New"/>
+          <w:sz w:val="17"/>
+        </w:rPr>
+        <w:t>cgpaScore * weights.cgpa +</w:t>
+      </w:r>
+    </w:p>
+    <w:p>
+      <w:pPr>
+        <w:pStyle w:val="Normal"/>
+        <w:spacing w:lineRule="auto" w:line="240" w:before="0" w:after="0"/>
+        <w:rPr/>
+      </w:pPr>
+      <w:r>
+        <w:rPr>
+          <w:rFonts w:ascii="Courier New" w:hAnsi="Courier New"/>
+          <w:sz w:val="17"/>
+        </w:rPr>
+        <w:t xml:space="preserve">    </w:t>
+      </w:r>
+      <w:r>
+        <w:rPr>
+          <w:rFonts w:ascii="Courier New" w:hAnsi="Courier New"/>
+          <w:sz w:val="17"/>
+        </w:rPr>
+        <w:t>commScore * weights.communication +</w:t>
+      </w:r>
+    </w:p>
+    <w:p>
+      <w:pPr>
+        <w:pStyle w:val="Normal"/>
+        <w:spacing w:lineRule="auto" w:line="240" w:before="0" w:after="0"/>
+        <w:rPr/>
+      </w:pPr>
+      <w:r>
+        <w:rPr>
+          <w:rFonts w:ascii="Courier New" w:hAnsi="Courier New"/>
+          <w:sz w:val="17"/>
+        </w:rPr>
+        <w:t xml:space="preserve">    </w:t>
+      </w:r>
+      <w:r>
+        <w:rPr>
+          <w:rFonts w:ascii="Courier New" w:hAnsi="Courier New"/>
+          <w:sz w:val="17"/>
+        </w:rPr>
+        <w:t>expScore * weights.experience</w:t>
+      </w:r>
+    </w:p>
+    <w:p>
+      <w:pPr>
+        <w:pStyle w:val="Normal"/>
+        <w:spacing w:lineRule="auto" w:line="240" w:before="0" w:after="0"/>
+        <w:rPr/>
+      </w:pPr>
+      <w:r>
+        <w:rPr>
+          <w:rFonts w:ascii="Courier New" w:hAnsi="Courier New"/>
+          <w:sz w:val="17"/>
+        </w:rPr>
+        <w:t xml:space="preserve">  </w:t>
+      </w:r>
+      <w:r>
+        <w:rPr>
+          <w:rFonts w:ascii="Courier New" w:hAnsi="Courier New"/>
+          <w:sz w:val="17"/>
+        </w:rPr>
+        <w:t>) / totalWeight;</w:t>
+      </w:r>
+    </w:p>
+    <w:p>
+      <w:pPr>
+        <w:pStyle w:val="Normal"/>
+        <w:spacing w:lineRule="auto" w:line="240" w:before="0" w:after="0"/>
+        <w:rPr/>
+      </w:pPr>
+      <w:r>
+        <w:rPr/>
+      </w:r>
+    </w:p>
+    <w:p>
+      <w:pPr>
+        <w:pStyle w:val="Normal"/>
+        <w:spacing w:lineRule="auto" w:line="240" w:before="0" w:after="0"/>
+        <w:rPr/>
+      </w:pPr>
+      <w:r>
+        <w:rPr>
+          <w:rFonts w:ascii="Courier New" w:hAnsi="Courier New"/>
+          <w:sz w:val="17"/>
+        </w:rPr>
+        <w:t xml:space="preserve">  </w:t>
+      </w:r>
+      <w:r>
+        <w:rPr>
+          <w:rFonts w:ascii="Courier New" w:hAnsi="Courier New"/>
+          <w:sz w:val="17"/>
+        </w:rPr>
+        <w:t>return {</w:t>
+      </w:r>
+    </w:p>
+    <w:p>
+      <w:pPr>
+        <w:pStyle w:val="Normal"/>
+        <w:spacing w:lineRule="auto" w:line="240" w:before="0" w:after="0"/>
+        <w:rPr/>
+      </w:pPr>
+      <w:r>
+        <w:rPr>
+          <w:rFonts w:ascii="Courier New" w:hAnsi="Courier New"/>
+          <w:sz w:val="17"/>
+        </w:rPr>
+        <w:t xml:space="preserve">    </w:t>
+      </w:r>
+      <w:r>
+        <w:rPr>
+          <w:rFonts w:ascii="Courier New" w:hAnsi="Courier New"/>
+          <w:sz w:val="17"/>
+        </w:rPr>
+        <w:t>fitness: parseFloat(finalScore.toFixed(2)),</w:t>
+      </w:r>
+    </w:p>
+    <w:p>
+      <w:pPr>
+        <w:pStyle w:val="Normal"/>
+        <w:spacing w:lineRule="auto" w:line="240" w:before="0" w:after="0"/>
+        <w:rPr/>
+      </w:pPr>
+      <w:r>
+        <w:rPr>
+          <w:rFonts w:ascii="Courier New" w:hAnsi="Courier New"/>
+          <w:sz w:val="17"/>
+        </w:rPr>
+        <w:t xml:space="preserve">    </w:t>
+      </w:r>
+      <w:r>
+        <w:rPr>
+          <w:rFonts w:ascii="Courier New" w:hAnsi="Courier New"/>
+          <w:sz w:val="17"/>
+        </w:rPr>
+        <w:t>breakdown: {</w:t>
+      </w:r>
+    </w:p>
+    <w:p>
+      <w:pPr>
+        <w:pStyle w:val="Normal"/>
+        <w:spacing w:lineRule="auto" w:line="240" w:before="0" w:after="0"/>
+        <w:rPr/>
+      </w:pPr>
+      <w:r>
+        <w:rPr>
+          <w:rFonts w:ascii="Courier New" w:hAnsi="Courier New"/>
+          <w:sz w:val="17"/>
+        </w:rPr>
+        <w:t xml:space="preserve">      </w:t>
+      </w:r>
+      <w:r>
+        <w:rPr>
+          <w:rFonts w:ascii="Courier New" w:hAnsi="Courier New"/>
+          <w:sz w:val="17"/>
+        </w:rPr>
+        <w:t>skillDiversity: parseFloat(skillDiversityScore.toFixed(1)),</w:t>
+      </w:r>
+    </w:p>
+    <w:p>
+      <w:pPr>
+        <w:pStyle w:val="Normal"/>
+        <w:spacing w:lineRule="auto" w:line="240" w:before="0" w:after="0"/>
+        <w:rPr/>
+      </w:pPr>
+      <w:r>
+        <w:rPr>
+          <w:rFonts w:ascii="Courier New" w:hAnsi="Courier New"/>
+          <w:sz w:val="17"/>
+        </w:rPr>
+        <w:t xml:space="preserve">      </w:t>
+      </w:r>
+      <w:r>
+        <w:rPr>
+          <w:rFonts w:ascii="Courier New" w:hAnsi="Courier New"/>
+          <w:sz w:val="17"/>
+        </w:rPr>
+        <w:t>cgpa: parseFloat(cgpaScore.toFixed(1)),</w:t>
+      </w:r>
+    </w:p>
+    <w:p>
+      <w:pPr>
+        <w:pStyle w:val="Normal"/>
+        <w:spacing w:lineRule="auto" w:line="240" w:before="0" w:after="0"/>
+        <w:rPr/>
+      </w:pPr>
+      <w:r>
+        <w:rPr>
+          <w:rFonts w:ascii="Courier New" w:hAnsi="Courier New"/>
+          <w:sz w:val="17"/>
+        </w:rPr>
+        <w:t xml:space="preserve">      </w:t>
+      </w:r>
+      <w:r>
+        <w:rPr>
+          <w:rFonts w:ascii="Courier New" w:hAnsi="Courier New"/>
+          <w:sz w:val="17"/>
+        </w:rPr>
+        <w:t>communication: parseFloat(commScore.toFixed(1)),</w:t>
+      </w:r>
+    </w:p>
+    <w:p>
+      <w:pPr>
+        <w:pStyle w:val="Normal"/>
+        <w:spacing w:lineRule="auto" w:line="240" w:before="0" w:after="0"/>
+        <w:rPr/>
+      </w:pPr>
+      <w:r>
+        <w:rPr>
+          <w:rFonts w:ascii="Courier New" w:hAnsi="Courier New"/>
+          <w:sz w:val="17"/>
+        </w:rPr>
+        <w:t xml:space="preserve">      </w:t>
+      </w:r>
+      <w:r>
+        <w:rPr>
+          <w:rFonts w:ascii="Courier New" w:hAnsi="Courier New"/>
+          <w:sz w:val="17"/>
+        </w:rPr>
+        <w:t>experience: parseFloat(expScore.toFixed(1))</w:t>
+      </w:r>
+    </w:p>
+    <w:p>
+      <w:pPr>
+        <w:pStyle w:val="Normal"/>
+        <w:spacing w:lineRule="auto" w:line="240" w:before="0" w:after="0"/>
+        <w:rPr/>
+      </w:pPr>
+      <w:r>
+        <w:rPr>
+          <w:rFonts w:ascii="Courier New" w:hAnsi="Courier New"/>
+          <w:sz w:val="17"/>
+        </w:rPr>
+        <w:t xml:space="preserve">    </w:t>
+      </w:r>
+      <w:r>
+        <w:rPr>
+          <w:rFonts w:ascii="Courier New" w:hAnsi="Courier New"/>
+          <w:sz w:val="17"/>
+        </w:rPr>
+        <w:t>}</w:t>
+      </w:r>
+    </w:p>
+    <w:p>
+      <w:pPr>
+        <w:pStyle w:val="Normal"/>
+        <w:spacing w:lineRule="auto" w:line="240" w:before="0" w:after="0"/>
+        <w:rPr/>
+      </w:pPr>
+      <w:r>
+        <w:rPr>
+          <w:rFonts w:ascii="Courier New" w:hAnsi="Courier New"/>
+          <w:sz w:val="17"/>
+        </w:rPr>
+        <w:t xml:space="preserve">  </w:t>
+      </w:r>
+      <w:r>
+        <w:rPr>
+          <w:rFonts w:ascii="Courier New" w:hAnsi="Courier New"/>
+          <w:sz w:val="17"/>
+        </w:rPr>
+        <w:t>};</w:t>
+      </w:r>
+    </w:p>
+    <w:p>
+      <w:pPr>
+        <w:pStyle w:val="Normal"/>
+        <w:spacing w:lineRule="auto" w:line="240" w:before="0" w:after="0"/>
+        <w:rPr/>
+      </w:pPr>
+      <w:r>
+        <w:rPr>
+          <w:rFonts w:ascii="Courier New" w:hAnsi="Courier New"/>
+          <w:sz w:val="17"/>
+        </w:rPr>
+        <w:t>}</w:t>
+      </w:r>
+    </w:p>
+    <w:p>
+      <w:pPr>
+        <w:pStyle w:val="Normal"/>
+        <w:spacing w:lineRule="auto" w:line="240" w:before="0" w:after="0"/>
+        <w:rPr/>
+      </w:pPr>
+      <w:r>
+        <w:rPr/>
+      </w:r>
+    </w:p>
+    <w:p>
+      <w:pPr>
+        <w:pStyle w:val="Normal"/>
+        <w:spacing w:lineRule="auto" w:line="240" w:before="0" w:after="0"/>
+        <w:rPr/>
       </w:pPr>
       <w:r>
         <w:rPr>
@@ -5650,7 +6137,9 @@
     </w:p>
     <w:p>
       <w:pPr>
-        <w:spacing w:before="0" w:after="0" w:line="240" w:lineRule="auto"/>
+        <w:pStyle w:val="Normal"/>
+        <w:spacing w:lineRule="auto" w:line="240" w:before="0" w:after="0"/>
+        <w:rPr/>
       </w:pPr>
       <w:r>
         <w:rPr>
@@ -5662,18 +6151,19 @@
     </w:p>
     <w:p>
       <w:pPr>
-        <w:spacing w:before="0" w:after="0" w:line="240" w:lineRule="auto"/>
-      </w:pPr>
-      <w:r>
-        <w:rPr>
-          <w:rFonts w:ascii="Courier New" w:hAnsi="Courier New"/>
-          <w:sz w:val="17"/>
-        </w:rPr>
-      </w:r>
-    </w:p>
-    <w:p>
-      <w:pPr>
-        <w:spacing w:before="0" w:after="0" w:line="240" w:lineRule="auto"/>
+        <w:pStyle w:val="Normal"/>
+        <w:spacing w:lineRule="auto" w:line="240" w:before="0" w:after="0"/>
+        <w:rPr/>
+      </w:pPr>
+      <w:r>
+        <w:rPr/>
+      </w:r>
+    </w:p>
+    <w:p>
+      <w:pPr>
+        <w:pStyle w:val="Normal"/>
+        <w:spacing w:lineRule="auto" w:line="240" w:before="0" w:after="0"/>
+        <w:rPr/>
       </w:pPr>
       <w:r>
         <w:rPr>
@@ -5685,674 +6175,195 @@
     </w:p>
     <w:p>
       <w:pPr>
-        <w:spacing w:before="0" w:after="0" w:line="240" w:lineRule="auto"/>
-      </w:pPr>
-      <w:r>
-        <w:rPr>
-          <w:rFonts w:ascii="Courier New" w:hAnsi="Courier New"/>
-          <w:sz w:val="17"/>
-        </w:rPr>
-        <w:t xml:space="preserve">  const feasibleSpace = [];</w:t>
-      </w:r>
-    </w:p>
-    <w:p>
-      <w:pPr>
-        <w:spacing w:before="0" w:after="0" w:line="240" w:lineRule="auto"/>
-      </w:pPr>
-      <w:r>
-        <w:rPr>
-          <w:rFonts w:ascii="Courier New" w:hAnsi="Courier New"/>
-          <w:sz w:val="17"/>
-        </w:rPr>
-        <w:t xml:space="preserve">  let stepsCount = 0;</w:t>
-      </w:r>
-    </w:p>
-    <w:p>
-      <w:pPr>
-        <w:spacing w:before="0" w:after="0" w:line="240" w:lineRule="auto"/>
-      </w:pPr>
-      <w:r>
-        <w:rPr>
-          <w:rFonts w:ascii="Courier New" w:hAnsi="Courier New"/>
-          <w:sz w:val="17"/>
-        </w:rPr>
-      </w:r>
-    </w:p>
-    <w:p>
-      <w:pPr>
-        <w:spacing w:before="0" w:after="0" w:line="240" w:lineRule="auto"/>
-      </w:pPr>
-      <w:r>
-        <w:rPr>
-          <w:rFonts w:ascii="Courier New" w:hAnsi="Courier New"/>
-          <w:sz w:val="17"/>
-        </w:rPr>
-        <w:t xml:space="preserve">  function* search(startIndex, currentTeam) {</w:t>
-      </w:r>
-    </w:p>
-    <w:p>
-      <w:pPr>
-        <w:spacing w:before="0" w:after="0" w:line="240" w:lineRule="auto"/>
-      </w:pPr>
-      <w:r>
-        <w:rPr>
-          <w:rFonts w:ascii="Courier New" w:hAnsi="Courier New"/>
-          <w:sz w:val="17"/>
-        </w:rPr>
-        <w:t xml:space="preserve">    stepsCount++;</w:t>
-      </w:r>
-    </w:p>
-    <w:p>
-      <w:pPr>
-        <w:spacing w:before="0" w:after="0" w:line="240" w:lineRule="auto"/>
-      </w:pPr>
-      <w:r>
-        <w:rPr>
-          <w:rFonts w:ascii="Courier New" w:hAnsi="Courier New"/>
-          <w:sz w:val="17"/>
-        </w:rPr>
-        <w:t xml:space="preserve">    if (currentTeam.length === teamSize) {</w:t>
-      </w:r>
-    </w:p>
-    <w:p>
-      <w:pPr>
-        <w:spacing w:before="0" w:after="0" w:line="240" w:lineRule="auto"/>
-      </w:pPr>
-      <w:r>
-        <w:rPr>
-          <w:rFonts w:ascii="Courier New" w:hAnsi="Courier New"/>
-          <w:sz w:val="17"/>
-        </w:rPr>
-        <w:t xml:space="preserve">      if (isFeasible(currentTeam, teamSize, roleRequirements)) {</w:t>
-      </w:r>
-    </w:p>
-    <w:p>
-      <w:pPr>
-        <w:spacing w:before="0" w:after="0" w:line="240" w:lineRule="auto"/>
-      </w:pPr>
-      <w:r>
-        <w:rPr>
-          <w:rFonts w:ascii="Courier New" w:hAnsi="Courier New"/>
-          <w:sz w:val="17"/>
-        </w:rPr>
-        <w:t xml:space="preserve">        feasibleSpace.push([...currentTeam]);</w:t>
-      </w:r>
-    </w:p>
-    <w:p>
-      <w:pPr>
-        <w:spacing w:before="0" w:after="0" w:line="240" w:lineRule="auto"/>
-      </w:pPr>
-      <w:r>
-        <w:rPr>
-          <w:rFonts w:ascii="Courier New" w:hAnsi="Courier New"/>
-          <w:sz w:val="17"/>
-        </w:rPr>
-        <w:t xml:space="preserve">        yield { type: "SOLUTION", team: [...currentTeam], feasibleSpaceCount: feasibleSpace.length, stepsCount };</w:t>
-      </w:r>
-    </w:p>
-    <w:p>
-      <w:pPr>
-        <w:spacing w:before="0" w:after="0" w:line="240" w:lineRule="auto"/>
-      </w:pPr>
-      <w:r>
-        <w:rPr>
-          <w:rFonts w:ascii="Courier New" w:hAnsi="Courier New"/>
-          <w:sz w:val="17"/>
-        </w:rPr>
-        <w:t xml:space="preserve">      }</w:t>
-      </w:r>
-    </w:p>
-    <w:p>
-      <w:pPr>
-        <w:spacing w:before="0" w:after="0" w:line="240" w:lineRule="auto"/>
-      </w:pPr>
-      <w:r>
-        <w:rPr>
-          <w:rFonts w:ascii="Courier New" w:hAnsi="Courier New"/>
-          <w:sz w:val="17"/>
-        </w:rPr>
-        <w:t xml:space="preserve">      return;</w:t>
-      </w:r>
-    </w:p>
-    <w:p>
-      <w:pPr>
-        <w:spacing w:before="0" w:after="0" w:line="240" w:lineRule="auto"/>
-      </w:pPr>
-      <w:r>
-        <w:rPr>
-          <w:rFonts w:ascii="Courier New" w:hAnsi="Courier New"/>
-          <w:sz w:val="17"/>
-        </w:rPr>
-        <w:t xml:space="preserve">    }</w:t>
-      </w:r>
-    </w:p>
-    <w:p>
-      <w:pPr>
-        <w:spacing w:before="0" w:after="0" w:line="240" w:lineRule="auto"/>
-      </w:pPr>
-      <w:r>
-        <w:rPr>
-          <w:rFonts w:ascii="Courier New" w:hAnsi="Courier New"/>
-          <w:sz w:val="17"/>
-        </w:rPr>
-        <w:t xml:space="preserve">    if (startIndex &gt;= candidates.length) return;</w:t>
-      </w:r>
-    </w:p>
-    <w:p>
-      <w:pPr>
-        <w:spacing w:before="0" w:after="0" w:line="240" w:lineRule="auto"/>
-      </w:pPr>
-      <w:r>
-        <w:rPr>
-          <w:rFonts w:ascii="Courier New" w:hAnsi="Courier New"/>
-          <w:sz w:val="17"/>
-        </w:rPr>
-      </w:r>
-    </w:p>
-    <w:p>
-      <w:pPr>
-        <w:spacing w:before="0" w:after="0" w:line="240" w:lineRule="auto"/>
-      </w:pPr>
-      <w:r>
-        <w:rPr>
-          <w:rFonts w:ascii="Courier New" w:hAnsi="Courier New"/>
-          <w:sz w:val="17"/>
-        </w:rPr>
-        <w:t xml:space="preserve">    // Pruning Rule 1: Role Deficit</w:t>
-      </w:r>
-    </w:p>
-    <w:p>
-      <w:pPr>
-        <w:spacing w:before="0" w:after="0" w:line="240" w:lineRule="auto"/>
-      </w:pPr>
-      <w:r>
-        <w:rPr>
-          <w:rFonts w:ascii="Courier New" w:hAnsi="Courier New"/>
-          <w:sz w:val="17"/>
-        </w:rPr>
-        <w:t xml:space="preserve">    const currentRoleCounts = {};</w:t>
-      </w:r>
-    </w:p>
-    <w:p>
-      <w:pPr>
-        <w:spacing w:before="0" w:after="0" w:line="240" w:lineRule="auto"/>
-      </w:pPr>
-      <w:r>
-        <w:rPr>
-          <w:rFonts w:ascii="Courier New" w:hAnsi="Courier New"/>
-          <w:sz w:val="17"/>
-        </w:rPr>
-        <w:t xml:space="preserve">    for (const member of currentTeam) {</w:t>
-      </w:r>
-    </w:p>
-    <w:p>
-      <w:pPr>
-        <w:spacing w:before="0" w:after="0" w:line="240" w:lineRule="auto"/>
-      </w:pPr>
-      <w:r>
-        <w:rPr>
-          <w:rFonts w:ascii="Courier New" w:hAnsi="Courier New"/>
-          <w:sz w:val="17"/>
-        </w:rPr>
-        <w:t xml:space="preserve">      currentRoleCounts[member.role] = (currentRoleCounts[member.role] || 0) + 1;</w:t>
-      </w:r>
-    </w:p>
-    <w:p>
-      <w:pPr>
-        <w:spacing w:before="0" w:after="0" w:line="240" w:lineRule="auto"/>
-      </w:pPr>
-      <w:r>
-        <w:rPr>
-          <w:rFonts w:ascii="Courier New" w:hAnsi="Courier New"/>
-          <w:sz w:val="17"/>
-        </w:rPr>
-        <w:t xml:space="preserve">    }</w:t>
-      </w:r>
-    </w:p>
-    <w:p>
-      <w:pPr>
-        <w:spacing w:before="0" w:after="0" w:line="240" w:lineRule="auto"/>
-      </w:pPr>
-      <w:r>
-        <w:rPr>
-          <w:rFonts w:ascii="Courier New" w:hAnsi="Courier New"/>
-          <w:sz w:val="17"/>
-        </w:rPr>
-        <w:t xml:space="preserve">    let outstandingRolesCount = 0;</w:t>
-      </w:r>
-    </w:p>
-    <w:p>
-      <w:pPr>
-        <w:spacing w:before="0" w:after="0" w:line="240" w:lineRule="auto"/>
-      </w:pPr>
-      <w:r>
-        <w:rPr>
-          <w:rFonts w:ascii="Courier New" w:hAnsi="Courier New"/>
-          <w:sz w:val="17"/>
-        </w:rPr>
-        <w:t xml:space="preserve">    for (const role of Object.keys(roleRequirements)) {</w:t>
-      </w:r>
-    </w:p>
-    <w:p>
-      <w:pPr>
-        <w:spacing w:before="0" w:after="0" w:line="240" w:lineRule="auto"/>
-      </w:pPr>
-      <w:r>
-        <w:rPr>
-          <w:rFonts w:ascii="Courier New" w:hAnsi="Courier New"/>
-          <w:sz w:val="17"/>
-        </w:rPr>
-        <w:t xml:space="preserve">      const required = roleRequirements[role] || 0;</w:t>
-      </w:r>
-    </w:p>
-    <w:p>
-      <w:pPr>
-        <w:spacing w:before="0" w:after="0" w:line="240" w:lineRule="auto"/>
-      </w:pPr>
-      <w:r>
-        <w:rPr>
-          <w:rFonts w:ascii="Courier New" w:hAnsi="Courier New"/>
-          <w:sz w:val="17"/>
-        </w:rPr>
-        <w:t xml:space="preserve">      const actual = currentRoleCounts[role] || 0;</w:t>
-      </w:r>
-    </w:p>
-    <w:p>
-      <w:pPr>
-        <w:spacing w:before="0" w:after="0" w:line="240" w:lineRule="auto"/>
-      </w:pPr>
-      <w:r>
-        <w:rPr>
-          <w:rFonts w:ascii="Courier New" w:hAnsi="Courier New"/>
-          <w:sz w:val="17"/>
-        </w:rPr>
-        <w:t xml:space="preserve">      outstandingRolesCount += Math.max(0, required - actual);</w:t>
-      </w:r>
-    </w:p>
-    <w:p>
-      <w:pPr>
-        <w:spacing w:before="0" w:after="0" w:line="240" w:lineRule="auto"/>
-      </w:pPr>
-      <w:r>
-        <w:rPr>
-          <w:rFonts w:ascii="Courier New" w:hAnsi="Courier New"/>
-          <w:sz w:val="17"/>
-        </w:rPr>
-        <w:t xml:space="preserve">    }</w:t>
-      </w:r>
-    </w:p>
-    <w:p>
-      <w:pPr>
-        <w:spacing w:before="0" w:after="0" w:line="240" w:lineRule="auto"/>
-      </w:pPr>
-      <w:r>
-        <w:rPr>
-          <w:rFonts w:ascii="Courier New" w:hAnsi="Courier New"/>
-          <w:sz w:val="17"/>
-        </w:rPr>
-        <w:t xml:space="preserve">    const remainingSlots = teamSize - currentTeam.length;</w:t>
-      </w:r>
-    </w:p>
-    <w:p>
-      <w:pPr>
-        <w:spacing w:before="0" w:after="0" w:line="240" w:lineRule="auto"/>
-      </w:pPr>
-      <w:r>
-        <w:rPr>
-          <w:rFonts w:ascii="Courier New" w:hAnsi="Courier New"/>
-          <w:sz w:val="17"/>
-        </w:rPr>
-        <w:t xml:space="preserve">    if (outstandingRolesCount &gt; remainingSlots) return;</w:t>
-      </w:r>
-    </w:p>
-    <w:p>
-      <w:pPr>
-        <w:spacing w:before="0" w:after="0" w:line="240" w:lineRule="auto"/>
-      </w:pPr>
-      <w:r>
-        <w:rPr>
-          <w:rFonts w:ascii="Courier New" w:hAnsi="Courier New"/>
-          <w:sz w:val="17"/>
-        </w:rPr>
-      </w:r>
-    </w:p>
-    <w:p>
-      <w:pPr>
-        <w:spacing w:before="0" w:after="0" w:line="240" w:lineRule="auto"/>
-      </w:pPr>
-      <w:r>
-        <w:rPr>
-          <w:rFonts w:ascii="Courier New" w:hAnsi="Courier New"/>
-          <w:sz w:val="17"/>
-        </w:rPr>
-        <w:t xml:space="preserve">    // Pruning Rule 2: Pool Exhausted</w:t>
-      </w:r>
-    </w:p>
-    <w:p>
-      <w:pPr>
-        <w:spacing w:before="0" w:after="0" w:line="240" w:lineRule="auto"/>
-      </w:pPr>
-      <w:r>
-        <w:rPr>
-          <w:rFonts w:ascii="Courier New" w:hAnsi="Courier New"/>
-          <w:sz w:val="17"/>
-        </w:rPr>
-        <w:t xml:space="preserve">    const remainingPoolSize = candidates.length - startIndex;</w:t>
-      </w:r>
-    </w:p>
-    <w:p>
-      <w:pPr>
-        <w:spacing w:before="0" w:after="0" w:line="240" w:lineRule="auto"/>
-      </w:pPr>
-      <w:r>
-        <w:rPr>
-          <w:rFonts w:ascii="Courier New" w:hAnsi="Courier New"/>
-          <w:sz w:val="17"/>
-        </w:rPr>
-        <w:t xml:space="preserve">    if (remainingPoolSize &lt; remainingSlots) return;</w:t>
-      </w:r>
-    </w:p>
-    <w:p>
-      <w:pPr>
-        <w:spacing w:before="0" w:after="0" w:line="240" w:lineRule="auto"/>
-      </w:pPr>
-      <w:r>
-        <w:rPr>
-          <w:rFonts w:ascii="Courier New" w:hAnsi="Courier New"/>
-          <w:sz w:val="17"/>
-        </w:rPr>
-      </w:r>
-    </w:p>
-    <w:p>
-      <w:pPr>
-        <w:spacing w:before="0" w:after="0" w:line="240" w:lineRule="auto"/>
-      </w:pPr>
-      <w:r>
-        <w:rPr>
-          <w:rFonts w:ascii="Courier New" w:hAnsi="Courier New"/>
-          <w:sz w:val="17"/>
-        </w:rPr>
-        <w:t xml:space="preserve">    // Pruning Rule 3: Role Unavailability in Remaining Pool</w:t>
-      </w:r>
-    </w:p>
-    <w:p>
-      <w:pPr>
-        <w:spacing w:before="0" w:after="0" w:line="240" w:lineRule="auto"/>
-      </w:pPr>
-      <w:r>
-        <w:rPr>
-          <w:rFonts w:ascii="Courier New" w:hAnsi="Courier New"/>
-          <w:sz w:val="17"/>
-        </w:rPr>
-        <w:t xml:space="preserve">    const remainingRolesInPool = {};</w:t>
-      </w:r>
-    </w:p>
-    <w:p>
-      <w:pPr>
-        <w:spacing w:before="0" w:after="0" w:line="240" w:lineRule="auto"/>
-      </w:pPr>
-      <w:r>
-        <w:rPr>
-          <w:rFonts w:ascii="Courier New" w:hAnsi="Courier New"/>
-          <w:sz w:val="17"/>
-        </w:rPr>
-        <w:t xml:space="preserve">    for (let i = startIndex; i &lt; candidates.length; i++) {</w:t>
-      </w:r>
-    </w:p>
-    <w:p>
-      <w:pPr>
-        <w:spacing w:before="0" w:after="0" w:line="240" w:lineRule="auto"/>
-      </w:pPr>
-      <w:r>
-        <w:rPr>
-          <w:rFonts w:ascii="Courier New" w:hAnsi="Courier New"/>
-          <w:sz w:val="17"/>
-        </w:rPr>
-        <w:t xml:space="preserve">      const r = candidates[i].role;</w:t>
-      </w:r>
-    </w:p>
-    <w:p>
-      <w:pPr>
-        <w:spacing w:before="0" w:after="0" w:line="240" w:lineRule="auto"/>
-      </w:pPr>
-      <w:r>
-        <w:rPr>
-          <w:rFonts w:ascii="Courier New" w:hAnsi="Courier New"/>
-          <w:sz w:val="17"/>
-        </w:rPr>
-        <w:t xml:space="preserve">      remainingRolesInPool[r] = (remainingRolesInPool[r] || 0) + 1;</w:t>
-      </w:r>
-    </w:p>
-    <w:p>
-      <w:pPr>
-        <w:spacing w:before="0" w:after="0" w:line="240" w:lineRule="auto"/>
-      </w:pPr>
-      <w:r>
-        <w:rPr>
-          <w:rFonts w:ascii="Courier New" w:hAnsi="Courier New"/>
-          <w:sz w:val="17"/>
-        </w:rPr>
-        <w:t xml:space="preserve">    }</w:t>
-      </w:r>
-    </w:p>
-    <w:p>
-      <w:pPr>
-        <w:spacing w:before="0" w:after="0" w:line="240" w:lineRule="auto"/>
-      </w:pPr>
-      <w:r>
-        <w:rPr>
-          <w:rFonts w:ascii="Courier New" w:hAnsi="Courier New"/>
-          <w:sz w:val="17"/>
-        </w:rPr>
-        <w:t xml:space="preserve">    for (const role of Object.keys(roleRequirements)) {</w:t>
-      </w:r>
-    </w:p>
-    <w:p>
-      <w:pPr>
-        <w:spacing w:before="0" w:after="0" w:line="240" w:lineRule="auto"/>
-      </w:pPr>
-      <w:r>
-        <w:rPr>
-          <w:rFonts w:ascii="Courier New" w:hAnsi="Courier New"/>
-          <w:sz w:val="17"/>
-        </w:rPr>
-        <w:t xml:space="preserve">      const required = roleRequirements[role] || 0;</w:t>
-      </w:r>
-    </w:p>
-    <w:p>
-      <w:pPr>
-        <w:spacing w:before="0" w:after="0" w:line="240" w:lineRule="auto"/>
-      </w:pPr>
-      <w:r>
-        <w:rPr>
-          <w:rFonts w:ascii="Courier New" w:hAnsi="Courier New"/>
-          <w:sz w:val="17"/>
-        </w:rPr>
-        <w:t xml:space="preserve">      const actual = currentRoleCounts[role] || 0;</w:t>
-      </w:r>
-    </w:p>
-    <w:p>
-      <w:pPr>
-        <w:spacing w:before="0" w:after="0" w:line="240" w:lineRule="auto"/>
-      </w:pPr>
-      <w:r>
-        <w:rPr>
-          <w:rFonts w:ascii="Courier New" w:hAnsi="Courier New"/>
-          <w:sz w:val="17"/>
-        </w:rPr>
-        <w:t xml:space="preserve">      const outstanding = Math.max(0, required - actual);</w:t>
-      </w:r>
-    </w:p>
-    <w:p>
-      <w:pPr>
-        <w:spacing w:before="0" w:after="0" w:line="240" w:lineRule="auto"/>
-      </w:pPr>
-      <w:r>
-        <w:rPr>
-          <w:rFonts w:ascii="Courier New" w:hAnsi="Courier New"/>
-          <w:sz w:val="17"/>
-        </w:rPr>
-        <w:t xml:space="preserve">      const available = remainingRolesInPool[role] || 0;</w:t>
-      </w:r>
-    </w:p>
-    <w:p>
-      <w:pPr>
-        <w:spacing w:before="0" w:after="0" w:line="240" w:lineRule="auto"/>
-      </w:pPr>
-      <w:r>
-        <w:rPr>
-          <w:rFonts w:ascii="Courier New" w:hAnsi="Courier New"/>
-          <w:sz w:val="17"/>
-        </w:rPr>
-        <w:t xml:space="preserve">      if (outstanding &gt; available) return;</w:t>
-      </w:r>
-    </w:p>
-    <w:p>
-      <w:pPr>
-        <w:spacing w:before="0" w:after="0" w:line="240" w:lineRule="auto"/>
-      </w:pPr>
-      <w:r>
-        <w:rPr>
-          <w:rFonts w:ascii="Courier New" w:hAnsi="Courier New"/>
-          <w:sz w:val="17"/>
-        </w:rPr>
-        <w:t xml:space="preserve">    }</w:t>
-      </w:r>
-    </w:p>
-    <w:p>
-      <w:pPr>
-        <w:spacing w:before="0" w:after="0" w:line="240" w:lineRule="auto"/>
-      </w:pPr>
-      <w:r>
-        <w:rPr>
-          <w:rFonts w:ascii="Courier New" w:hAnsi="Courier New"/>
-          <w:sz w:val="17"/>
-        </w:rPr>
-      </w:r>
-    </w:p>
-    <w:p>
-      <w:pPr>
-        <w:spacing w:before="0" w:after="0" w:line="240" w:lineRule="auto"/>
-      </w:pPr>
-      <w:r>
-        <w:rPr>
-          <w:rFonts w:ascii="Courier New" w:hAnsi="Courier New"/>
-          <w:sz w:val="17"/>
-        </w:rPr>
-        <w:t xml:space="preserve">    // Branching Selection</w:t>
-      </w:r>
-    </w:p>
-    <w:p>
-      <w:pPr>
-        <w:spacing w:before="0" w:after="0" w:line="240" w:lineRule="auto"/>
-      </w:pPr>
-      <w:r>
-        <w:rPr>
-          <w:rFonts w:ascii="Courier New" w:hAnsi="Courier New"/>
-          <w:sz w:val="17"/>
-        </w:rPr>
-        <w:t xml:space="preserve">    for (let i = startIndex; i &lt; candidates.length; i++) {</w:t>
-      </w:r>
-    </w:p>
-    <w:p>
-      <w:pPr>
-        <w:spacing w:before="0" w:after="0" w:line="240" w:lineRule="auto"/>
-      </w:pPr>
-      <w:r>
-        <w:rPr>
-          <w:rFonts w:ascii="Courier New" w:hAnsi="Courier New"/>
-          <w:sz w:val="17"/>
-        </w:rPr>
-        <w:t xml:space="preserve">      if (feasibleSpace.length &gt;= maxSeedPool) return;</w:t>
-      </w:r>
-    </w:p>
-    <w:p>
-      <w:pPr>
-        <w:spacing w:before="0" w:after="0" w:line="240" w:lineRule="auto"/>
-      </w:pPr>
-      <w:r>
-        <w:rPr>
-          <w:rFonts w:ascii="Courier New" w:hAnsi="Courier New"/>
-          <w:sz w:val="17"/>
-        </w:rPr>
-        <w:t xml:space="preserve">      currentTeam.push(candidates[i]);</w:t>
-      </w:r>
-    </w:p>
-    <w:p>
-      <w:pPr>
-        <w:spacing w:before="0" w:after="0" w:line="240" w:lineRule="auto"/>
-      </w:pPr>
-      <w:r>
-        <w:rPr>
-          <w:rFonts w:ascii="Courier New" w:hAnsi="Courier New"/>
-          <w:sz w:val="17"/>
-        </w:rPr>
-        <w:t xml:space="preserve">      yield* search(i + 1, currentTeam);</w:t>
-      </w:r>
-    </w:p>
-    <w:p>
-      <w:pPr>
-        <w:spacing w:before="0" w:after="0" w:line="240" w:lineRule="auto"/>
-      </w:pPr>
-      <w:r>
-        <w:rPr>
-          <w:rFonts w:ascii="Courier New" w:hAnsi="Courier New"/>
-          <w:sz w:val="17"/>
-        </w:rPr>
-        <w:t xml:space="preserve">      currentTeam.pop(); // Backtrack</w:t>
-      </w:r>
-    </w:p>
-    <w:p>
-      <w:pPr>
-        <w:spacing w:before="0" w:after="0" w:line="240" w:lineRule="auto"/>
-      </w:pPr>
-      <w:r>
-        <w:rPr>
-          <w:rFonts w:ascii="Courier New" w:hAnsi="Courier New"/>
-          <w:sz w:val="17"/>
-        </w:rPr>
-        <w:t xml:space="preserve">    }</w:t>
-      </w:r>
-    </w:p>
-    <w:p>
-      <w:pPr>
-        <w:spacing w:before="0" w:after="0" w:line="240" w:lineRule="auto"/>
-      </w:pPr>
-      <w:r>
-        <w:rPr>
-          <w:rFonts w:ascii="Courier New" w:hAnsi="Courier New"/>
-          <w:sz w:val="17"/>
-        </w:rPr>
-        <w:t xml:space="preserve">  }</w:t>
-      </w:r>
-    </w:p>
-    <w:p>
-      <w:pPr>
-        <w:spacing w:before="0" w:after="0" w:line="240" w:lineRule="auto"/>
-      </w:pPr>
-      <w:r>
-        <w:rPr>
-          <w:rFonts w:ascii="Courier New" w:hAnsi="Courier New"/>
-          <w:sz w:val="17"/>
-        </w:rPr>
-      </w:r>
-    </w:p>
-    <w:p>
-      <w:pPr>
-        <w:spacing w:before="0" w:after="0" w:line="240" w:lineRule="auto"/>
-      </w:pPr>
-      <w:r>
-        <w:rPr>
-          <w:rFonts w:ascii="Courier New" w:hAnsi="Courier New"/>
-          <w:sz w:val="17"/>
-        </w:rPr>
-        <w:t xml:space="preserve">  yield* search(0, []);</w:t>
-      </w:r>
-    </w:p>
-    <w:p>
-      <w:pPr>
-        <w:spacing w:before="0" w:after="0" w:line="240" w:lineRule="auto"/>
-      </w:pPr>
+        <w:pStyle w:val="Normal"/>
+        <w:spacing w:lineRule="auto" w:line="240" w:before="0" w:after="0"/>
+        <w:rPr/>
+      </w:pPr>
+      <w:r>
+        <w:rPr>
+          <w:rFonts w:ascii="Courier New" w:hAnsi="Courier New"/>
+          <w:sz w:val="17"/>
+        </w:rPr>
+        <w:t xml:space="preserve">  </w:t>
+      </w:r>
+      <w:r>
+        <w:rPr>
+          <w:rFonts w:ascii="Courier New" w:hAnsi="Courier New"/>
+          <w:sz w:val="17"/>
+        </w:rPr>
+        <w:t>const feasibleSpace = [];</w:t>
+      </w:r>
+    </w:p>
+    <w:p>
+      <w:pPr>
+        <w:pStyle w:val="Normal"/>
+        <w:spacing w:lineRule="auto" w:line="240" w:before="0" w:after="0"/>
+        <w:rPr/>
+      </w:pPr>
+      <w:r>
+        <w:rPr>
+          <w:rFonts w:ascii="Courier New" w:hAnsi="Courier New"/>
+          <w:sz w:val="17"/>
+        </w:rPr>
+        <w:t xml:space="preserve">  </w:t>
+      </w:r>
+      <w:r>
+        <w:rPr>
+          <w:rFonts w:ascii="Courier New" w:hAnsi="Courier New"/>
+          <w:sz w:val="17"/>
+        </w:rPr>
+        <w:t>let stepsCount = 0;</w:t>
+      </w:r>
+    </w:p>
+    <w:p>
+      <w:pPr>
+        <w:pStyle w:val="Normal"/>
+        <w:spacing w:lineRule="auto" w:line="240" w:before="0" w:after="0"/>
+        <w:rPr/>
+      </w:pPr>
+      <w:r>
+        <w:rPr/>
+      </w:r>
+    </w:p>
+    <w:p>
+      <w:pPr>
+        <w:pStyle w:val="Normal"/>
+        <w:spacing w:lineRule="auto" w:line="240" w:before="0" w:after="0"/>
+        <w:rPr/>
+      </w:pPr>
+      <w:r>
+        <w:rPr>
+          <w:rFonts w:ascii="Courier New" w:hAnsi="Courier New"/>
+          <w:sz w:val="17"/>
+        </w:rPr>
+        <w:t xml:space="preserve">  </w:t>
+      </w:r>
+      <w:r>
+        <w:rPr>
+          <w:rFonts w:ascii="Courier New" w:hAnsi="Courier New"/>
+          <w:sz w:val="17"/>
+        </w:rPr>
+        <w:t>function* search(startIndex, currentTeam) {</w:t>
+      </w:r>
+    </w:p>
+    <w:p>
+      <w:pPr>
+        <w:pStyle w:val="Normal"/>
+        <w:spacing w:lineRule="auto" w:line="240" w:before="0" w:after="0"/>
+        <w:rPr/>
+      </w:pPr>
+      <w:r>
+        <w:rPr>
+          <w:rFonts w:ascii="Courier New" w:hAnsi="Courier New"/>
+          <w:sz w:val="17"/>
+        </w:rPr>
+        <w:t xml:space="preserve">    </w:t>
+      </w:r>
+      <w:r>
+        <w:rPr>
+          <w:rFonts w:ascii="Courier New" w:hAnsi="Courier New"/>
+          <w:sz w:val="17"/>
+        </w:rPr>
+        <w:t>stepsCount++;</w:t>
+      </w:r>
+    </w:p>
+    <w:p>
+      <w:pPr>
+        <w:pStyle w:val="Normal"/>
+        <w:spacing w:lineRule="auto" w:line="240" w:before="0" w:after="0"/>
+        <w:rPr/>
+      </w:pPr>
+      <w:r>
+        <w:rPr>
+          <w:rFonts w:ascii="Courier New" w:hAnsi="Courier New"/>
+          <w:sz w:val="17"/>
+        </w:rPr>
+        <w:t xml:space="preserve">    </w:t>
+      </w:r>
+      <w:r>
+        <w:rPr>
+          <w:rFonts w:ascii="Courier New" w:hAnsi="Courier New"/>
+          <w:sz w:val="17"/>
+        </w:rPr>
+        <w:t>if (currentTeam.length === teamSize) {</w:t>
+      </w:r>
+    </w:p>
+    <w:p>
+      <w:pPr>
+        <w:pStyle w:val="Normal"/>
+        <w:spacing w:lineRule="auto" w:line="240" w:before="0" w:after="0"/>
+        <w:rPr/>
+      </w:pPr>
+      <w:r>
+        <w:rPr>
+          <w:rFonts w:ascii="Courier New" w:hAnsi="Courier New"/>
+          <w:sz w:val="17"/>
+        </w:rPr>
+        <w:t xml:space="preserve">      </w:t>
+      </w:r>
+      <w:r>
+        <w:rPr>
+          <w:rFonts w:ascii="Courier New" w:hAnsi="Courier New"/>
+          <w:sz w:val="17"/>
+        </w:rPr>
+        <w:t>if (isFeasible(currentTeam, teamSize, roleRequirements)) {</w:t>
+      </w:r>
+    </w:p>
+    <w:p>
+      <w:pPr>
+        <w:pStyle w:val="Normal"/>
+        <w:spacing w:lineRule="auto" w:line="240" w:before="0" w:after="0"/>
+        <w:rPr/>
+      </w:pPr>
+      <w:r>
+        <w:rPr>
+          <w:rFonts w:ascii="Courier New" w:hAnsi="Courier New"/>
+          <w:sz w:val="17"/>
+        </w:rPr>
+        <w:t xml:space="preserve">        </w:t>
+      </w:r>
+      <w:r>
+        <w:rPr>
+          <w:rFonts w:ascii="Courier New" w:hAnsi="Courier New"/>
+          <w:sz w:val="17"/>
+        </w:rPr>
+        <w:t>feasibleSpace.push([...currentTeam]);</w:t>
+      </w:r>
+    </w:p>
+    <w:p>
+      <w:pPr>
+        <w:pStyle w:val="Normal"/>
+        <w:spacing w:lineRule="auto" w:line="240" w:before="0" w:after="0"/>
+        <w:rPr/>
+      </w:pPr>
+      <w:r>
+        <w:rPr>
+          <w:rFonts w:ascii="Courier New" w:hAnsi="Courier New"/>
+          <w:sz w:val="17"/>
+        </w:rPr>
+        <w:t xml:space="preserve">        </w:t>
+      </w:r>
+      <w:r>
+        <w:rPr>
+          <w:rFonts w:ascii="Courier New" w:hAnsi="Courier New"/>
+          <w:sz w:val="17"/>
+        </w:rPr>
+        <w:t>yield { type: "SOLUTION", team: [...currentTeam], feasibleSpaceCount: feasibleSpace.length, stepsCount };</w:t>
+      </w:r>
+    </w:p>
+    <w:p>
+      <w:pPr>
+        <w:pStyle w:val="Normal"/>
+        <w:spacing w:lineRule="auto" w:line="240" w:before="0" w:after="0"/>
+        <w:rPr/>
+      </w:pPr>
+      <w:r>
+        <w:rPr>
+          <w:rFonts w:ascii="Courier New" w:hAnsi="Courier New"/>
+          <w:sz w:val="17"/>
+        </w:rPr>
+        <w:t xml:space="preserve">      </w:t>
+      </w:r>
       <w:r>
         <w:rPr>
           <w:rFonts w:ascii="Courier New" w:hAnsi="Courier New"/>
@@ -6363,18 +6374,944 @@
     </w:p>
     <w:p>
       <w:pPr>
-        <w:spacing w:before="0" w:after="0" w:line="240" w:lineRule="auto"/>
-      </w:pPr>
-      <w:r>
-        <w:rPr>
-          <w:rFonts w:ascii="Courier New" w:hAnsi="Courier New"/>
-          <w:sz w:val="17"/>
-        </w:rPr>
-      </w:r>
-    </w:p>
-    <w:p>
-      <w:pPr>
-        <w:spacing w:before="0" w:after="0" w:line="240" w:lineRule="auto"/>
+        <w:pStyle w:val="Normal"/>
+        <w:spacing w:lineRule="auto" w:line="240" w:before="0" w:after="0"/>
+        <w:rPr/>
+      </w:pPr>
+      <w:r>
+        <w:rPr>
+          <w:rFonts w:ascii="Courier New" w:hAnsi="Courier New"/>
+          <w:sz w:val="17"/>
+        </w:rPr>
+        <w:t xml:space="preserve">      </w:t>
+      </w:r>
+      <w:r>
+        <w:rPr>
+          <w:rFonts w:ascii="Courier New" w:hAnsi="Courier New"/>
+          <w:sz w:val="17"/>
+        </w:rPr>
+        <w:t>return;</w:t>
+      </w:r>
+    </w:p>
+    <w:p>
+      <w:pPr>
+        <w:pStyle w:val="Normal"/>
+        <w:spacing w:lineRule="auto" w:line="240" w:before="0" w:after="0"/>
+        <w:rPr/>
+      </w:pPr>
+      <w:r>
+        <w:rPr>
+          <w:rFonts w:ascii="Courier New" w:hAnsi="Courier New"/>
+          <w:sz w:val="17"/>
+        </w:rPr>
+        <w:t xml:space="preserve">    </w:t>
+      </w:r>
+      <w:r>
+        <w:rPr>
+          <w:rFonts w:ascii="Courier New" w:hAnsi="Courier New"/>
+          <w:sz w:val="17"/>
+        </w:rPr>
+        <w:t>}</w:t>
+      </w:r>
+    </w:p>
+    <w:p>
+      <w:pPr>
+        <w:pStyle w:val="Normal"/>
+        <w:spacing w:lineRule="auto" w:line="240" w:before="0" w:after="0"/>
+        <w:rPr/>
+      </w:pPr>
+      <w:r>
+        <w:rPr>
+          <w:rFonts w:ascii="Courier New" w:hAnsi="Courier New"/>
+          <w:sz w:val="17"/>
+        </w:rPr>
+        <w:t xml:space="preserve">    </w:t>
+      </w:r>
+      <w:r>
+        <w:rPr>
+          <w:rFonts w:ascii="Courier New" w:hAnsi="Courier New"/>
+          <w:sz w:val="17"/>
+        </w:rPr>
+        <w:t>if (startIndex &gt;= candidates.length) return;</w:t>
+      </w:r>
+    </w:p>
+    <w:p>
+      <w:pPr>
+        <w:pStyle w:val="Normal"/>
+        <w:spacing w:lineRule="auto" w:line="240" w:before="0" w:after="0"/>
+        <w:rPr/>
+      </w:pPr>
+      <w:r>
+        <w:rPr/>
+      </w:r>
+    </w:p>
+    <w:p>
+      <w:pPr>
+        <w:pStyle w:val="Normal"/>
+        <w:spacing w:lineRule="auto" w:line="240" w:before="0" w:after="0"/>
+        <w:rPr/>
+      </w:pPr>
+      <w:r>
+        <w:rPr>
+          <w:rFonts w:ascii="Courier New" w:hAnsi="Courier New"/>
+          <w:sz w:val="17"/>
+        </w:rPr>
+        <w:t xml:space="preserve">    </w:t>
+      </w:r>
+      <w:r>
+        <w:rPr>
+          <w:rFonts w:ascii="Courier New" w:hAnsi="Courier New"/>
+          <w:sz w:val="17"/>
+        </w:rPr>
+        <w:t>// Pruning Rule 1: Role Deficit</w:t>
+      </w:r>
+    </w:p>
+    <w:p>
+      <w:pPr>
+        <w:pStyle w:val="Normal"/>
+        <w:spacing w:lineRule="auto" w:line="240" w:before="0" w:after="0"/>
+        <w:rPr/>
+      </w:pPr>
+      <w:r>
+        <w:rPr>
+          <w:rFonts w:ascii="Courier New" w:hAnsi="Courier New"/>
+          <w:sz w:val="17"/>
+        </w:rPr>
+        <w:t xml:space="preserve">    </w:t>
+      </w:r>
+      <w:r>
+        <w:rPr>
+          <w:rFonts w:ascii="Courier New" w:hAnsi="Courier New"/>
+          <w:sz w:val="17"/>
+        </w:rPr>
+        <w:t>const currentRoleCounts = {};</w:t>
+      </w:r>
+    </w:p>
+    <w:p>
+      <w:pPr>
+        <w:pStyle w:val="Normal"/>
+        <w:spacing w:lineRule="auto" w:line="240" w:before="0" w:after="0"/>
+        <w:rPr/>
+      </w:pPr>
+      <w:r>
+        <w:rPr>
+          <w:rFonts w:ascii="Courier New" w:hAnsi="Courier New"/>
+          <w:sz w:val="17"/>
+        </w:rPr>
+        <w:t xml:space="preserve">    </w:t>
+      </w:r>
+      <w:r>
+        <w:rPr>
+          <w:rFonts w:ascii="Courier New" w:hAnsi="Courier New"/>
+          <w:sz w:val="17"/>
+        </w:rPr>
+        <w:t>for (const member of currentTeam) {</w:t>
+      </w:r>
+    </w:p>
+    <w:p>
+      <w:pPr>
+        <w:pStyle w:val="Normal"/>
+        <w:spacing w:lineRule="auto" w:line="240" w:before="0" w:after="0"/>
+        <w:rPr/>
+      </w:pPr>
+      <w:r>
+        <w:rPr>
+          <w:rFonts w:ascii="Courier New" w:hAnsi="Courier New"/>
+          <w:sz w:val="17"/>
+        </w:rPr>
+        <w:t xml:space="preserve">      </w:t>
+      </w:r>
+      <w:r>
+        <w:rPr>
+          <w:rFonts w:ascii="Courier New" w:hAnsi="Courier New"/>
+          <w:sz w:val="17"/>
+        </w:rPr>
+        <w:t>currentRoleCounts[member.role] = (currentRoleCounts[member.role] || 0) + 1;</w:t>
+      </w:r>
+    </w:p>
+    <w:p>
+      <w:pPr>
+        <w:pStyle w:val="Normal"/>
+        <w:spacing w:lineRule="auto" w:line="240" w:before="0" w:after="0"/>
+        <w:rPr/>
+      </w:pPr>
+      <w:r>
+        <w:rPr>
+          <w:rFonts w:ascii="Courier New" w:hAnsi="Courier New"/>
+          <w:sz w:val="17"/>
+        </w:rPr>
+        <w:t xml:space="preserve">    </w:t>
+      </w:r>
+      <w:r>
+        <w:rPr>
+          <w:rFonts w:ascii="Courier New" w:hAnsi="Courier New"/>
+          <w:sz w:val="17"/>
+        </w:rPr>
+        <w:t>}</w:t>
+      </w:r>
+    </w:p>
+    <w:p>
+      <w:pPr>
+        <w:pStyle w:val="Normal"/>
+        <w:spacing w:lineRule="auto" w:line="240" w:before="0" w:after="0"/>
+        <w:rPr/>
+      </w:pPr>
+      <w:r>
+        <w:rPr>
+          <w:rFonts w:ascii="Courier New" w:hAnsi="Courier New"/>
+          <w:sz w:val="17"/>
+        </w:rPr>
+        <w:t xml:space="preserve">    </w:t>
+      </w:r>
+      <w:r>
+        <w:rPr>
+          <w:rFonts w:ascii="Courier New" w:hAnsi="Courier New"/>
+          <w:sz w:val="17"/>
+        </w:rPr>
+        <w:t>let outstandingRolesCount = 0;</w:t>
+      </w:r>
+    </w:p>
+    <w:p>
+      <w:pPr>
+        <w:pStyle w:val="Normal"/>
+        <w:spacing w:lineRule="auto" w:line="240" w:before="0" w:after="0"/>
+        <w:rPr/>
+      </w:pPr>
+      <w:r>
+        <w:rPr>
+          <w:rFonts w:ascii="Courier New" w:hAnsi="Courier New"/>
+          <w:sz w:val="17"/>
+        </w:rPr>
+        <w:t xml:space="preserve">    </w:t>
+      </w:r>
+      <w:r>
+        <w:rPr>
+          <w:rFonts w:ascii="Courier New" w:hAnsi="Courier New"/>
+          <w:sz w:val="17"/>
+        </w:rPr>
+        <w:t>for (const role of Object.keys(roleRequirements)) {</w:t>
+      </w:r>
+    </w:p>
+    <w:p>
+      <w:pPr>
+        <w:pStyle w:val="Normal"/>
+        <w:spacing w:lineRule="auto" w:line="240" w:before="0" w:after="0"/>
+        <w:rPr/>
+      </w:pPr>
+      <w:r>
+        <w:rPr>
+          <w:rFonts w:ascii="Courier New" w:hAnsi="Courier New"/>
+          <w:sz w:val="17"/>
+        </w:rPr>
+        <w:t xml:space="preserve">      </w:t>
+      </w:r>
+      <w:r>
+        <w:rPr>
+          <w:rFonts w:ascii="Courier New" w:hAnsi="Courier New"/>
+          <w:sz w:val="17"/>
+        </w:rPr>
+        <w:t>const required = roleRequirements[role] || 0;</w:t>
+      </w:r>
+    </w:p>
+    <w:p>
+      <w:pPr>
+        <w:pStyle w:val="Normal"/>
+        <w:spacing w:lineRule="auto" w:line="240" w:before="0" w:after="0"/>
+        <w:rPr/>
+      </w:pPr>
+      <w:r>
+        <w:rPr>
+          <w:rFonts w:ascii="Courier New" w:hAnsi="Courier New"/>
+          <w:sz w:val="17"/>
+        </w:rPr>
+        <w:t xml:space="preserve">      </w:t>
+      </w:r>
+      <w:r>
+        <w:rPr>
+          <w:rFonts w:ascii="Courier New" w:hAnsi="Courier New"/>
+          <w:sz w:val="17"/>
+        </w:rPr>
+        <w:t>const actual = currentRoleCounts[role] || 0;</w:t>
+      </w:r>
+    </w:p>
+    <w:p>
+      <w:pPr>
+        <w:pStyle w:val="Normal"/>
+        <w:spacing w:lineRule="auto" w:line="240" w:before="0" w:after="0"/>
+        <w:rPr/>
+      </w:pPr>
+      <w:r>
+        <w:rPr>
+          <w:rFonts w:ascii="Courier New" w:hAnsi="Courier New"/>
+          <w:sz w:val="17"/>
+        </w:rPr>
+        <w:t xml:space="preserve">      </w:t>
+      </w:r>
+      <w:r>
+        <w:rPr>
+          <w:rFonts w:ascii="Courier New" w:hAnsi="Courier New"/>
+          <w:sz w:val="17"/>
+        </w:rPr>
+        <w:t>outstandingRolesCount += Math.max(0, required - actual);</w:t>
+      </w:r>
+    </w:p>
+    <w:p>
+      <w:pPr>
+        <w:pStyle w:val="Normal"/>
+        <w:spacing w:lineRule="auto" w:line="240" w:before="0" w:after="0"/>
+        <w:rPr/>
+      </w:pPr>
+      <w:r>
+        <w:rPr>
+          <w:rFonts w:ascii="Courier New" w:hAnsi="Courier New"/>
+          <w:sz w:val="17"/>
+        </w:rPr>
+        <w:t xml:space="preserve">    </w:t>
+      </w:r>
+      <w:r>
+        <w:rPr>
+          <w:rFonts w:ascii="Courier New" w:hAnsi="Courier New"/>
+          <w:sz w:val="17"/>
+        </w:rPr>
+        <w:t>}</w:t>
+      </w:r>
+    </w:p>
+    <w:p>
+      <w:pPr>
+        <w:pStyle w:val="Normal"/>
+        <w:spacing w:lineRule="auto" w:line="240" w:before="0" w:after="0"/>
+        <w:rPr/>
+      </w:pPr>
+      <w:r>
+        <w:rPr>
+          <w:rFonts w:ascii="Courier New" w:hAnsi="Courier New"/>
+          <w:sz w:val="17"/>
+        </w:rPr>
+        <w:t xml:space="preserve">    </w:t>
+      </w:r>
+      <w:r>
+        <w:rPr>
+          <w:rFonts w:ascii="Courier New" w:hAnsi="Courier New"/>
+          <w:sz w:val="17"/>
+        </w:rPr>
+        <w:t>const remainingSlots = teamSize - currentTeam.length;</w:t>
+      </w:r>
+    </w:p>
+    <w:p>
+      <w:pPr>
+        <w:pStyle w:val="Normal"/>
+        <w:spacing w:lineRule="auto" w:line="240" w:before="0" w:after="0"/>
+        <w:rPr/>
+      </w:pPr>
+      <w:r>
+        <w:rPr>
+          <w:rFonts w:ascii="Courier New" w:hAnsi="Courier New"/>
+          <w:sz w:val="17"/>
+        </w:rPr>
+        <w:t xml:space="preserve">    </w:t>
+      </w:r>
+      <w:r>
+        <w:rPr>
+          <w:rFonts w:ascii="Courier New" w:hAnsi="Courier New"/>
+          <w:sz w:val="17"/>
+        </w:rPr>
+        <w:t>if (outstandingRolesCount &gt; remainingSlots) return;</w:t>
+      </w:r>
+    </w:p>
+    <w:p>
+      <w:pPr>
+        <w:pStyle w:val="Normal"/>
+        <w:spacing w:lineRule="auto" w:line="240" w:before="0" w:after="0"/>
+        <w:rPr/>
+      </w:pPr>
+      <w:r>
+        <w:rPr/>
+      </w:r>
+    </w:p>
+    <w:p>
+      <w:pPr>
+        <w:pStyle w:val="Normal"/>
+        <w:spacing w:lineRule="auto" w:line="240" w:before="0" w:after="0"/>
+        <w:rPr/>
+      </w:pPr>
+      <w:r>
+        <w:rPr>
+          <w:rFonts w:ascii="Courier New" w:hAnsi="Courier New"/>
+          <w:sz w:val="17"/>
+        </w:rPr>
+        <w:t xml:space="preserve">    </w:t>
+      </w:r>
+      <w:r>
+        <w:rPr>
+          <w:rFonts w:ascii="Courier New" w:hAnsi="Courier New"/>
+          <w:sz w:val="17"/>
+        </w:rPr>
+        <w:t>// Pruning Rule 2: Pool Exhausted</w:t>
+      </w:r>
+    </w:p>
+    <w:p>
+      <w:pPr>
+        <w:pStyle w:val="Normal"/>
+        <w:spacing w:lineRule="auto" w:line="240" w:before="0" w:after="0"/>
+        <w:rPr/>
+      </w:pPr>
+      <w:r>
+        <w:rPr>
+          <w:rFonts w:ascii="Courier New" w:hAnsi="Courier New"/>
+          <w:sz w:val="17"/>
+        </w:rPr>
+        <w:t xml:space="preserve">    </w:t>
+      </w:r>
+      <w:r>
+        <w:rPr>
+          <w:rFonts w:ascii="Courier New" w:hAnsi="Courier New"/>
+          <w:sz w:val="17"/>
+        </w:rPr>
+        <w:t>const remainingPoolSize = candidates.length - startIndex;</w:t>
+      </w:r>
+    </w:p>
+    <w:p>
+      <w:pPr>
+        <w:pStyle w:val="Normal"/>
+        <w:spacing w:lineRule="auto" w:line="240" w:before="0" w:after="0"/>
+        <w:rPr/>
+      </w:pPr>
+      <w:r>
+        <w:rPr>
+          <w:rFonts w:ascii="Courier New" w:hAnsi="Courier New"/>
+          <w:sz w:val="17"/>
+        </w:rPr>
+        <w:t xml:space="preserve">    </w:t>
+      </w:r>
+      <w:r>
+        <w:rPr>
+          <w:rFonts w:ascii="Courier New" w:hAnsi="Courier New"/>
+          <w:sz w:val="17"/>
+        </w:rPr>
+        <w:t>if (remainingPoolSize &lt; remainingSlots) return;</w:t>
+      </w:r>
+    </w:p>
+    <w:p>
+      <w:pPr>
+        <w:pStyle w:val="Normal"/>
+        <w:spacing w:lineRule="auto" w:line="240" w:before="0" w:after="0"/>
+        <w:rPr/>
+      </w:pPr>
+      <w:r>
+        <w:rPr/>
+      </w:r>
+    </w:p>
+    <w:p>
+      <w:pPr>
+        <w:pStyle w:val="Normal"/>
+        <w:spacing w:lineRule="auto" w:line="240" w:before="0" w:after="0"/>
+        <w:rPr/>
+      </w:pPr>
+      <w:r>
+        <w:rPr>
+          <w:rFonts w:ascii="Courier New" w:hAnsi="Courier New"/>
+          <w:sz w:val="17"/>
+        </w:rPr>
+        <w:t xml:space="preserve">    </w:t>
+      </w:r>
+      <w:r>
+        <w:rPr>
+          <w:rFonts w:ascii="Courier New" w:hAnsi="Courier New"/>
+          <w:sz w:val="17"/>
+        </w:rPr>
+        <w:t>// Pruning Rule 3: Role Unavailability in Remaining Pool</w:t>
+      </w:r>
+    </w:p>
+    <w:p>
+      <w:pPr>
+        <w:pStyle w:val="Normal"/>
+        <w:spacing w:lineRule="auto" w:line="240" w:before="0" w:after="0"/>
+        <w:rPr/>
+      </w:pPr>
+      <w:r>
+        <w:rPr>
+          <w:rFonts w:ascii="Courier New" w:hAnsi="Courier New"/>
+          <w:sz w:val="17"/>
+        </w:rPr>
+        <w:t xml:space="preserve">    </w:t>
+      </w:r>
+      <w:r>
+        <w:rPr>
+          <w:rFonts w:ascii="Courier New" w:hAnsi="Courier New"/>
+          <w:sz w:val="17"/>
+        </w:rPr>
+        <w:t>const remainingRolesInPool = {};</w:t>
+      </w:r>
+    </w:p>
+    <w:p>
+      <w:pPr>
+        <w:pStyle w:val="Normal"/>
+        <w:spacing w:lineRule="auto" w:line="240" w:before="0" w:after="0"/>
+        <w:rPr/>
+      </w:pPr>
+      <w:r>
+        <w:rPr>
+          <w:rFonts w:ascii="Courier New" w:hAnsi="Courier New"/>
+          <w:sz w:val="17"/>
+        </w:rPr>
+        <w:t xml:space="preserve">    </w:t>
+      </w:r>
+      <w:r>
+        <w:rPr>
+          <w:rFonts w:ascii="Courier New" w:hAnsi="Courier New"/>
+          <w:sz w:val="17"/>
+        </w:rPr>
+        <w:t>for (let i = startIndex; i &lt; candidates.length; i++) {</w:t>
+      </w:r>
+    </w:p>
+    <w:p>
+      <w:pPr>
+        <w:pStyle w:val="Normal"/>
+        <w:spacing w:lineRule="auto" w:line="240" w:before="0" w:after="0"/>
+        <w:rPr/>
+      </w:pPr>
+      <w:r>
+        <w:rPr>
+          <w:rFonts w:ascii="Courier New" w:hAnsi="Courier New"/>
+          <w:sz w:val="17"/>
+        </w:rPr>
+        <w:t xml:space="preserve">      </w:t>
+      </w:r>
+      <w:r>
+        <w:rPr>
+          <w:rFonts w:ascii="Courier New" w:hAnsi="Courier New"/>
+          <w:sz w:val="17"/>
+        </w:rPr>
+        <w:t>const r = candidates[i].role;</w:t>
+      </w:r>
+    </w:p>
+    <w:p>
+      <w:pPr>
+        <w:pStyle w:val="Normal"/>
+        <w:spacing w:lineRule="auto" w:line="240" w:before="0" w:after="0"/>
+        <w:rPr/>
+      </w:pPr>
+      <w:r>
+        <w:rPr>
+          <w:rFonts w:ascii="Courier New" w:hAnsi="Courier New"/>
+          <w:sz w:val="17"/>
+        </w:rPr>
+        <w:t xml:space="preserve">      </w:t>
+      </w:r>
+      <w:r>
+        <w:rPr>
+          <w:rFonts w:ascii="Courier New" w:hAnsi="Courier New"/>
+          <w:sz w:val="17"/>
+        </w:rPr>
+        <w:t>remainingRolesInPool[r] = (remainingRolesInPool[r] || 0) + 1;</w:t>
+      </w:r>
+    </w:p>
+    <w:p>
+      <w:pPr>
+        <w:pStyle w:val="Normal"/>
+        <w:spacing w:lineRule="auto" w:line="240" w:before="0" w:after="0"/>
+        <w:rPr/>
+      </w:pPr>
+      <w:r>
+        <w:rPr>
+          <w:rFonts w:ascii="Courier New" w:hAnsi="Courier New"/>
+          <w:sz w:val="17"/>
+        </w:rPr>
+        <w:t xml:space="preserve">    </w:t>
+      </w:r>
+      <w:r>
+        <w:rPr>
+          <w:rFonts w:ascii="Courier New" w:hAnsi="Courier New"/>
+          <w:sz w:val="17"/>
+        </w:rPr>
+        <w:t>}</w:t>
+      </w:r>
+    </w:p>
+    <w:p>
+      <w:pPr>
+        <w:pStyle w:val="Normal"/>
+        <w:spacing w:lineRule="auto" w:line="240" w:before="0" w:after="0"/>
+        <w:rPr/>
+      </w:pPr>
+      <w:r>
+        <w:rPr>
+          <w:rFonts w:ascii="Courier New" w:hAnsi="Courier New"/>
+          <w:sz w:val="17"/>
+        </w:rPr>
+        <w:t xml:space="preserve">    </w:t>
+      </w:r>
+      <w:r>
+        <w:rPr>
+          <w:rFonts w:ascii="Courier New" w:hAnsi="Courier New"/>
+          <w:sz w:val="17"/>
+        </w:rPr>
+        <w:t>for (const role of Object.keys(roleRequirements)) {</w:t>
+      </w:r>
+    </w:p>
+    <w:p>
+      <w:pPr>
+        <w:pStyle w:val="Normal"/>
+        <w:spacing w:lineRule="auto" w:line="240" w:before="0" w:after="0"/>
+        <w:rPr/>
+      </w:pPr>
+      <w:r>
+        <w:rPr>
+          <w:rFonts w:ascii="Courier New" w:hAnsi="Courier New"/>
+          <w:sz w:val="17"/>
+        </w:rPr>
+        <w:t xml:space="preserve">      </w:t>
+      </w:r>
+      <w:r>
+        <w:rPr>
+          <w:rFonts w:ascii="Courier New" w:hAnsi="Courier New"/>
+          <w:sz w:val="17"/>
+        </w:rPr>
+        <w:t>const required = roleRequirements[role] || 0;</w:t>
+      </w:r>
+    </w:p>
+    <w:p>
+      <w:pPr>
+        <w:pStyle w:val="Normal"/>
+        <w:spacing w:lineRule="auto" w:line="240" w:before="0" w:after="0"/>
+        <w:rPr/>
+      </w:pPr>
+      <w:r>
+        <w:rPr>
+          <w:rFonts w:ascii="Courier New" w:hAnsi="Courier New"/>
+          <w:sz w:val="17"/>
+        </w:rPr>
+        <w:t xml:space="preserve">      </w:t>
+      </w:r>
+      <w:r>
+        <w:rPr>
+          <w:rFonts w:ascii="Courier New" w:hAnsi="Courier New"/>
+          <w:sz w:val="17"/>
+        </w:rPr>
+        <w:t>const actual = currentRoleCounts[role] || 0;</w:t>
+      </w:r>
+    </w:p>
+    <w:p>
+      <w:pPr>
+        <w:pStyle w:val="Normal"/>
+        <w:spacing w:lineRule="auto" w:line="240" w:before="0" w:after="0"/>
+        <w:rPr/>
+      </w:pPr>
+      <w:r>
+        <w:rPr>
+          <w:rFonts w:ascii="Courier New" w:hAnsi="Courier New"/>
+          <w:sz w:val="17"/>
+        </w:rPr>
+        <w:t xml:space="preserve">      </w:t>
+      </w:r>
+      <w:r>
+        <w:rPr>
+          <w:rFonts w:ascii="Courier New" w:hAnsi="Courier New"/>
+          <w:sz w:val="17"/>
+        </w:rPr>
+        <w:t>const outstanding = Math.max(0, required - actual);</w:t>
+      </w:r>
+    </w:p>
+    <w:p>
+      <w:pPr>
+        <w:pStyle w:val="Normal"/>
+        <w:spacing w:lineRule="auto" w:line="240" w:before="0" w:after="0"/>
+        <w:rPr/>
+      </w:pPr>
+      <w:r>
+        <w:rPr>
+          <w:rFonts w:ascii="Courier New" w:hAnsi="Courier New"/>
+          <w:sz w:val="17"/>
+        </w:rPr>
+        <w:t xml:space="preserve">      </w:t>
+      </w:r>
+      <w:r>
+        <w:rPr>
+          <w:rFonts w:ascii="Courier New" w:hAnsi="Courier New"/>
+          <w:sz w:val="17"/>
+        </w:rPr>
+        <w:t>const available = remainingRolesInPool[role] || 0;</w:t>
+      </w:r>
+    </w:p>
+    <w:p>
+      <w:pPr>
+        <w:pStyle w:val="Normal"/>
+        <w:spacing w:lineRule="auto" w:line="240" w:before="0" w:after="0"/>
+        <w:rPr/>
+      </w:pPr>
+      <w:r>
+        <w:rPr>
+          <w:rFonts w:ascii="Courier New" w:hAnsi="Courier New"/>
+          <w:sz w:val="17"/>
+        </w:rPr>
+        <w:t xml:space="preserve">      </w:t>
+      </w:r>
+      <w:r>
+        <w:rPr>
+          <w:rFonts w:ascii="Courier New" w:hAnsi="Courier New"/>
+          <w:sz w:val="17"/>
+        </w:rPr>
+        <w:t>if (outstanding &gt; available) return;</w:t>
+      </w:r>
+    </w:p>
+    <w:p>
+      <w:pPr>
+        <w:pStyle w:val="Normal"/>
+        <w:spacing w:lineRule="auto" w:line="240" w:before="0" w:after="0"/>
+        <w:rPr/>
+      </w:pPr>
+      <w:r>
+        <w:rPr>
+          <w:rFonts w:ascii="Courier New" w:hAnsi="Courier New"/>
+          <w:sz w:val="17"/>
+        </w:rPr>
+        <w:t xml:space="preserve">    </w:t>
+      </w:r>
+      <w:r>
+        <w:rPr>
+          <w:rFonts w:ascii="Courier New" w:hAnsi="Courier New"/>
+          <w:sz w:val="17"/>
+        </w:rPr>
+        <w:t>}</w:t>
+      </w:r>
+    </w:p>
+    <w:p>
+      <w:pPr>
+        <w:pStyle w:val="Normal"/>
+        <w:spacing w:lineRule="auto" w:line="240" w:before="0" w:after="0"/>
+        <w:rPr/>
+      </w:pPr>
+      <w:r>
+        <w:rPr/>
+      </w:r>
+    </w:p>
+    <w:p>
+      <w:pPr>
+        <w:pStyle w:val="Normal"/>
+        <w:spacing w:lineRule="auto" w:line="240" w:before="0" w:after="0"/>
+        <w:rPr/>
+      </w:pPr>
+      <w:r>
+        <w:rPr>
+          <w:rFonts w:ascii="Courier New" w:hAnsi="Courier New"/>
+          <w:sz w:val="17"/>
+        </w:rPr>
+        <w:t xml:space="preserve">    </w:t>
+      </w:r>
+      <w:r>
+        <w:rPr>
+          <w:rFonts w:ascii="Courier New" w:hAnsi="Courier New"/>
+          <w:sz w:val="17"/>
+        </w:rPr>
+        <w:t>// Branching Selection</w:t>
+      </w:r>
+    </w:p>
+    <w:p>
+      <w:pPr>
+        <w:pStyle w:val="Normal"/>
+        <w:spacing w:lineRule="auto" w:line="240" w:before="0" w:after="0"/>
+        <w:rPr/>
+      </w:pPr>
+      <w:r>
+        <w:rPr>
+          <w:rFonts w:ascii="Courier New" w:hAnsi="Courier New"/>
+          <w:sz w:val="17"/>
+        </w:rPr>
+        <w:t xml:space="preserve">    </w:t>
+      </w:r>
+      <w:r>
+        <w:rPr>
+          <w:rFonts w:ascii="Courier New" w:hAnsi="Courier New"/>
+          <w:sz w:val="17"/>
+        </w:rPr>
+        <w:t>for (let i = startIndex; i &lt; candidates.length; i++) {</w:t>
+      </w:r>
+    </w:p>
+    <w:p>
+      <w:pPr>
+        <w:pStyle w:val="Normal"/>
+        <w:spacing w:lineRule="auto" w:line="240" w:before="0" w:after="0"/>
+        <w:rPr/>
+      </w:pPr>
+      <w:r>
+        <w:rPr>
+          <w:rFonts w:ascii="Courier New" w:hAnsi="Courier New"/>
+          <w:sz w:val="17"/>
+        </w:rPr>
+        <w:t xml:space="preserve">      </w:t>
+      </w:r>
+      <w:r>
+        <w:rPr>
+          <w:rFonts w:ascii="Courier New" w:hAnsi="Courier New"/>
+          <w:sz w:val="17"/>
+        </w:rPr>
+        <w:t>if (feasibleSpace.length &gt;= maxSeedPool) return;</w:t>
+      </w:r>
+    </w:p>
+    <w:p>
+      <w:pPr>
+        <w:pStyle w:val="Normal"/>
+        <w:spacing w:lineRule="auto" w:line="240" w:before="0" w:after="0"/>
+        <w:rPr/>
+      </w:pPr>
+      <w:r>
+        <w:rPr>
+          <w:rFonts w:ascii="Courier New" w:hAnsi="Courier New"/>
+          <w:sz w:val="17"/>
+        </w:rPr>
+        <w:t xml:space="preserve">      </w:t>
+      </w:r>
+      <w:r>
+        <w:rPr>
+          <w:rFonts w:ascii="Courier New" w:hAnsi="Courier New"/>
+          <w:sz w:val="17"/>
+        </w:rPr>
+        <w:t>currentTeam.push(candidates[i]);</w:t>
+      </w:r>
+    </w:p>
+    <w:p>
+      <w:pPr>
+        <w:pStyle w:val="Normal"/>
+        <w:spacing w:lineRule="auto" w:line="240" w:before="0" w:after="0"/>
+        <w:rPr/>
+      </w:pPr>
+      <w:r>
+        <w:rPr>
+          <w:rFonts w:ascii="Courier New" w:hAnsi="Courier New"/>
+          <w:sz w:val="17"/>
+        </w:rPr>
+        <w:t xml:space="preserve">      </w:t>
+      </w:r>
+      <w:r>
+        <w:rPr>
+          <w:rFonts w:ascii="Courier New" w:hAnsi="Courier New"/>
+          <w:sz w:val="17"/>
+        </w:rPr>
+        <w:t>yield* search(i + 1, currentTeam);</w:t>
+      </w:r>
+    </w:p>
+    <w:p>
+      <w:pPr>
+        <w:pStyle w:val="Normal"/>
+        <w:spacing w:lineRule="auto" w:line="240" w:before="0" w:after="0"/>
+        <w:rPr/>
+      </w:pPr>
+      <w:r>
+        <w:rPr>
+          <w:rFonts w:ascii="Courier New" w:hAnsi="Courier New"/>
+          <w:sz w:val="17"/>
+        </w:rPr>
+        <w:t xml:space="preserve">      </w:t>
+      </w:r>
+      <w:r>
+        <w:rPr>
+          <w:rFonts w:ascii="Courier New" w:hAnsi="Courier New"/>
+          <w:sz w:val="17"/>
+        </w:rPr>
+        <w:t>currentTeam.pop(); // Backtrack</w:t>
+      </w:r>
+    </w:p>
+    <w:p>
+      <w:pPr>
+        <w:pStyle w:val="Normal"/>
+        <w:spacing w:lineRule="auto" w:line="240" w:before="0" w:after="0"/>
+        <w:rPr/>
+      </w:pPr>
+      <w:r>
+        <w:rPr>
+          <w:rFonts w:ascii="Courier New" w:hAnsi="Courier New"/>
+          <w:sz w:val="17"/>
+        </w:rPr>
+        <w:t xml:space="preserve">    </w:t>
+      </w:r>
+      <w:r>
+        <w:rPr>
+          <w:rFonts w:ascii="Courier New" w:hAnsi="Courier New"/>
+          <w:sz w:val="17"/>
+        </w:rPr>
+        <w:t>}</w:t>
+      </w:r>
+    </w:p>
+    <w:p>
+      <w:pPr>
+        <w:pStyle w:val="Normal"/>
+        <w:spacing w:lineRule="auto" w:line="240" w:before="0" w:after="0"/>
+        <w:rPr/>
+      </w:pPr>
+      <w:r>
+        <w:rPr>
+          <w:rFonts w:ascii="Courier New" w:hAnsi="Courier New"/>
+          <w:sz w:val="17"/>
+        </w:rPr>
+        <w:t xml:space="preserve">  </w:t>
+      </w:r>
+      <w:r>
+        <w:rPr>
+          <w:rFonts w:ascii="Courier New" w:hAnsi="Courier New"/>
+          <w:sz w:val="17"/>
+        </w:rPr>
+        <w:t>}</w:t>
+      </w:r>
+    </w:p>
+    <w:p>
+      <w:pPr>
+        <w:pStyle w:val="Normal"/>
+        <w:spacing w:lineRule="auto" w:line="240" w:before="0" w:after="0"/>
+        <w:rPr/>
+      </w:pPr>
+      <w:r>
+        <w:rPr/>
+      </w:r>
+    </w:p>
+    <w:p>
+      <w:pPr>
+        <w:pStyle w:val="Normal"/>
+        <w:spacing w:lineRule="auto" w:line="240" w:before="0" w:after="0"/>
+        <w:rPr/>
+      </w:pPr>
+      <w:r>
+        <w:rPr>
+          <w:rFonts w:ascii="Courier New" w:hAnsi="Courier New"/>
+          <w:sz w:val="17"/>
+        </w:rPr>
+        <w:t xml:space="preserve">  </w:t>
+      </w:r>
+      <w:r>
+        <w:rPr>
+          <w:rFonts w:ascii="Courier New" w:hAnsi="Courier New"/>
+          <w:sz w:val="17"/>
+        </w:rPr>
+        <w:t>yield* search(0, []);</w:t>
+      </w:r>
+    </w:p>
+    <w:p>
+      <w:pPr>
+        <w:pStyle w:val="Normal"/>
+        <w:spacing w:lineRule="auto" w:line="240" w:before="0" w:after="0"/>
+        <w:rPr/>
+      </w:pPr>
+      <w:r>
+        <w:rPr>
+          <w:rFonts w:ascii="Courier New" w:hAnsi="Courier New"/>
+          <w:sz w:val="17"/>
+        </w:rPr>
+        <w:t>}</w:t>
+      </w:r>
+    </w:p>
+    <w:p>
+      <w:pPr>
+        <w:pStyle w:val="Normal"/>
+        <w:spacing w:lineRule="auto" w:line="240" w:before="0" w:after="0"/>
+        <w:rPr/>
+      </w:pPr>
+      <w:r>
+        <w:rPr/>
+      </w:r>
+    </w:p>
+    <w:p>
+      <w:pPr>
+        <w:pStyle w:val="Normal"/>
+        <w:spacing w:lineRule="auto" w:line="240" w:before="0" w:after="0"/>
+        <w:rPr/>
       </w:pPr>
       <w:r>
         <w:rPr>
@@ -6386,7 +7323,9 @@
     </w:p>
     <w:p>
       <w:pPr>
-        <w:spacing w:before="0" w:after="0" w:line="240" w:lineRule="auto"/>
+        <w:pStyle w:val="Normal"/>
+        <w:spacing w:lineRule="auto" w:line="240" w:before="0" w:after="0"/>
+        <w:rPr/>
       </w:pPr>
       <w:r>
         <w:rPr>
@@ -6398,18 +7337,19 @@
     </w:p>
     <w:p>
       <w:pPr>
-        <w:spacing w:before="0" w:after="0" w:line="240" w:lineRule="auto"/>
-      </w:pPr>
-      <w:r>
-        <w:rPr>
-          <w:rFonts w:ascii="Courier New" w:hAnsi="Courier New"/>
-          <w:sz w:val="17"/>
-        </w:rPr>
-      </w:r>
-    </w:p>
-    <w:p>
-      <w:pPr>
-        <w:spacing w:before="0" w:after="0" w:line="240" w:lineRule="auto"/>
+        <w:pStyle w:val="Normal"/>
+        <w:spacing w:lineRule="auto" w:line="240" w:before="0" w:after="0"/>
+        <w:rPr/>
+      </w:pPr>
+      <w:r>
+        <w:rPr/>
+      </w:r>
+    </w:p>
+    <w:p>
+      <w:pPr>
+        <w:pStyle w:val="Normal"/>
+        <w:spacing w:lineRule="auto" w:line="240" w:before="0" w:after="0"/>
+        <w:rPr/>
       </w:pPr>
       <w:r>
         <w:rPr>
@@ -6421,730 +7361,216 @@
     </w:p>
     <w:p>
       <w:pPr>
-        <w:spacing w:before="0" w:after="0" w:line="240" w:lineRule="auto"/>
-      </w:pPr>
-      <w:r>
-        <w:rPr>
-          <w:rFonts w:ascii="Courier New" w:hAnsi="Courier New"/>
-          <w:sz w:val="17"/>
-        </w:rPr>
-        <w:t xml:space="preserve">  const popSize = options.popSize || 40;</w:t>
-      </w:r>
-    </w:p>
-    <w:p>
-      <w:pPr>
-        <w:spacing w:before="0" w:after="0" w:line="240" w:lineRule="auto"/>
-      </w:pPr>
-      <w:r>
-        <w:rPr>
-          <w:rFonts w:ascii="Courier New" w:hAnsi="Courier New"/>
-          <w:sz w:val="17"/>
-        </w:rPr>
-        <w:t xml:space="preserve">  const generations = options.generations || 80;</w:t>
-      </w:r>
-    </w:p>
-    <w:p>
-      <w:pPr>
-        <w:spacing w:before="0" w:after="0" w:line="240" w:lineRule="auto"/>
-      </w:pPr>
-      <w:r>
-        <w:rPr>
-          <w:rFonts w:ascii="Courier New" w:hAnsi="Courier New"/>
-          <w:sz w:val="17"/>
-        </w:rPr>
-        <w:t xml:space="preserve">  const crossoverRate = options.crossoverRate || 0.8;</w:t>
-      </w:r>
-    </w:p>
-    <w:p>
-      <w:pPr>
-        <w:spacing w:before="0" w:after="0" w:line="240" w:lineRule="auto"/>
-      </w:pPr>
-      <w:r>
-        <w:rPr>
-          <w:rFonts w:ascii="Courier New" w:hAnsi="Courier New"/>
-          <w:sz w:val="17"/>
-        </w:rPr>
-        <w:t xml:space="preserve">  const mutationRate = options.mutationRate || 0.15;</w:t>
-      </w:r>
-    </w:p>
-    <w:p>
-      <w:pPr>
-        <w:spacing w:before="0" w:after="0" w:line="240" w:lineRule="auto"/>
-      </w:pPr>
-      <w:r>
-        <w:rPr>
-          <w:rFonts w:ascii="Courier New" w:hAnsi="Courier New"/>
-          <w:sz w:val="17"/>
-        </w:rPr>
-        <w:t xml:space="preserve">  const weights = options.weights;</w:t>
-      </w:r>
-    </w:p>
-    <w:p>
-      <w:pPr>
-        <w:spacing w:before="0" w:after="0" w:line="240" w:lineRule="auto"/>
-      </w:pPr>
-      <w:r>
-        <w:rPr>
-          <w:rFonts w:ascii="Courier New" w:hAnsi="Courier New"/>
-          <w:sz w:val="17"/>
-        </w:rPr>
-        <w:t xml:space="preserve">  const tournamentSize = options.tournamentSize || 3;</w:t>
-      </w:r>
-    </w:p>
-    <w:p>
-      <w:pPr>
-        <w:spacing w:before="0" w:after="0" w:line="240" w:lineRule="auto"/>
-      </w:pPr>
-      <w:r>
-        <w:rPr>
-          <w:rFonts w:ascii="Courier New" w:hAnsi="Courier New"/>
-          <w:sz w:val="17"/>
-        </w:rPr>
-      </w:r>
-    </w:p>
-    <w:p>
-      <w:pPr>
-        <w:spacing w:before="0" w:after="0" w:line="240" w:lineRule="auto"/>
-      </w:pPr>
-      <w:r>
-        <w:rPr>
-          <w:rFonts w:ascii="Courier New" w:hAnsi="Courier New"/>
-          <w:sz w:val="17"/>
-        </w:rPr>
-        <w:t xml:space="preserve">  let population = [];</w:t>
-      </w:r>
-    </w:p>
-    <w:p>
-      <w:pPr>
-        <w:spacing w:before="0" w:after="0" w:line="240" w:lineRule="auto"/>
-      </w:pPr>
-      <w:r>
-        <w:rPr>
-          <w:rFonts w:ascii="Courier New" w:hAnsi="Courier New"/>
-          <w:sz w:val="17"/>
-        </w:rPr>
-        <w:t xml:space="preserve">  for (let i = 0; i &lt; popSize; i++) {</w:t>
-      </w:r>
-    </w:p>
-    <w:p>
-      <w:pPr>
-        <w:spacing w:before="0" w:after="0" w:line="240" w:lineRule="auto"/>
-      </w:pPr>
-      <w:r>
-        <w:rPr>
-          <w:rFonts w:ascii="Courier New" w:hAnsi="Courier New"/>
-          <w:sz w:val="17"/>
-        </w:rPr>
-        <w:t xml:space="preserve">    population.push([...feasibleSpace[i % feasibleSpace.length]]);</w:t>
-      </w:r>
-    </w:p>
-    <w:p>
-      <w:pPr>
-        <w:spacing w:before="0" w:after="0" w:line="240" w:lineRule="auto"/>
-      </w:pPr>
-      <w:r>
-        <w:rPr>
-          <w:rFonts w:ascii="Courier New" w:hAnsi="Courier New"/>
-          <w:sz w:val="17"/>
-        </w:rPr>
-        <w:t xml:space="preserve">  }</w:t>
-      </w:r>
-    </w:p>
-    <w:p>
-      <w:pPr>
-        <w:spacing w:before="0" w:after="0" w:line="240" w:lineRule="auto"/>
-      </w:pPr>
-      <w:r>
-        <w:rPr>
-          <w:rFonts w:ascii="Courier New" w:hAnsi="Courier New"/>
-          <w:sz w:val="17"/>
-        </w:rPr>
-      </w:r>
-    </w:p>
-    <w:p>
-      <w:pPr>
-        <w:spacing w:before="0" w:after="0" w:line="240" w:lineRule="auto"/>
-      </w:pPr>
-      <w:r>
-        <w:rPr>
-          <w:rFonts w:ascii="Courier New" w:hAnsi="Courier New"/>
-          <w:sz w:val="17"/>
-        </w:rPr>
-        <w:t xml:space="preserve">  const selectParent = (evaluatedPop) =&gt; {</w:t>
-      </w:r>
-    </w:p>
-    <w:p>
-      <w:pPr>
-        <w:spacing w:before="0" w:after="0" w:line="240" w:lineRule="auto"/>
-      </w:pPr>
-      <w:r>
-        <w:rPr>
-          <w:rFonts w:ascii="Courier New" w:hAnsi="Courier New"/>
-          <w:sz w:val="17"/>
-        </w:rPr>
-        <w:t xml:space="preserve">    let best = null;</w:t>
-      </w:r>
-    </w:p>
-    <w:p>
-      <w:pPr>
-        <w:spacing w:before="0" w:after="0" w:line="240" w:lineRule="auto"/>
-      </w:pPr>
-      <w:r>
-        <w:rPr>
-          <w:rFonts w:ascii="Courier New" w:hAnsi="Courier New"/>
-          <w:sz w:val="17"/>
-        </w:rPr>
-        <w:t xml:space="preserve">    let bestFit = -1;</w:t>
-      </w:r>
-    </w:p>
-    <w:p>
-      <w:pPr>
-        <w:spacing w:before="0" w:after="0" w:line="240" w:lineRule="auto"/>
-      </w:pPr>
-      <w:r>
-        <w:rPr>
-          <w:rFonts w:ascii="Courier New" w:hAnsi="Courier New"/>
-          <w:sz w:val="17"/>
-        </w:rPr>
-        <w:t xml:space="preserve">    for (let i = 0; i &lt; tournamentSize; i++) {</w:t>
-      </w:r>
-    </w:p>
-    <w:p>
-      <w:pPr>
-        <w:spacing w:before="0" w:after="0" w:line="240" w:lineRule="auto"/>
-      </w:pPr>
-      <w:r>
-        <w:rPr>
-          <w:rFonts w:ascii="Courier New" w:hAnsi="Courier New"/>
-          <w:sz w:val="17"/>
-        </w:rPr>
-        <w:t xml:space="preserve">      const candidate = evaluatedPop[Math.floor(Math.random() * popSize)];</w:t>
-      </w:r>
-    </w:p>
-    <w:p>
-      <w:pPr>
-        <w:spacing w:before="0" w:after="0" w:line="240" w:lineRule="auto"/>
-      </w:pPr>
-      <w:r>
-        <w:rPr>
-          <w:rFonts w:ascii="Courier New" w:hAnsi="Courier New"/>
-          <w:sz w:val="17"/>
-        </w:rPr>
-        <w:t xml:space="preserve">      if (candidate.fitness &gt; bestFit) {</w:t>
-      </w:r>
-    </w:p>
-    <w:p>
-      <w:pPr>
-        <w:spacing w:before="0" w:after="0" w:line="240" w:lineRule="auto"/>
-      </w:pPr>
-      <w:r>
-        <w:rPr>
-          <w:rFonts w:ascii="Courier New" w:hAnsi="Courier New"/>
-          <w:sz w:val="17"/>
-        </w:rPr>
-        <w:t xml:space="preserve">        bestFit = candidate.fitness;</w:t>
-      </w:r>
-    </w:p>
-    <w:p>
-      <w:pPr>
-        <w:spacing w:before="0" w:after="0" w:line="240" w:lineRule="auto"/>
-      </w:pPr>
-      <w:r>
-        <w:rPr>
-          <w:rFonts w:ascii="Courier New" w:hAnsi="Courier New"/>
-          <w:sz w:val="17"/>
-        </w:rPr>
-        <w:t xml:space="preserve">        best = candidate.team;</w:t>
-      </w:r>
-    </w:p>
-    <w:p>
-      <w:pPr>
-        <w:spacing w:before="0" w:after="0" w:line="240" w:lineRule="auto"/>
-      </w:pPr>
-      <w:r>
-        <w:rPr>
-          <w:rFonts w:ascii="Courier New" w:hAnsi="Courier New"/>
-          <w:sz w:val="17"/>
-        </w:rPr>
-        <w:t xml:space="preserve">      }</w:t>
-      </w:r>
-    </w:p>
-    <w:p>
-      <w:pPr>
-        <w:spacing w:before="0" w:after="0" w:line="240" w:lineRule="auto"/>
-      </w:pPr>
-      <w:r>
-        <w:rPr>
-          <w:rFonts w:ascii="Courier New" w:hAnsi="Courier New"/>
-          <w:sz w:val="17"/>
-        </w:rPr>
-        <w:t xml:space="preserve">    }</w:t>
-      </w:r>
-    </w:p>
-    <w:p>
-      <w:pPr>
-        <w:spacing w:before="0" w:after="0" w:line="240" w:lineRule="auto"/>
-      </w:pPr>
-      <w:r>
-        <w:rPr>
-          <w:rFonts w:ascii="Courier New" w:hAnsi="Courier New"/>
-          <w:sz w:val="17"/>
-        </w:rPr>
-        <w:t xml:space="preserve">    return best;</w:t>
-      </w:r>
-    </w:p>
-    <w:p>
-      <w:pPr>
-        <w:spacing w:before="0" w:after="0" w:line="240" w:lineRule="auto"/>
-      </w:pPr>
-      <w:r>
-        <w:rPr>
-          <w:rFonts w:ascii="Courier New" w:hAnsi="Courier New"/>
-          <w:sz w:val="17"/>
-        </w:rPr>
-        <w:t xml:space="preserve">  };</w:t>
-      </w:r>
-    </w:p>
-    <w:p>
-      <w:pPr>
-        <w:spacing w:before="0" w:after="0" w:line="240" w:lineRule="auto"/>
-      </w:pPr>
-      <w:r>
-        <w:rPr>
-          <w:rFonts w:ascii="Courier New" w:hAnsi="Courier New"/>
-          <w:sz w:val="17"/>
-        </w:rPr>
-      </w:r>
-    </w:p>
-    <w:p>
-      <w:pPr>
-        <w:spacing w:before="0" w:after="0" w:line="240" w:lineRule="auto"/>
-      </w:pPr>
-      <w:r>
-        <w:rPr>
-          <w:rFonts w:ascii="Courier New" w:hAnsi="Courier New"/>
-          <w:sz w:val="17"/>
-        </w:rPr>
-        <w:t xml:space="preserve">  for (let gen = 0; gen &lt;= generations; gen++) {</w:t>
-      </w:r>
-    </w:p>
-    <w:p>
-      <w:pPr>
-        <w:spacing w:before="0" w:after="0" w:line="240" w:lineRule="auto"/>
-      </w:pPr>
-      <w:r>
-        <w:rPr>
-          <w:rFonts w:ascii="Courier New" w:hAnsi="Courier New"/>
-          <w:sz w:val="17"/>
-        </w:rPr>
-        <w:t xml:space="preserve">    const evaluatedPop = population.map(team =&gt; ({</w:t>
-      </w:r>
-    </w:p>
-    <w:p>
-      <w:pPr>
-        <w:spacing w:before="0" w:after="0" w:line="240" w:lineRule="auto"/>
-      </w:pPr>
-      <w:r>
-        <w:rPr>
-          <w:rFonts w:ascii="Courier New" w:hAnsi="Courier New"/>
-          <w:sz w:val="17"/>
-        </w:rPr>
-        <w:t xml:space="preserve">      team,</w:t>
-      </w:r>
-    </w:p>
-    <w:p>
-      <w:pPr>
-        <w:spacing w:before="0" w:after="0" w:line="240" w:lineRule="auto"/>
-      </w:pPr>
-      <w:r>
-        <w:rPr>
-          <w:rFonts w:ascii="Courier New" w:hAnsi="Courier New"/>
-          <w:sz w:val="17"/>
-        </w:rPr>
-        <w:t xml:space="preserve">      fitness: computeTeamScore(team, weights).fitness</w:t>
-      </w:r>
-    </w:p>
-    <w:p>
-      <w:pPr>
-        <w:spacing w:before="0" w:after="0" w:line="240" w:lineRule="auto"/>
-      </w:pPr>
-      <w:r>
-        <w:rPr>
-          <w:rFonts w:ascii="Courier New" w:hAnsi="Courier New"/>
-          <w:sz w:val="17"/>
-        </w:rPr>
-        <w:t xml:space="preserve">    }));</w:t>
-      </w:r>
-    </w:p>
-    <w:p>
-      <w:pPr>
-        <w:spacing w:before="0" w:after="0" w:line="240" w:lineRule="auto"/>
-      </w:pPr>
-      <w:r>
-        <w:rPr>
-          <w:rFonts w:ascii="Courier New" w:hAnsi="Courier New"/>
-          <w:sz w:val="17"/>
-        </w:rPr>
-      </w:r>
-    </w:p>
-    <w:p>
-      <w:pPr>
-        <w:spacing w:before="0" w:after="0" w:line="240" w:lineRule="auto"/>
-      </w:pPr>
-      <w:r>
-        <w:rPr>
-          <w:rFonts w:ascii="Courier New" w:hAnsi="Courier New"/>
-          <w:sz w:val="17"/>
-        </w:rPr>
-        <w:t xml:space="preserve">    evaluatedPop.sort((a, b) =&gt; b.fitness - a.fitness);</w:t>
-      </w:r>
-    </w:p>
-    <w:p>
-      <w:pPr>
-        <w:spacing w:before="0" w:after="0" w:line="240" w:lineRule="auto"/>
-      </w:pPr>
-      <w:r>
-        <w:rPr>
-          <w:rFonts w:ascii="Courier New" w:hAnsi="Courier New"/>
-          <w:sz w:val="17"/>
-        </w:rPr>
-        <w:t xml:space="preserve">    yield { generation: gen, bestTeam: evaluatedPop[0].team, bestFitness: evaluatedPop[0].fitness };</w:t>
-      </w:r>
-    </w:p>
-    <w:p>
-      <w:pPr>
-        <w:spacing w:before="0" w:after="0" w:line="240" w:lineRule="auto"/>
-      </w:pPr>
-      <w:r>
-        <w:rPr>
-          <w:rFonts w:ascii="Courier New" w:hAnsi="Courier New"/>
-          <w:sz w:val="17"/>
-        </w:rPr>
-      </w:r>
-    </w:p>
-    <w:p>
-      <w:pPr>
-        <w:spacing w:before="0" w:after="0" w:line="240" w:lineRule="auto"/>
-      </w:pPr>
-      <w:r>
-        <w:rPr>
-          <w:rFonts w:ascii="Courier New" w:hAnsi="Courier New"/>
-          <w:sz w:val="17"/>
-        </w:rPr>
-        <w:t xml:space="preserve">    if (gen === generations) break;</w:t>
-      </w:r>
-    </w:p>
-    <w:p>
-      <w:pPr>
-        <w:spacing w:before="0" w:after="0" w:line="240" w:lineRule="auto"/>
-      </w:pPr>
-      <w:r>
-        <w:rPr>
-          <w:rFonts w:ascii="Courier New" w:hAnsi="Courier New"/>
-          <w:sz w:val="17"/>
-        </w:rPr>
-      </w:r>
-    </w:p>
-    <w:p>
-      <w:pPr>
-        <w:spacing w:before="0" w:after="0" w:line="240" w:lineRule="auto"/>
-      </w:pPr>
-      <w:r>
-        <w:rPr>
-          <w:rFonts w:ascii="Courier New" w:hAnsi="Courier New"/>
-          <w:sz w:val="17"/>
-        </w:rPr>
-        <w:t xml:space="preserve">    const nextPopulation = [];</w:t>
-      </w:r>
-    </w:p>
-    <w:p>
-      <w:pPr>
-        <w:spacing w:before="0" w:after="0" w:line="240" w:lineRule="auto"/>
-      </w:pPr>
-      <w:r>
-        <w:rPr>
-          <w:rFonts w:ascii="Courier New" w:hAnsi="Courier New"/>
-          <w:sz w:val="17"/>
-        </w:rPr>
-        <w:t xml:space="preserve">    nextPopulation.push([...evaluatedPop[0].team]); // Elitism</w:t>
-      </w:r>
-    </w:p>
-    <w:p>
-      <w:pPr>
-        <w:spacing w:before="0" w:after="0" w:line="240" w:lineRule="auto"/>
-      </w:pPr>
-      <w:r>
-        <w:rPr>
-          <w:rFonts w:ascii="Courier New" w:hAnsi="Courier New"/>
-          <w:sz w:val="17"/>
-        </w:rPr>
-      </w:r>
-    </w:p>
-    <w:p>
-      <w:pPr>
-        <w:spacing w:before="0" w:after="0" w:line="240" w:lineRule="auto"/>
-      </w:pPr>
-      <w:r>
-        <w:rPr>
-          <w:rFonts w:ascii="Courier New" w:hAnsi="Courier New"/>
-          <w:sz w:val="17"/>
-        </w:rPr>
-        <w:t xml:space="preserve">    while (nextPopulation.length &lt; popSize) {</w:t>
-      </w:r>
-    </w:p>
-    <w:p>
-      <w:pPr>
-        <w:spacing w:before="0" w:after="0" w:line="240" w:lineRule="auto"/>
-      </w:pPr>
-      <w:r>
-        <w:rPr>
-          <w:rFonts w:ascii="Courier New" w:hAnsi="Courier New"/>
-          <w:sz w:val="17"/>
-        </w:rPr>
-        <w:t xml:space="preserve">      const parent1 = selectParent(evaluatedPop);</w:t>
-      </w:r>
-    </w:p>
-    <w:p>
-      <w:pPr>
-        <w:spacing w:before="0" w:after="0" w:line="240" w:lineRule="auto"/>
-      </w:pPr>
-      <w:r>
-        <w:rPr>
-          <w:rFonts w:ascii="Courier New" w:hAnsi="Courier New"/>
-          <w:sz w:val="17"/>
-        </w:rPr>
-        <w:t xml:space="preserve">      const parent2 = selectParent(evaluatedPop);</w:t>
-      </w:r>
-    </w:p>
-    <w:p>
-      <w:pPr>
-        <w:spacing w:before="0" w:after="0" w:line="240" w:lineRule="auto"/>
-      </w:pPr>
-      <w:r>
-        <w:rPr>
-          <w:rFonts w:ascii="Courier New" w:hAnsi="Courier New"/>
-          <w:sz w:val="17"/>
-        </w:rPr>
-        <w:t xml:space="preserve">      let child1, child2;</w:t>
-      </w:r>
-    </w:p>
-    <w:p>
-      <w:pPr>
-        <w:spacing w:before="0" w:after="0" w:line="240" w:lineRule="auto"/>
-      </w:pPr>
-      <w:r>
-        <w:rPr>
-          <w:rFonts w:ascii="Courier New" w:hAnsi="Courier New"/>
-          <w:sz w:val="17"/>
-        </w:rPr>
-      </w:r>
-    </w:p>
-    <w:p>
-      <w:pPr>
-        <w:spacing w:before="0" w:after="0" w:line="240" w:lineRule="auto"/>
-      </w:pPr>
-      <w:r>
-        <w:rPr>
-          <w:rFonts w:ascii="Courier New" w:hAnsi="Courier New"/>
-          <w:sz w:val="17"/>
-        </w:rPr>
-        <w:t xml:space="preserve">      if (Math.random() &lt; crossoverRate) {</w:t>
-      </w:r>
-    </w:p>
-    <w:p>
-      <w:pPr>
-        <w:spacing w:before="0" w:after="0" w:line="240" w:lineRule="auto"/>
-      </w:pPr>
-      <w:r>
-        <w:rPr>
-          <w:rFonts w:ascii="Courier New" w:hAnsi="Courier New"/>
-          <w:sz w:val="17"/>
-        </w:rPr>
-        <w:t xml:space="preserve">        const crossoverResult = uniformCrossover(parent1, parent2, teamSize, roleRequirements);</w:t>
-      </w:r>
-    </w:p>
-    <w:p>
-      <w:pPr>
-        <w:spacing w:before="0" w:after="0" w:line="240" w:lineRule="auto"/>
-      </w:pPr>
-      <w:r>
-        <w:rPr>
-          <w:rFonts w:ascii="Courier New" w:hAnsi="Courier New"/>
-          <w:sz w:val="17"/>
-        </w:rPr>
-        <w:t xml:space="preserve">        child1 = crossoverResult.child1;</w:t>
-      </w:r>
-    </w:p>
-    <w:p>
-      <w:pPr>
-        <w:spacing w:before="0" w:after="0" w:line="240" w:lineRule="auto"/>
-      </w:pPr>
-      <w:r>
-        <w:rPr>
-          <w:rFonts w:ascii="Courier New" w:hAnsi="Courier New"/>
-          <w:sz w:val="17"/>
-        </w:rPr>
-        <w:t xml:space="preserve">        child2 = crossoverResult.child2;</w:t>
-      </w:r>
-    </w:p>
-    <w:p>
-      <w:pPr>
-        <w:spacing w:before="0" w:after="0" w:line="240" w:lineRule="auto"/>
-      </w:pPr>
-      <w:r>
-        <w:rPr>
-          <w:rFonts w:ascii="Courier New" w:hAnsi="Courier New"/>
-          <w:sz w:val="17"/>
-        </w:rPr>
-        <w:t xml:space="preserve">      } else {</w:t>
-      </w:r>
-    </w:p>
-    <w:p>
-      <w:pPr>
-        <w:spacing w:before="0" w:after="0" w:line="240" w:lineRule="auto"/>
-      </w:pPr>
-      <w:r>
-        <w:rPr>
-          <w:rFonts w:ascii="Courier New" w:hAnsi="Courier New"/>
-          <w:sz w:val="17"/>
-        </w:rPr>
-        <w:t xml:space="preserve">        child1 = [...parent1];</w:t>
-      </w:r>
-    </w:p>
-    <w:p>
-      <w:pPr>
-        <w:spacing w:before="0" w:after="0" w:line="240" w:lineRule="auto"/>
-      </w:pPr>
-      <w:r>
-        <w:rPr>
-          <w:rFonts w:ascii="Courier New" w:hAnsi="Courier New"/>
-          <w:sz w:val="17"/>
-        </w:rPr>
-        <w:t xml:space="preserve">        child2 = [...parent2];</w:t>
-      </w:r>
-    </w:p>
-    <w:p>
-      <w:pPr>
-        <w:spacing w:before="0" w:after="0" w:line="240" w:lineRule="auto"/>
-      </w:pPr>
-      <w:r>
-        <w:rPr>
-          <w:rFonts w:ascii="Courier New" w:hAnsi="Courier New"/>
-          <w:sz w:val="17"/>
-        </w:rPr>
-        <w:t xml:space="preserve">      }</w:t>
-      </w:r>
-    </w:p>
-    <w:p>
-      <w:pPr>
-        <w:spacing w:before="0" w:after="0" w:line="240" w:lineRule="auto"/>
-      </w:pPr>
-      <w:r>
-        <w:rPr>
-          <w:rFonts w:ascii="Courier New" w:hAnsi="Courier New"/>
-          <w:sz w:val="17"/>
-        </w:rPr>
-      </w:r>
-    </w:p>
-    <w:p>
-      <w:pPr>
-        <w:spacing w:before="0" w:after="0" w:line="240" w:lineRule="auto"/>
-      </w:pPr>
-      <w:r>
-        <w:rPr>
-          <w:rFonts w:ascii="Courier New" w:hAnsi="Courier New"/>
-          <w:sz w:val="17"/>
-        </w:rPr>
-        <w:t xml:space="preserve">      child1 = mutateTeam(child1, candidates, mutationRate, roleRequirements);</w:t>
-      </w:r>
-    </w:p>
-    <w:p>
-      <w:pPr>
-        <w:spacing w:before="0" w:after="0" w:line="240" w:lineRule="auto"/>
-      </w:pPr>
-      <w:r>
-        <w:rPr>
-          <w:rFonts w:ascii="Courier New" w:hAnsi="Courier New"/>
-          <w:sz w:val="17"/>
-        </w:rPr>
-        <w:t xml:space="preserve">      child2 = mutateTeam(child2, candidates, mutationRate, roleRequirements);</w:t>
-      </w:r>
-    </w:p>
-    <w:p>
-      <w:pPr>
-        <w:spacing w:before="0" w:after="0" w:line="240" w:lineRule="auto"/>
-      </w:pPr>
-      <w:r>
-        <w:rPr>
-          <w:rFonts w:ascii="Courier New" w:hAnsi="Courier New"/>
-          <w:sz w:val="17"/>
-        </w:rPr>
-      </w:r>
-    </w:p>
-    <w:p>
-      <w:pPr>
-        <w:spacing w:before="0" w:after="0" w:line="240" w:lineRule="auto"/>
-      </w:pPr>
-      <w:r>
-        <w:rPr>
-          <w:rFonts w:ascii="Courier New" w:hAnsi="Courier New"/>
-          <w:sz w:val="17"/>
-        </w:rPr>
-        <w:t xml:space="preserve">      nextPopulation.push(child1);</w:t>
-      </w:r>
-    </w:p>
-    <w:p>
-      <w:pPr>
-        <w:spacing w:before="0" w:after="0" w:line="240" w:lineRule="auto"/>
-      </w:pPr>
-      <w:r>
-        <w:rPr>
-          <w:rFonts w:ascii="Courier New" w:hAnsi="Courier New"/>
-          <w:sz w:val="17"/>
-        </w:rPr>
-        <w:t xml:space="preserve">      if (nextPopulation.length &lt; popSize) nextPopulation.push(child2);</w:t>
-      </w:r>
-    </w:p>
-    <w:p>
-      <w:pPr>
-        <w:spacing w:before="0" w:after="0" w:line="240" w:lineRule="auto"/>
-      </w:pPr>
-      <w:r>
-        <w:rPr>
-          <w:rFonts w:ascii="Courier New" w:hAnsi="Courier New"/>
-          <w:sz w:val="17"/>
-        </w:rPr>
-        <w:t xml:space="preserve">    }</w:t>
-      </w:r>
-    </w:p>
-    <w:p>
-      <w:pPr>
-        <w:spacing w:before="0" w:after="0" w:line="240" w:lineRule="auto"/>
-      </w:pPr>
-      <w:r>
-        <w:rPr>
-          <w:rFonts w:ascii="Courier New" w:hAnsi="Courier New"/>
-          <w:sz w:val="17"/>
-        </w:rPr>
-        <w:t xml:space="preserve">    population = nextPopulation;</w:t>
-      </w:r>
-    </w:p>
-    <w:p>
-      <w:pPr>
-        <w:spacing w:before="0" w:after="0" w:line="240" w:lineRule="auto"/>
-      </w:pPr>
-      <w:r>
-        <w:rPr>
-          <w:rFonts w:ascii="Courier New" w:hAnsi="Courier New"/>
-          <w:sz w:val="17"/>
-        </w:rPr>
-        <w:t xml:space="preserve">  }</w:t>
-      </w:r>
-    </w:p>
-    <w:p>
-      <w:pPr>
-        <w:spacing w:before="0" w:after="0" w:line="240" w:lineRule="auto"/>
-      </w:pPr>
+        <w:pStyle w:val="Normal"/>
+        <w:spacing w:lineRule="auto" w:line="240" w:before="0" w:after="0"/>
+        <w:rPr/>
+      </w:pPr>
+      <w:r>
+        <w:rPr>
+          <w:rFonts w:ascii="Courier New" w:hAnsi="Courier New"/>
+          <w:sz w:val="17"/>
+        </w:rPr>
+        <w:t xml:space="preserve">  </w:t>
+      </w:r>
+      <w:r>
+        <w:rPr>
+          <w:rFonts w:ascii="Courier New" w:hAnsi="Courier New"/>
+          <w:sz w:val="17"/>
+        </w:rPr>
+        <w:t>const popSize = options.popSize || 40;</w:t>
+      </w:r>
+    </w:p>
+    <w:p>
+      <w:pPr>
+        <w:pStyle w:val="Normal"/>
+        <w:spacing w:lineRule="auto" w:line="240" w:before="0" w:after="0"/>
+        <w:rPr/>
+      </w:pPr>
+      <w:r>
+        <w:rPr>
+          <w:rFonts w:ascii="Courier New" w:hAnsi="Courier New"/>
+          <w:sz w:val="17"/>
+        </w:rPr>
+        <w:t xml:space="preserve">  </w:t>
+      </w:r>
+      <w:r>
+        <w:rPr>
+          <w:rFonts w:ascii="Courier New" w:hAnsi="Courier New"/>
+          <w:sz w:val="17"/>
+        </w:rPr>
+        <w:t>const generations = options.generations || 80;</w:t>
+      </w:r>
+    </w:p>
+    <w:p>
+      <w:pPr>
+        <w:pStyle w:val="Normal"/>
+        <w:spacing w:lineRule="auto" w:line="240" w:before="0" w:after="0"/>
+        <w:rPr/>
+      </w:pPr>
+      <w:r>
+        <w:rPr>
+          <w:rFonts w:ascii="Courier New" w:hAnsi="Courier New"/>
+          <w:sz w:val="17"/>
+        </w:rPr>
+        <w:t xml:space="preserve">  </w:t>
+      </w:r>
+      <w:r>
+        <w:rPr>
+          <w:rFonts w:ascii="Courier New" w:hAnsi="Courier New"/>
+          <w:sz w:val="17"/>
+        </w:rPr>
+        <w:t>const crossoverRate = options.crossoverRate || 0.8;</w:t>
+      </w:r>
+    </w:p>
+    <w:p>
+      <w:pPr>
+        <w:pStyle w:val="Normal"/>
+        <w:spacing w:lineRule="auto" w:line="240" w:before="0" w:after="0"/>
+        <w:rPr/>
+      </w:pPr>
+      <w:r>
+        <w:rPr>
+          <w:rFonts w:ascii="Courier New" w:hAnsi="Courier New"/>
+          <w:sz w:val="17"/>
+        </w:rPr>
+        <w:t xml:space="preserve">  </w:t>
+      </w:r>
+      <w:r>
+        <w:rPr>
+          <w:rFonts w:ascii="Courier New" w:hAnsi="Courier New"/>
+          <w:sz w:val="17"/>
+        </w:rPr>
+        <w:t>const mutationRate = options.mutationRate || 0.15;</w:t>
+      </w:r>
+    </w:p>
+    <w:p>
+      <w:pPr>
+        <w:pStyle w:val="Normal"/>
+        <w:spacing w:lineRule="auto" w:line="240" w:before="0" w:after="0"/>
+        <w:rPr/>
+      </w:pPr>
+      <w:r>
+        <w:rPr>
+          <w:rFonts w:ascii="Courier New" w:hAnsi="Courier New"/>
+          <w:sz w:val="17"/>
+        </w:rPr>
+        <w:t xml:space="preserve">  </w:t>
+      </w:r>
+      <w:r>
+        <w:rPr>
+          <w:rFonts w:ascii="Courier New" w:hAnsi="Courier New"/>
+          <w:sz w:val="17"/>
+        </w:rPr>
+        <w:t>const weights = options.weights;</w:t>
+      </w:r>
+    </w:p>
+    <w:p>
+      <w:pPr>
+        <w:pStyle w:val="Normal"/>
+        <w:spacing w:lineRule="auto" w:line="240" w:before="0" w:after="0"/>
+        <w:rPr/>
+      </w:pPr>
+      <w:r>
+        <w:rPr>
+          <w:rFonts w:ascii="Courier New" w:hAnsi="Courier New"/>
+          <w:sz w:val="17"/>
+        </w:rPr>
+        <w:t xml:space="preserve">  </w:t>
+      </w:r>
+      <w:r>
+        <w:rPr>
+          <w:rFonts w:ascii="Courier New" w:hAnsi="Courier New"/>
+          <w:sz w:val="17"/>
+        </w:rPr>
+        <w:t>const tournamentSize = options.tournamentSize || 3;</w:t>
+      </w:r>
+    </w:p>
+    <w:p>
+      <w:pPr>
+        <w:pStyle w:val="Normal"/>
+        <w:spacing w:lineRule="auto" w:line="240" w:before="0" w:after="0"/>
+        <w:rPr/>
+      </w:pPr>
+      <w:r>
+        <w:rPr/>
+      </w:r>
+    </w:p>
+    <w:p>
+      <w:pPr>
+        <w:pStyle w:val="Normal"/>
+        <w:spacing w:lineRule="auto" w:line="240" w:before="0" w:after="0"/>
+        <w:rPr/>
+      </w:pPr>
+      <w:r>
+        <w:rPr>
+          <w:rFonts w:ascii="Courier New" w:hAnsi="Courier New"/>
+          <w:sz w:val="17"/>
+        </w:rPr>
+        <w:t xml:space="preserve">  </w:t>
+      </w:r>
+      <w:r>
+        <w:rPr>
+          <w:rFonts w:ascii="Courier New" w:hAnsi="Courier New"/>
+          <w:sz w:val="17"/>
+        </w:rPr>
+        <w:t>let population = [];</w:t>
+      </w:r>
+    </w:p>
+    <w:p>
+      <w:pPr>
+        <w:pStyle w:val="Normal"/>
+        <w:spacing w:lineRule="auto" w:line="240" w:before="0" w:after="0"/>
+        <w:rPr/>
+      </w:pPr>
+      <w:r>
+        <w:rPr>
+          <w:rFonts w:ascii="Courier New" w:hAnsi="Courier New"/>
+          <w:sz w:val="17"/>
+        </w:rPr>
+        <w:t xml:space="preserve">  </w:t>
+      </w:r>
+      <w:r>
+        <w:rPr>
+          <w:rFonts w:ascii="Courier New" w:hAnsi="Courier New"/>
+          <w:sz w:val="17"/>
+        </w:rPr>
+        <w:t>for (let i = 0; i &lt; popSize; i++) {</w:t>
+      </w:r>
+    </w:p>
+    <w:p>
+      <w:pPr>
+        <w:pStyle w:val="Normal"/>
+        <w:spacing w:lineRule="auto" w:line="240" w:before="0" w:after="0"/>
+        <w:rPr/>
+      </w:pPr>
+      <w:r>
+        <w:rPr>
+          <w:rFonts w:ascii="Courier New" w:hAnsi="Courier New"/>
+          <w:sz w:val="17"/>
+        </w:rPr>
+        <w:t xml:space="preserve">    </w:t>
+      </w:r>
+      <w:r>
+        <w:rPr>
+          <w:rFonts w:ascii="Courier New" w:hAnsi="Courier New"/>
+          <w:sz w:val="17"/>
+        </w:rPr>
+        <w:t>population.push([...feasibleSpace[i % feasibleSpace.length]]);</w:t>
+      </w:r>
+    </w:p>
+    <w:p>
+      <w:pPr>
+        <w:pStyle w:val="Normal"/>
+        <w:spacing w:lineRule="auto" w:line="240" w:before="0" w:after="0"/>
+        <w:rPr/>
+      </w:pPr>
+      <w:r>
+        <w:rPr>
+          <w:rFonts w:ascii="Courier New" w:hAnsi="Courier New"/>
+          <w:sz w:val="17"/>
+        </w:rPr>
+        <w:t xml:space="preserve">  </w:t>
+      </w:r>
       <w:r>
         <w:rPr>
           <w:rFonts w:ascii="Courier New" w:hAnsi="Courier New"/>
@@ -7156,7 +7582,1257 @@
     <w:p>
       <w:pPr>
         <w:pStyle w:val="Normal"/>
+        <w:spacing w:lineRule="auto" w:line="240" w:before="0" w:after="0"/>
+        <w:rPr/>
+      </w:pPr>
+      <w:r>
+        <w:rPr/>
+      </w:r>
+    </w:p>
+    <w:p>
+      <w:pPr>
+        <w:pStyle w:val="Normal"/>
+        <w:spacing w:lineRule="auto" w:line="240" w:before="0" w:after="0"/>
+        <w:rPr/>
+      </w:pPr>
+      <w:r>
+        <w:rPr>
+          <w:rFonts w:ascii="Courier New" w:hAnsi="Courier New"/>
+          <w:sz w:val="17"/>
+        </w:rPr>
+        <w:t xml:space="preserve">  </w:t>
+      </w:r>
+      <w:r>
+        <w:rPr>
+          <w:rFonts w:ascii="Courier New" w:hAnsi="Courier New"/>
+          <w:sz w:val="17"/>
+        </w:rPr>
+        <w:t>const selectParent = (evaluatedPop) =&gt; {</w:t>
+      </w:r>
+    </w:p>
+    <w:p>
+      <w:pPr>
+        <w:pStyle w:val="Normal"/>
+        <w:spacing w:lineRule="auto" w:line="240" w:before="0" w:after="0"/>
+        <w:rPr/>
+      </w:pPr>
+      <w:r>
+        <w:rPr>
+          <w:rFonts w:ascii="Courier New" w:hAnsi="Courier New"/>
+          <w:sz w:val="17"/>
+        </w:rPr>
+        <w:t xml:space="preserve">    </w:t>
+      </w:r>
+      <w:r>
+        <w:rPr>
+          <w:rFonts w:ascii="Courier New" w:hAnsi="Courier New"/>
+          <w:sz w:val="17"/>
+        </w:rPr>
+        <w:t>let best = null;</w:t>
+      </w:r>
+    </w:p>
+    <w:p>
+      <w:pPr>
+        <w:pStyle w:val="Normal"/>
+        <w:spacing w:lineRule="auto" w:line="240" w:before="0" w:after="0"/>
+        <w:rPr/>
+      </w:pPr>
+      <w:r>
+        <w:rPr>
+          <w:rFonts w:ascii="Courier New" w:hAnsi="Courier New"/>
+          <w:sz w:val="17"/>
+        </w:rPr>
+        <w:t xml:space="preserve">    </w:t>
+      </w:r>
+      <w:r>
+        <w:rPr>
+          <w:rFonts w:ascii="Courier New" w:hAnsi="Courier New"/>
+          <w:sz w:val="17"/>
+        </w:rPr>
+        <w:t>let bestFit = -1;</w:t>
+      </w:r>
+    </w:p>
+    <w:p>
+      <w:pPr>
+        <w:pStyle w:val="Normal"/>
+        <w:spacing w:lineRule="auto" w:line="240" w:before="0" w:after="0"/>
+        <w:rPr/>
+      </w:pPr>
+      <w:r>
+        <w:rPr>
+          <w:rFonts w:ascii="Courier New" w:hAnsi="Courier New"/>
+          <w:sz w:val="17"/>
+        </w:rPr>
+        <w:t xml:space="preserve">    </w:t>
+      </w:r>
+      <w:r>
+        <w:rPr>
+          <w:rFonts w:ascii="Courier New" w:hAnsi="Courier New"/>
+          <w:sz w:val="17"/>
+        </w:rPr>
+        <w:t>for (let i = 0; i &lt; tournamentSize; i++) {</w:t>
+      </w:r>
+    </w:p>
+    <w:p>
+      <w:pPr>
+        <w:pStyle w:val="Normal"/>
+        <w:spacing w:lineRule="auto" w:line="240" w:before="0" w:after="0"/>
+        <w:rPr/>
+      </w:pPr>
+      <w:r>
+        <w:rPr>
+          <w:rFonts w:ascii="Courier New" w:hAnsi="Courier New"/>
+          <w:sz w:val="17"/>
+        </w:rPr>
+        <w:t xml:space="preserve">      </w:t>
+      </w:r>
+      <w:r>
+        <w:rPr>
+          <w:rFonts w:ascii="Courier New" w:hAnsi="Courier New"/>
+          <w:sz w:val="17"/>
+        </w:rPr>
+        <w:t>const candidate = evaluatedPop[Math.floor(Math.random() * popSize)];</w:t>
+      </w:r>
+    </w:p>
+    <w:p>
+      <w:pPr>
+        <w:pStyle w:val="Normal"/>
+        <w:spacing w:lineRule="auto" w:line="240" w:before="0" w:after="0"/>
+        <w:rPr/>
+      </w:pPr>
+      <w:r>
+        <w:rPr>
+          <w:rFonts w:ascii="Courier New" w:hAnsi="Courier New"/>
+          <w:sz w:val="17"/>
+        </w:rPr>
+        <w:t xml:space="preserve">      </w:t>
+      </w:r>
+      <w:r>
+        <w:rPr>
+          <w:rFonts w:ascii="Courier New" w:hAnsi="Courier New"/>
+          <w:sz w:val="17"/>
+        </w:rPr>
+        <w:t>if (candidate.fitness &gt; bestFit) {</w:t>
+      </w:r>
+    </w:p>
+    <w:p>
+      <w:pPr>
+        <w:pStyle w:val="Normal"/>
+        <w:spacing w:lineRule="auto" w:line="240" w:before="0" w:after="0"/>
+        <w:rPr/>
+      </w:pPr>
+      <w:r>
+        <w:rPr>
+          <w:rFonts w:ascii="Courier New" w:hAnsi="Courier New"/>
+          <w:sz w:val="17"/>
+        </w:rPr>
+        <w:t xml:space="preserve">        </w:t>
+      </w:r>
+      <w:r>
+        <w:rPr>
+          <w:rFonts w:ascii="Courier New" w:hAnsi="Courier New"/>
+          <w:sz w:val="17"/>
+        </w:rPr>
+        <w:t>bestFit = candidate.fitness;</w:t>
+      </w:r>
+    </w:p>
+    <w:p>
+      <w:pPr>
+        <w:pStyle w:val="Normal"/>
+        <w:spacing w:lineRule="auto" w:line="240" w:before="0" w:after="0"/>
+        <w:rPr/>
+      </w:pPr>
+      <w:r>
+        <w:rPr>
+          <w:rFonts w:ascii="Courier New" w:hAnsi="Courier New"/>
+          <w:sz w:val="17"/>
+        </w:rPr>
+        <w:t xml:space="preserve">        </w:t>
+      </w:r>
+      <w:r>
+        <w:rPr>
+          <w:rFonts w:ascii="Courier New" w:hAnsi="Courier New"/>
+          <w:sz w:val="17"/>
+        </w:rPr>
+        <w:t>best = candidate.team;</w:t>
+      </w:r>
+    </w:p>
+    <w:p>
+      <w:pPr>
+        <w:pStyle w:val="Normal"/>
+        <w:spacing w:lineRule="auto" w:line="240" w:before="0" w:after="0"/>
+        <w:rPr/>
+      </w:pPr>
+      <w:r>
+        <w:rPr>
+          <w:rFonts w:ascii="Courier New" w:hAnsi="Courier New"/>
+          <w:sz w:val="17"/>
+        </w:rPr>
+        <w:t xml:space="preserve">      </w:t>
+      </w:r>
+      <w:r>
+        <w:rPr>
+          <w:rFonts w:ascii="Courier New" w:hAnsi="Courier New"/>
+          <w:sz w:val="17"/>
+        </w:rPr>
+        <w:t>}</w:t>
+      </w:r>
+    </w:p>
+    <w:p>
+      <w:pPr>
+        <w:pStyle w:val="Normal"/>
+        <w:spacing w:lineRule="auto" w:line="240" w:before="0" w:after="0"/>
+        <w:rPr/>
+      </w:pPr>
+      <w:r>
+        <w:rPr>
+          <w:rFonts w:ascii="Courier New" w:hAnsi="Courier New"/>
+          <w:sz w:val="17"/>
+        </w:rPr>
+        <w:t xml:space="preserve">    </w:t>
+      </w:r>
+      <w:r>
+        <w:rPr>
+          <w:rFonts w:ascii="Courier New" w:hAnsi="Courier New"/>
+          <w:sz w:val="17"/>
+        </w:rPr>
+        <w:t>}</w:t>
+      </w:r>
+    </w:p>
+    <w:p>
+      <w:pPr>
+        <w:pStyle w:val="Normal"/>
+        <w:spacing w:lineRule="auto" w:line="240" w:before="0" w:after="0"/>
+        <w:rPr/>
+      </w:pPr>
+      <w:r>
+        <w:rPr>
+          <w:rFonts w:ascii="Courier New" w:hAnsi="Courier New"/>
+          <w:sz w:val="17"/>
+        </w:rPr>
+        <w:t xml:space="preserve">    </w:t>
+      </w:r>
+      <w:r>
+        <w:rPr>
+          <w:rFonts w:ascii="Courier New" w:hAnsi="Courier New"/>
+          <w:sz w:val="17"/>
+        </w:rPr>
+        <w:t>return best;</w:t>
+      </w:r>
+    </w:p>
+    <w:p>
+      <w:pPr>
+        <w:pStyle w:val="Normal"/>
+        <w:spacing w:lineRule="auto" w:line="240" w:before="0" w:after="0"/>
+        <w:rPr/>
+      </w:pPr>
+      <w:r>
+        <w:rPr>
+          <w:rFonts w:ascii="Courier New" w:hAnsi="Courier New"/>
+          <w:sz w:val="17"/>
+        </w:rPr>
+        <w:t xml:space="preserve">  </w:t>
+      </w:r>
+      <w:r>
+        <w:rPr>
+          <w:rFonts w:ascii="Courier New" w:hAnsi="Courier New"/>
+          <w:sz w:val="17"/>
+        </w:rPr>
+        <w:t>};</w:t>
+      </w:r>
+    </w:p>
+    <w:p>
+      <w:pPr>
+        <w:pStyle w:val="Normal"/>
+        <w:spacing w:lineRule="auto" w:line="240" w:before="0" w:after="0"/>
+        <w:rPr/>
+      </w:pPr>
+      <w:r>
+        <w:rPr/>
+      </w:r>
+    </w:p>
+    <w:p>
+      <w:pPr>
+        <w:pStyle w:val="Normal"/>
+        <w:spacing w:lineRule="auto" w:line="240" w:before="0" w:after="0"/>
+        <w:rPr/>
+      </w:pPr>
+      <w:r>
+        <w:rPr>
+          <w:rFonts w:ascii="Courier New" w:hAnsi="Courier New"/>
+          <w:sz w:val="17"/>
+        </w:rPr>
+        <w:t xml:space="preserve">  </w:t>
+      </w:r>
+      <w:r>
+        <w:rPr>
+          <w:rFonts w:ascii="Courier New" w:hAnsi="Courier New"/>
+          <w:sz w:val="17"/>
+        </w:rPr>
+        <w:t>for (let gen = 0; gen &lt;= generations; gen++) {</w:t>
+      </w:r>
+    </w:p>
+    <w:p>
+      <w:pPr>
+        <w:pStyle w:val="Normal"/>
+        <w:spacing w:lineRule="auto" w:line="240" w:before="0" w:after="0"/>
+        <w:rPr/>
+      </w:pPr>
+      <w:r>
+        <w:rPr>
+          <w:rFonts w:ascii="Courier New" w:hAnsi="Courier New"/>
+          <w:sz w:val="17"/>
+        </w:rPr>
+        <w:t xml:space="preserve">    </w:t>
+      </w:r>
+      <w:r>
+        <w:rPr>
+          <w:rFonts w:ascii="Courier New" w:hAnsi="Courier New"/>
+          <w:sz w:val="17"/>
+        </w:rPr>
+        <w:t>const evaluatedPop = population.map(team =&gt; ({</w:t>
+      </w:r>
+    </w:p>
+    <w:p>
+      <w:pPr>
+        <w:pStyle w:val="Normal"/>
+        <w:spacing w:lineRule="auto" w:line="240" w:before="0" w:after="0"/>
+        <w:rPr/>
+      </w:pPr>
+      <w:r>
+        <w:rPr>
+          <w:rFonts w:ascii="Courier New" w:hAnsi="Courier New"/>
+          <w:sz w:val="17"/>
+        </w:rPr>
+        <w:t xml:space="preserve">      </w:t>
+      </w:r>
+      <w:r>
+        <w:rPr>
+          <w:rFonts w:ascii="Courier New" w:hAnsi="Courier New"/>
+          <w:sz w:val="17"/>
+        </w:rPr>
+        <w:t>team,</w:t>
+      </w:r>
+    </w:p>
+    <w:p>
+      <w:pPr>
+        <w:pStyle w:val="Normal"/>
+        <w:spacing w:lineRule="auto" w:line="240" w:before="0" w:after="0"/>
+        <w:rPr/>
+      </w:pPr>
+      <w:r>
+        <w:rPr>
+          <w:rFonts w:ascii="Courier New" w:hAnsi="Courier New"/>
+          <w:sz w:val="17"/>
+        </w:rPr>
+        <w:t xml:space="preserve">      </w:t>
+      </w:r>
+      <w:r>
+        <w:rPr>
+          <w:rFonts w:ascii="Courier New" w:hAnsi="Courier New"/>
+          <w:sz w:val="17"/>
+        </w:rPr>
+        <w:t>fitness: computeTeamScore(team, weights).fitness</w:t>
+      </w:r>
+    </w:p>
+    <w:p>
+      <w:pPr>
+        <w:pStyle w:val="Normal"/>
+        <w:spacing w:lineRule="auto" w:line="240" w:before="0" w:after="0"/>
+        <w:rPr/>
+      </w:pPr>
+      <w:r>
+        <w:rPr>
+          <w:rFonts w:ascii="Courier New" w:hAnsi="Courier New"/>
+          <w:sz w:val="17"/>
+        </w:rPr>
+        <w:t xml:space="preserve">    </w:t>
+      </w:r>
+      <w:r>
+        <w:rPr>
+          <w:rFonts w:ascii="Courier New" w:hAnsi="Courier New"/>
+          <w:sz w:val="17"/>
+        </w:rPr>
+        <w:t>}));</w:t>
+      </w:r>
+    </w:p>
+    <w:p>
+      <w:pPr>
+        <w:pStyle w:val="Normal"/>
+        <w:spacing w:lineRule="auto" w:line="240" w:before="0" w:after="0"/>
+        <w:rPr/>
+      </w:pPr>
+      <w:r>
+        <w:rPr/>
+      </w:r>
+    </w:p>
+    <w:p>
+      <w:pPr>
+        <w:pStyle w:val="Normal"/>
+        <w:spacing w:lineRule="auto" w:line="240" w:before="0" w:after="0"/>
+        <w:rPr/>
+      </w:pPr>
+      <w:r>
+        <w:rPr>
+          <w:rFonts w:ascii="Courier New" w:hAnsi="Courier New"/>
+          <w:sz w:val="17"/>
+        </w:rPr>
+        <w:t xml:space="preserve">    </w:t>
+      </w:r>
+      <w:r>
+        <w:rPr>
+          <w:rFonts w:ascii="Courier New" w:hAnsi="Courier New"/>
+          <w:sz w:val="17"/>
+        </w:rPr>
+        <w:t>evaluatedPop.sort((a, b) =&gt; b.fitness - a.fitness);</w:t>
+      </w:r>
+    </w:p>
+    <w:p>
+      <w:pPr>
+        <w:pStyle w:val="Normal"/>
+        <w:spacing w:lineRule="auto" w:line="240" w:before="0" w:after="0"/>
+        <w:rPr/>
+      </w:pPr>
+      <w:r>
+        <w:rPr>
+          <w:rFonts w:ascii="Courier New" w:hAnsi="Courier New"/>
+          <w:sz w:val="17"/>
+        </w:rPr>
+        <w:t xml:space="preserve">    </w:t>
+      </w:r>
+      <w:r>
+        <w:rPr>
+          <w:rFonts w:ascii="Courier New" w:hAnsi="Courier New"/>
+          <w:sz w:val="17"/>
+        </w:rPr>
+        <w:t>yield { generation: gen, bestTeam: evaluatedPop[0].team, bestFitness: evaluatedPop[0].fitness };</w:t>
+      </w:r>
+    </w:p>
+    <w:p>
+      <w:pPr>
+        <w:pStyle w:val="Normal"/>
+        <w:spacing w:lineRule="auto" w:line="240" w:before="0" w:after="0"/>
+        <w:rPr/>
+      </w:pPr>
+      <w:r>
+        <w:rPr/>
+      </w:r>
+    </w:p>
+    <w:p>
+      <w:pPr>
+        <w:pStyle w:val="Normal"/>
+        <w:spacing w:lineRule="auto" w:line="240" w:before="0" w:after="0"/>
+        <w:rPr/>
+      </w:pPr>
+      <w:r>
+        <w:rPr>
+          <w:rFonts w:ascii="Courier New" w:hAnsi="Courier New"/>
+          <w:sz w:val="17"/>
+        </w:rPr>
+        <w:t xml:space="preserve">    </w:t>
+      </w:r>
+      <w:r>
+        <w:rPr>
+          <w:rFonts w:ascii="Courier New" w:hAnsi="Courier New"/>
+          <w:sz w:val="17"/>
+        </w:rPr>
+        <w:t>if (gen === generations) break;</w:t>
+      </w:r>
+    </w:p>
+    <w:p>
+      <w:pPr>
+        <w:pStyle w:val="Normal"/>
+        <w:spacing w:lineRule="auto" w:line="240" w:before="0" w:after="0"/>
+        <w:rPr/>
+      </w:pPr>
+      <w:r>
+        <w:rPr/>
+      </w:r>
+    </w:p>
+    <w:p>
+      <w:pPr>
+        <w:pStyle w:val="Normal"/>
+        <w:spacing w:lineRule="auto" w:line="240" w:before="0" w:after="0"/>
+        <w:rPr/>
+      </w:pPr>
+      <w:r>
+        <w:rPr>
+          <w:rFonts w:ascii="Courier New" w:hAnsi="Courier New"/>
+          <w:sz w:val="17"/>
+        </w:rPr>
+        <w:t xml:space="preserve">    </w:t>
+      </w:r>
+      <w:r>
+        <w:rPr>
+          <w:rFonts w:ascii="Courier New" w:hAnsi="Courier New"/>
+          <w:sz w:val="17"/>
+        </w:rPr>
+        <w:t>const nextPopulation = [];</w:t>
+      </w:r>
+    </w:p>
+    <w:p>
+      <w:pPr>
+        <w:pStyle w:val="Normal"/>
+        <w:spacing w:lineRule="auto" w:line="240" w:before="0" w:after="0"/>
+        <w:rPr/>
+      </w:pPr>
+      <w:r>
+        <w:rPr>
+          <w:rFonts w:ascii="Courier New" w:hAnsi="Courier New"/>
+          <w:sz w:val="17"/>
+        </w:rPr>
+        <w:t xml:space="preserve">    </w:t>
+      </w:r>
+      <w:r>
+        <w:rPr>
+          <w:rFonts w:ascii="Courier New" w:hAnsi="Courier New"/>
+          <w:sz w:val="17"/>
+        </w:rPr>
+        <w:t>nextPopulation.push([...evaluatedPop[0].team]); // Elitism</w:t>
+      </w:r>
+    </w:p>
+    <w:p>
+      <w:pPr>
+        <w:pStyle w:val="Normal"/>
+        <w:spacing w:lineRule="auto" w:line="240" w:before="0" w:after="0"/>
+        <w:rPr/>
+      </w:pPr>
+      <w:r>
+        <w:rPr/>
+      </w:r>
+    </w:p>
+    <w:p>
+      <w:pPr>
+        <w:pStyle w:val="Normal"/>
+        <w:spacing w:lineRule="auto" w:line="240" w:before="0" w:after="0"/>
+        <w:rPr/>
+      </w:pPr>
+      <w:r>
+        <w:rPr>
+          <w:rFonts w:ascii="Courier New" w:hAnsi="Courier New"/>
+          <w:sz w:val="17"/>
+        </w:rPr>
+        <w:t xml:space="preserve">    </w:t>
+      </w:r>
+      <w:r>
+        <w:rPr>
+          <w:rFonts w:ascii="Courier New" w:hAnsi="Courier New"/>
+          <w:sz w:val="17"/>
+        </w:rPr>
+        <w:t>while (nextPopulation.length &lt; popSize) {</w:t>
+      </w:r>
+    </w:p>
+    <w:p>
+      <w:pPr>
+        <w:pStyle w:val="Normal"/>
+        <w:spacing w:lineRule="auto" w:line="240" w:before="0" w:after="0"/>
+        <w:rPr/>
+      </w:pPr>
+      <w:r>
+        <w:rPr>
+          <w:rFonts w:ascii="Courier New" w:hAnsi="Courier New"/>
+          <w:sz w:val="17"/>
+        </w:rPr>
+        <w:t xml:space="preserve">      </w:t>
+      </w:r>
+      <w:r>
+        <w:rPr>
+          <w:rFonts w:ascii="Courier New" w:hAnsi="Courier New"/>
+          <w:sz w:val="17"/>
+        </w:rPr>
+        <w:t>const parent1 = selectParent(evaluatedPop);</w:t>
+      </w:r>
+    </w:p>
+    <w:p>
+      <w:pPr>
+        <w:pStyle w:val="Normal"/>
+        <w:spacing w:lineRule="auto" w:line="240" w:before="0" w:after="0"/>
+        <w:rPr/>
+      </w:pPr>
+      <w:r>
+        <w:rPr>
+          <w:rFonts w:ascii="Courier New" w:hAnsi="Courier New"/>
+          <w:sz w:val="17"/>
+        </w:rPr>
+        <w:t xml:space="preserve">      </w:t>
+      </w:r>
+      <w:r>
+        <w:rPr>
+          <w:rFonts w:ascii="Courier New" w:hAnsi="Courier New"/>
+          <w:sz w:val="17"/>
+        </w:rPr>
+        <w:t>const parent2 = selectParent(evaluatedPop);</w:t>
+      </w:r>
+    </w:p>
+    <w:p>
+      <w:pPr>
+        <w:pStyle w:val="Normal"/>
+        <w:spacing w:lineRule="auto" w:line="240" w:before="0" w:after="0"/>
+        <w:rPr/>
+      </w:pPr>
+      <w:r>
+        <w:rPr>
+          <w:rFonts w:ascii="Courier New" w:hAnsi="Courier New"/>
+          <w:sz w:val="17"/>
+        </w:rPr>
+        <w:t xml:space="preserve">      </w:t>
+      </w:r>
+      <w:r>
+        <w:rPr>
+          <w:rFonts w:ascii="Courier New" w:hAnsi="Courier New"/>
+          <w:sz w:val="17"/>
+        </w:rPr>
+        <w:t>let child1, child2;</w:t>
+      </w:r>
+    </w:p>
+    <w:p>
+      <w:pPr>
+        <w:pStyle w:val="Normal"/>
+        <w:spacing w:lineRule="auto" w:line="240" w:before="0" w:after="0"/>
+        <w:rPr/>
+      </w:pPr>
+      <w:r>
+        <w:rPr/>
+      </w:r>
+    </w:p>
+    <w:p>
+      <w:pPr>
+        <w:pStyle w:val="Normal"/>
+        <w:spacing w:lineRule="auto" w:line="240" w:before="0" w:after="0"/>
+        <w:rPr/>
+      </w:pPr>
+      <w:r>
+        <w:rPr>
+          <w:rFonts w:ascii="Courier New" w:hAnsi="Courier New"/>
+          <w:sz w:val="17"/>
+        </w:rPr>
+        <w:t xml:space="preserve">      </w:t>
+      </w:r>
+      <w:r>
+        <w:rPr>
+          <w:rFonts w:ascii="Courier New" w:hAnsi="Courier New"/>
+          <w:sz w:val="17"/>
+        </w:rPr>
+        <w:t>if (Math.random() &lt; crossoverRate) {</w:t>
+      </w:r>
+    </w:p>
+    <w:p>
+      <w:pPr>
+        <w:pStyle w:val="Normal"/>
+        <w:spacing w:lineRule="auto" w:line="240" w:before="0" w:after="0"/>
+        <w:rPr/>
+      </w:pPr>
+      <w:r>
+        <w:rPr>
+          <w:rFonts w:ascii="Courier New" w:hAnsi="Courier New"/>
+          <w:sz w:val="17"/>
+        </w:rPr>
+        <w:t xml:space="preserve">        </w:t>
+      </w:r>
+      <w:r>
+        <w:rPr>
+          <w:rFonts w:ascii="Courier New" w:hAnsi="Courier New"/>
+          <w:sz w:val="17"/>
+        </w:rPr>
+        <w:t>const crossoverResult = uniformCrossover(parent1, parent2, teamSize, roleRequirements);</w:t>
+      </w:r>
+    </w:p>
+    <w:p>
+      <w:pPr>
+        <w:pStyle w:val="Normal"/>
+        <w:spacing w:lineRule="auto" w:line="240" w:before="0" w:after="0"/>
+        <w:rPr/>
+      </w:pPr>
+      <w:r>
+        <w:rPr>
+          <w:rFonts w:ascii="Courier New" w:hAnsi="Courier New"/>
+          <w:sz w:val="17"/>
+        </w:rPr>
+        <w:t xml:space="preserve">        </w:t>
+      </w:r>
+      <w:r>
+        <w:rPr>
+          <w:rFonts w:ascii="Courier New" w:hAnsi="Courier New"/>
+          <w:sz w:val="17"/>
+        </w:rPr>
+        <w:t>child1 = crossoverResult.child1;</w:t>
+      </w:r>
+    </w:p>
+    <w:p>
+      <w:pPr>
+        <w:pStyle w:val="Normal"/>
+        <w:spacing w:lineRule="auto" w:line="240" w:before="0" w:after="0"/>
+        <w:rPr/>
+      </w:pPr>
+      <w:r>
+        <w:rPr>
+          <w:rFonts w:ascii="Courier New" w:hAnsi="Courier New"/>
+          <w:sz w:val="17"/>
+        </w:rPr>
+        <w:t xml:space="preserve">        </w:t>
+      </w:r>
+      <w:r>
+        <w:rPr>
+          <w:rFonts w:ascii="Courier New" w:hAnsi="Courier New"/>
+          <w:sz w:val="17"/>
+        </w:rPr>
+        <w:t>child2 = crossoverResult.child2;</w:t>
+      </w:r>
+    </w:p>
+    <w:p>
+      <w:pPr>
+        <w:pStyle w:val="Normal"/>
+        <w:spacing w:lineRule="auto" w:line="240" w:before="0" w:after="0"/>
+        <w:rPr/>
+      </w:pPr>
+      <w:r>
+        <w:rPr>
+          <w:rFonts w:ascii="Courier New" w:hAnsi="Courier New"/>
+          <w:sz w:val="17"/>
+        </w:rPr>
+        <w:t xml:space="preserve">      </w:t>
+      </w:r>
+      <w:r>
+        <w:rPr>
+          <w:rFonts w:ascii="Courier New" w:hAnsi="Courier New"/>
+          <w:sz w:val="17"/>
+        </w:rPr>
+        <w:t>} else {</w:t>
+      </w:r>
+    </w:p>
+    <w:p>
+      <w:pPr>
+        <w:pStyle w:val="Normal"/>
+        <w:spacing w:lineRule="auto" w:line="240" w:before="0" w:after="0"/>
+        <w:rPr/>
+      </w:pPr>
+      <w:r>
+        <w:rPr>
+          <w:rFonts w:ascii="Courier New" w:hAnsi="Courier New"/>
+          <w:sz w:val="17"/>
+        </w:rPr>
+        <w:t xml:space="preserve">        </w:t>
+      </w:r>
+      <w:r>
+        <w:rPr>
+          <w:rFonts w:ascii="Courier New" w:hAnsi="Courier New"/>
+          <w:sz w:val="17"/>
+        </w:rPr>
+        <w:t>child1 = [...parent1];</w:t>
+      </w:r>
+    </w:p>
+    <w:p>
+      <w:pPr>
+        <w:pStyle w:val="Normal"/>
+        <w:spacing w:lineRule="auto" w:line="240" w:before="0" w:after="0"/>
+        <w:rPr/>
+      </w:pPr>
+      <w:r>
+        <w:rPr>
+          <w:rFonts w:ascii="Courier New" w:hAnsi="Courier New"/>
+          <w:sz w:val="17"/>
+        </w:rPr>
+        <w:t xml:space="preserve">        </w:t>
+      </w:r>
+      <w:r>
+        <w:rPr>
+          <w:rFonts w:ascii="Courier New" w:hAnsi="Courier New"/>
+          <w:sz w:val="17"/>
+        </w:rPr>
+        <w:t>child2 = [...parent2];</w:t>
+      </w:r>
+    </w:p>
+    <w:p>
+      <w:pPr>
+        <w:pStyle w:val="Normal"/>
+        <w:spacing w:lineRule="auto" w:line="240" w:before="0" w:after="0"/>
+        <w:rPr/>
+      </w:pPr>
+      <w:r>
+        <w:rPr>
+          <w:rFonts w:ascii="Courier New" w:hAnsi="Courier New"/>
+          <w:sz w:val="17"/>
+        </w:rPr>
+        <w:t xml:space="preserve">      </w:t>
+      </w:r>
+      <w:r>
+        <w:rPr>
+          <w:rFonts w:ascii="Courier New" w:hAnsi="Courier New"/>
+          <w:sz w:val="17"/>
+        </w:rPr>
+        <w:t>}</w:t>
+      </w:r>
+    </w:p>
+    <w:p>
+      <w:pPr>
+        <w:pStyle w:val="Normal"/>
+        <w:spacing w:lineRule="auto" w:line="240" w:before="0" w:after="0"/>
+        <w:rPr/>
+      </w:pPr>
+      <w:r>
+        <w:rPr/>
+      </w:r>
+    </w:p>
+    <w:p>
+      <w:pPr>
+        <w:pStyle w:val="Normal"/>
+        <w:spacing w:lineRule="auto" w:line="240" w:before="0" w:after="0"/>
+        <w:rPr/>
+      </w:pPr>
+      <w:r>
+        <w:rPr>
+          <w:rFonts w:ascii="Courier New" w:hAnsi="Courier New"/>
+          <w:sz w:val="17"/>
+        </w:rPr>
+        <w:t xml:space="preserve">      </w:t>
+      </w:r>
+      <w:r>
+        <w:rPr>
+          <w:rFonts w:ascii="Courier New" w:hAnsi="Courier New"/>
+          <w:sz w:val="17"/>
+        </w:rPr>
+        <w:t>child1 = mutateTeam(child1, candidates, mutationRate, roleRequirements);</w:t>
+      </w:r>
+    </w:p>
+    <w:p>
+      <w:pPr>
+        <w:pStyle w:val="Normal"/>
+        <w:spacing w:lineRule="auto" w:line="240" w:before="0" w:after="0"/>
+        <w:rPr/>
+      </w:pPr>
+      <w:r>
+        <w:rPr>
+          <w:rFonts w:ascii="Courier New" w:hAnsi="Courier New"/>
+          <w:sz w:val="17"/>
+        </w:rPr>
+        <w:t xml:space="preserve">      </w:t>
+      </w:r>
+      <w:r>
+        <w:rPr>
+          <w:rFonts w:ascii="Courier New" w:hAnsi="Courier New"/>
+          <w:sz w:val="17"/>
+        </w:rPr>
+        <w:t>child2 = mutateTeam(child2, candidates, mutationRate, roleRequirements);</w:t>
+      </w:r>
+    </w:p>
+    <w:p>
+      <w:pPr>
+        <w:pStyle w:val="Normal"/>
+        <w:spacing w:lineRule="auto" w:line="240" w:before="0" w:after="0"/>
+        <w:rPr/>
+      </w:pPr>
+      <w:r>
+        <w:rPr/>
+      </w:r>
+    </w:p>
+    <w:p>
+      <w:pPr>
+        <w:pStyle w:val="Normal"/>
+        <w:spacing w:lineRule="auto" w:line="240" w:before="0" w:after="0"/>
+        <w:rPr/>
+      </w:pPr>
+      <w:r>
+        <w:rPr>
+          <w:rFonts w:ascii="Courier New" w:hAnsi="Courier New"/>
+          <w:sz w:val="17"/>
+        </w:rPr>
+        <w:t xml:space="preserve">      </w:t>
+      </w:r>
+      <w:r>
+        <w:rPr>
+          <w:rFonts w:ascii="Courier New" w:hAnsi="Courier New"/>
+          <w:sz w:val="17"/>
+        </w:rPr>
+        <w:t>nextPopulation.push(child1);</w:t>
+      </w:r>
+    </w:p>
+    <w:p>
+      <w:pPr>
+        <w:pStyle w:val="Normal"/>
+        <w:spacing w:lineRule="auto" w:line="240" w:before="0" w:after="0"/>
+        <w:rPr/>
+      </w:pPr>
+      <w:r>
+        <w:rPr>
+          <w:rFonts w:ascii="Courier New" w:hAnsi="Courier New"/>
+          <w:sz w:val="17"/>
+        </w:rPr>
+        <w:t xml:space="preserve">      </w:t>
+      </w:r>
+      <w:r>
+        <w:rPr>
+          <w:rFonts w:ascii="Courier New" w:hAnsi="Courier New"/>
+          <w:sz w:val="17"/>
+        </w:rPr>
+        <w:t>if (nextPopulation.length &lt; popSize) nextPopulation.push(child2);</w:t>
+      </w:r>
+    </w:p>
+    <w:p>
+      <w:pPr>
+        <w:pStyle w:val="Normal"/>
+        <w:spacing w:lineRule="auto" w:line="240" w:before="0" w:after="0"/>
+        <w:rPr/>
+      </w:pPr>
+      <w:r>
+        <w:rPr>
+          <w:rFonts w:ascii="Courier New" w:hAnsi="Courier New"/>
+          <w:sz w:val="17"/>
+        </w:rPr>
+        <w:t xml:space="preserve">    </w:t>
+      </w:r>
+      <w:r>
+        <w:rPr>
+          <w:rFonts w:ascii="Courier New" w:hAnsi="Courier New"/>
+          <w:sz w:val="17"/>
+        </w:rPr>
+        <w:t>}</w:t>
+      </w:r>
+    </w:p>
+    <w:p>
+      <w:pPr>
+        <w:pStyle w:val="Normal"/>
+        <w:spacing w:lineRule="auto" w:line="240" w:before="0" w:after="0"/>
+        <w:rPr/>
+      </w:pPr>
+      <w:r>
+        <w:rPr>
+          <w:rFonts w:ascii="Courier New" w:hAnsi="Courier New"/>
+          <w:sz w:val="17"/>
+        </w:rPr>
+        <w:t xml:space="preserve">    </w:t>
+      </w:r>
+      <w:r>
+        <w:rPr>
+          <w:rFonts w:ascii="Courier New" w:hAnsi="Courier New"/>
+          <w:sz w:val="17"/>
+        </w:rPr>
+        <w:t>population = nextPopulation;</w:t>
+      </w:r>
+    </w:p>
+    <w:p>
+      <w:pPr>
+        <w:pStyle w:val="Normal"/>
+        <w:spacing w:lineRule="auto" w:line="240" w:before="0" w:after="0"/>
+        <w:rPr/>
+      </w:pPr>
+      <w:r>
+        <w:rPr>
+          <w:rFonts w:ascii="Courier New" w:hAnsi="Courier New"/>
+          <w:sz w:val="17"/>
+        </w:rPr>
+        <w:t xml:space="preserve">  </w:t>
+      </w:r>
+      <w:r>
+        <w:rPr>
+          <w:rFonts w:ascii="Courier New" w:hAnsi="Courier New"/>
+          <w:sz w:val="17"/>
+        </w:rPr>
+        <w:t>}</w:t>
+      </w:r>
+    </w:p>
+    <w:p>
+      <w:pPr>
+        <w:pStyle w:val="Normal"/>
+        <w:spacing w:lineRule="auto" w:line="240" w:before="0" w:after="0"/>
+        <w:rPr/>
+      </w:pPr>
+      <w:r>
+        <w:rPr>
+          <w:rFonts w:ascii="Courier New" w:hAnsi="Courier New"/>
+          <w:sz w:val="17"/>
+        </w:rPr>
+        <w:t>}</w:t>
+      </w:r>
+    </w:p>
+    <w:p>
+      <w:pPr>
+        <w:pStyle w:val="Normal"/>
         <w:keepNext w:val="true"/>
+        <w:spacing w:before="0" w:after="120"/>
+        <w:jc w:val="center"/>
+        <w:rPr>
+          <w:rFonts w:ascii="Times New Roman" w:hAnsi="Times New Roman"/>
+          <w:b/>
+          <w:sz w:val="32"/>
+        </w:rPr>
+      </w:pPr>
+      <w:r>
+        <w:rPr/>
+      </w:r>
+    </w:p>
+    <w:p>
+      <w:pPr>
+        <w:pStyle w:val="Normal"/>
+        <w:spacing w:before="0" w:after="120"/>
+        <w:jc w:val="center"/>
+        <w:rPr>
+          <w:rFonts w:ascii="Times New Roman" w:hAnsi="Times New Roman"/>
+          <w:b/>
+          <w:sz w:val="32"/>
+        </w:rPr>
+      </w:pPr>
+      <w:r>
+        <w:rPr/>
+      </w:r>
+    </w:p>
+    <w:p>
+      <w:pPr>
+        <w:pStyle w:val="Normal"/>
+        <w:spacing w:before="0" w:after="120"/>
+        <w:jc w:val="center"/>
+        <w:rPr>
+          <w:rFonts w:ascii="Times New Roman" w:hAnsi="Times New Roman"/>
+          <w:b/>
+          <w:sz w:val="32"/>
+        </w:rPr>
+      </w:pPr>
+      <w:r>
+        <w:rPr/>
+      </w:r>
+    </w:p>
+    <w:p>
+      <w:pPr>
+        <w:pStyle w:val="Normal"/>
+        <w:spacing w:before="0" w:after="120"/>
+        <w:jc w:val="center"/>
+        <w:rPr>
+          <w:rFonts w:ascii="Times New Roman" w:hAnsi="Times New Roman"/>
+          <w:b/>
+          <w:sz w:val="32"/>
+        </w:rPr>
+      </w:pPr>
+      <w:r>
+        <w:rPr/>
+      </w:r>
+    </w:p>
+    <w:p>
+      <w:pPr>
+        <w:pStyle w:val="Normal"/>
+        <w:spacing w:before="0" w:after="120"/>
+        <w:jc w:val="center"/>
+        <w:rPr>
+          <w:rFonts w:ascii="Times New Roman" w:hAnsi="Times New Roman"/>
+          <w:b/>
+          <w:sz w:val="32"/>
+        </w:rPr>
+      </w:pPr>
+      <w:r>
+        <w:rPr/>
+      </w:r>
+    </w:p>
+    <w:p>
+      <w:pPr>
+        <w:pStyle w:val="Normal"/>
+        <w:spacing w:before="0" w:after="120"/>
+        <w:jc w:val="center"/>
+        <w:rPr>
+          <w:rFonts w:ascii="Times New Roman" w:hAnsi="Times New Roman"/>
+          <w:b/>
+          <w:sz w:val="32"/>
+        </w:rPr>
+      </w:pPr>
+      <w:r>
+        <w:rPr/>
+      </w:r>
+    </w:p>
+    <w:p>
+      <w:pPr>
+        <w:pStyle w:val="Normal"/>
+        <w:spacing w:before="0" w:after="120"/>
+        <w:jc w:val="center"/>
+        <w:rPr>
+          <w:rFonts w:ascii="Times New Roman" w:hAnsi="Times New Roman"/>
+          <w:b/>
+          <w:sz w:val="32"/>
+        </w:rPr>
+      </w:pPr>
+      <w:r>
+        <w:rPr/>
+      </w:r>
+    </w:p>
+    <w:p>
+      <w:pPr>
+        <w:pStyle w:val="Normal"/>
+        <w:spacing w:before="0" w:after="120"/>
+        <w:jc w:val="center"/>
+        <w:rPr>
+          <w:rFonts w:ascii="Times New Roman" w:hAnsi="Times New Roman"/>
+          <w:b/>
+          <w:sz w:val="32"/>
+        </w:rPr>
+      </w:pPr>
+      <w:r>
+        <w:rPr/>
+      </w:r>
+    </w:p>
+    <w:p>
+      <w:pPr>
+        <w:pStyle w:val="Normal"/>
+        <w:spacing w:before="0" w:after="120"/>
+        <w:jc w:val="center"/>
+        <w:rPr>
+          <w:rFonts w:ascii="Times New Roman" w:hAnsi="Times New Roman"/>
+          <w:b/>
+          <w:sz w:val="32"/>
+        </w:rPr>
+      </w:pPr>
+      <w:r>
+        <w:rPr/>
+      </w:r>
+    </w:p>
+    <w:p>
+      <w:pPr>
+        <w:pStyle w:val="Normal"/>
+        <w:spacing w:before="0" w:after="120"/>
+        <w:jc w:val="center"/>
+        <w:rPr>
+          <w:rFonts w:ascii="Times New Roman" w:hAnsi="Times New Roman"/>
+          <w:b/>
+          <w:sz w:val="32"/>
+        </w:rPr>
+      </w:pPr>
+      <w:r>
+        <w:rPr/>
+      </w:r>
+    </w:p>
+    <w:p>
+      <w:pPr>
+        <w:pStyle w:val="Normal"/>
+        <w:spacing w:before="0" w:after="120"/>
+        <w:jc w:val="center"/>
+        <w:rPr>
+          <w:rFonts w:ascii="Times New Roman" w:hAnsi="Times New Roman"/>
+          <w:b/>
+          <w:sz w:val="32"/>
+        </w:rPr>
+      </w:pPr>
+      <w:r>
+        <w:rPr/>
+      </w:r>
+    </w:p>
+    <w:p>
+      <w:pPr>
+        <w:pStyle w:val="Normal"/>
+        <w:spacing w:before="0" w:after="120"/>
+        <w:jc w:val="center"/>
+        <w:rPr>
+          <w:rFonts w:ascii="Times New Roman" w:hAnsi="Times New Roman"/>
+          <w:b/>
+          <w:sz w:val="32"/>
+        </w:rPr>
+      </w:pPr>
+      <w:r>
+        <w:rPr/>
+      </w:r>
+    </w:p>
+    <w:p>
+      <w:pPr>
+        <w:pStyle w:val="Normal"/>
+        <w:spacing w:before="0" w:after="120"/>
+        <w:jc w:val="center"/>
+        <w:rPr>
+          <w:rFonts w:ascii="Times New Roman" w:hAnsi="Times New Roman"/>
+          <w:b/>
+          <w:sz w:val="32"/>
+        </w:rPr>
+      </w:pPr>
+      <w:r>
+        <w:rPr/>
+      </w:r>
+    </w:p>
+    <w:p>
+      <w:pPr>
+        <w:pStyle w:val="Normal"/>
+        <w:spacing w:before="0" w:after="120"/>
+        <w:jc w:val="center"/>
+        <w:rPr>
+          <w:rFonts w:ascii="Times New Roman" w:hAnsi="Times New Roman"/>
+          <w:b/>
+          <w:sz w:val="32"/>
+        </w:rPr>
+      </w:pPr>
+      <w:r>
+        <w:rPr/>
+      </w:r>
+    </w:p>
+    <w:p>
+      <w:pPr>
+        <w:pStyle w:val="Normal"/>
+        <w:spacing w:before="0" w:after="120"/>
+        <w:jc w:val="center"/>
+        <w:rPr>
+          <w:rFonts w:ascii="Times New Roman" w:hAnsi="Times New Roman"/>
+          <w:b/>
+          <w:sz w:val="32"/>
+        </w:rPr>
+      </w:pPr>
+      <w:r>
+        <w:rPr/>
+      </w:r>
+    </w:p>
+    <w:p>
+      <w:pPr>
+        <w:pStyle w:val="Normal"/>
+        <w:spacing w:before="0" w:after="120"/>
+        <w:jc w:val="center"/>
+        <w:rPr>
+          <w:rFonts w:ascii="Times New Roman" w:hAnsi="Times New Roman"/>
+          <w:b/>
+          <w:sz w:val="32"/>
+        </w:rPr>
+      </w:pPr>
+      <w:r>
+        <w:rPr/>
+      </w:r>
+    </w:p>
+    <w:p>
+      <w:pPr>
+        <w:pStyle w:val="Normal"/>
+        <w:spacing w:before="0" w:after="120"/>
+        <w:jc w:val="center"/>
+        <w:rPr>
+          <w:rFonts w:ascii="Times New Roman" w:hAnsi="Times New Roman"/>
+          <w:b/>
+          <w:sz w:val="32"/>
+        </w:rPr>
+      </w:pPr>
+      <w:r>
+        <w:rPr/>
+      </w:r>
+    </w:p>
+    <w:p>
+      <w:pPr>
+        <w:pStyle w:val="Normal"/>
+        <w:spacing w:before="0" w:after="120"/>
+        <w:jc w:val="center"/>
+        <w:rPr>
+          <w:rFonts w:ascii="Times New Roman" w:hAnsi="Times New Roman"/>
+          <w:b/>
+          <w:sz w:val="32"/>
+        </w:rPr>
+      </w:pPr>
+      <w:r>
+        <w:rPr/>
+      </w:r>
+    </w:p>
+    <w:p>
+      <w:pPr>
+        <w:pStyle w:val="Normal"/>
+        <w:spacing w:before="0" w:after="120"/>
+        <w:jc w:val="center"/>
+        <w:rPr>
+          <w:rFonts w:ascii="Times New Roman" w:hAnsi="Times New Roman"/>
+          <w:b/>
+          <w:sz w:val="32"/>
+        </w:rPr>
+      </w:pPr>
+      <w:r>
+        <w:rPr/>
+      </w:r>
+    </w:p>
+    <w:p>
+      <w:pPr>
+        <w:pStyle w:val="Normal"/>
         <w:spacing w:before="0" w:after="120"/>
         <w:jc w:val="center"/>
         <w:rPr/>
@@ -7847,7 +9523,9 @@
     </w:p>
     <w:p>
       <w:pPr>
-        <w:spacing w:before="120" w:after="240" w:line="276" w:lineRule="auto"/>
+        <w:pStyle w:val="Normal"/>
+        <w:spacing w:lineRule="auto" w:line="276" w:before="120" w:after="240"/>
+        <w:rPr/>
       </w:pPr>
       <w:r>
         <w:rPr>
@@ -7859,17 +9537,17 @@
     </w:p>
     <w:tbl>
       <w:tblPr>
-        <w:tblW w:type="auto" w:w="0"/>
+        <w:tblW w:w="9360" w:type="dxa"/>
+        <w:jc w:val="left"/>
+        <w:tblInd w:w="0" w:type="dxa"/>
         <w:tblLayout w:type="fixed"/>
-        <w:tblLook w:firstColumn="1" w:firstRow="1" w:lastColumn="0" w:lastRow="0" w:noHBand="0" w:noVBand="1" w:val="04A0"/>
-        <w:tblBorders>
-          <w:top w:val="single" w:sz="4" w:space="0" w:color="D3D3D3"/>
-          <w:left w:val="single" w:sz="4" w:space="0" w:color="D3D3D3"/>
-          <w:bottom w:val="single" w:sz="4" w:space="0" w:color="D3D3D3"/>
-          <w:right w:val="single" w:sz="4" w:space="0" w:color="D3D3D3"/>
-          <w:insideH w:val="single" w:sz="4" w:space="0" w:color="D3D3D3"/>
-          <w:insideV w:val="single" w:sz="4" w:space="0" w:color="D3D3D3"/>
-        </w:tblBorders>
+        <w:tblCellMar>
+          <w:top w:w="0" w:type="dxa"/>
+          <w:left w:w="108" w:type="dxa"/>
+          <w:bottom w:w="0" w:type="dxa"/>
+          <w:right w:w="108" w:type="dxa"/>
+        </w:tblCellMar>
+        <w:tblLook w:val="04a0" w:noHBand="0" w:noVBand="1" w:firstColumn="1" w:lastRow="0" w:lastColumn="0" w:firstRow="1"/>
       </w:tblPr>
       <w:tblGrid>
         <w:gridCol w:w="1170"/>
@@ -7879,19 +9557,28 @@
         <w:gridCol w:w="1170"/>
         <w:gridCol w:w="1170"/>
         <w:gridCol w:w="1170"/>
-        <w:gridCol w:w="1170"/>
+        <w:gridCol w:w="1169"/>
       </w:tblGrid>
       <w:tr>
+        <w:trPr/>
         <w:tc>
           <w:tcPr>
-            <w:tcW w:type="dxa" w:w="1170"/>
+            <w:tcW w:w="1170" w:type="dxa"/>
+            <w:tcBorders>
+              <w:top w:val="single" w:sz="4" w:space="0" w:color="D3D3D3"/>
+              <w:left w:val="single" w:sz="4" w:space="0" w:color="D3D3D3"/>
+              <w:bottom w:val="single" w:sz="4" w:space="0" w:color="D3D3D3"/>
+              <w:right w:val="single" w:sz="4" w:space="0" w:color="D3D3D3"/>
+            </w:tcBorders>
             <w:shd w:fill="1F4E78"/>
           </w:tcPr>
           <w:p>
             <w:pPr>
+              <w:pStyle w:val="Normal"/>
+              <w:spacing w:before="0" w:after="200"/>
               <w:jc w:val="center"/>
+              <w:rPr/>
             </w:pPr>
-            <w:r/>
             <w:r>
               <w:rPr>
                 <w:rFonts w:ascii="Times New Roman" w:hAnsi="Times New Roman"/>
@@ -7905,14 +9592,22 @@
         </w:tc>
         <w:tc>
           <w:tcPr>
-            <w:tcW w:type="dxa" w:w="1170"/>
+            <w:tcW w:w="1170" w:type="dxa"/>
+            <w:tcBorders>
+              <w:top w:val="single" w:sz="4" w:space="0" w:color="D3D3D3"/>
+              <w:left w:val="single" w:sz="4" w:space="0" w:color="D3D3D3"/>
+              <w:bottom w:val="single" w:sz="4" w:space="0" w:color="D3D3D3"/>
+              <w:right w:val="single" w:sz="4" w:space="0" w:color="D3D3D3"/>
+            </w:tcBorders>
             <w:shd w:fill="1F4E78"/>
           </w:tcPr>
           <w:p>
             <w:pPr>
+              <w:pStyle w:val="Normal"/>
+              <w:spacing w:before="0" w:after="200"/>
               <w:jc w:val="center"/>
+              <w:rPr/>
             </w:pPr>
-            <w:r/>
             <w:r>
               <w:rPr>
                 <w:rFonts w:ascii="Times New Roman" w:hAnsi="Times New Roman"/>
@@ -7926,14 +9621,22 @@
         </w:tc>
         <w:tc>
           <w:tcPr>
-            <w:tcW w:type="dxa" w:w="1170"/>
+            <w:tcW w:w="1170" w:type="dxa"/>
+            <w:tcBorders>
+              <w:top w:val="single" w:sz="4" w:space="0" w:color="D3D3D3"/>
+              <w:left w:val="single" w:sz="4" w:space="0" w:color="D3D3D3"/>
+              <w:bottom w:val="single" w:sz="4" w:space="0" w:color="D3D3D3"/>
+              <w:right w:val="single" w:sz="4" w:space="0" w:color="D3D3D3"/>
+            </w:tcBorders>
             <w:shd w:fill="1F4E78"/>
           </w:tcPr>
           <w:p>
             <w:pPr>
+              <w:pStyle w:val="Normal"/>
+              <w:spacing w:before="0" w:after="200"/>
               <w:jc w:val="center"/>
+              <w:rPr/>
             </w:pPr>
-            <w:r/>
             <w:r>
               <w:rPr>
                 <w:rFonts w:ascii="Times New Roman" w:hAnsi="Times New Roman"/>
@@ -7947,14 +9650,22 @@
         </w:tc>
         <w:tc>
           <w:tcPr>
-            <w:tcW w:type="dxa" w:w="1170"/>
+            <w:tcW w:w="1170" w:type="dxa"/>
+            <w:tcBorders>
+              <w:top w:val="single" w:sz="4" w:space="0" w:color="D3D3D3"/>
+              <w:left w:val="single" w:sz="4" w:space="0" w:color="D3D3D3"/>
+              <w:bottom w:val="single" w:sz="4" w:space="0" w:color="D3D3D3"/>
+              <w:right w:val="single" w:sz="4" w:space="0" w:color="D3D3D3"/>
+            </w:tcBorders>
             <w:shd w:fill="1F4E78"/>
           </w:tcPr>
           <w:p>
             <w:pPr>
+              <w:pStyle w:val="Normal"/>
+              <w:spacing w:before="0" w:after="200"/>
               <w:jc w:val="center"/>
+              <w:rPr/>
             </w:pPr>
-            <w:r/>
             <w:r>
               <w:rPr>
                 <w:rFonts w:ascii="Times New Roman" w:hAnsi="Times New Roman"/>
@@ -7968,14 +9679,22 @@
         </w:tc>
         <w:tc>
           <w:tcPr>
-            <w:tcW w:type="dxa" w:w="1170"/>
+            <w:tcW w:w="1170" w:type="dxa"/>
+            <w:tcBorders>
+              <w:top w:val="single" w:sz="4" w:space="0" w:color="D3D3D3"/>
+              <w:left w:val="single" w:sz="4" w:space="0" w:color="D3D3D3"/>
+              <w:bottom w:val="single" w:sz="4" w:space="0" w:color="D3D3D3"/>
+              <w:right w:val="single" w:sz="4" w:space="0" w:color="D3D3D3"/>
+            </w:tcBorders>
             <w:shd w:fill="1F4E78"/>
           </w:tcPr>
           <w:p>
             <w:pPr>
+              <w:pStyle w:val="Normal"/>
+              <w:spacing w:before="0" w:after="200"/>
               <w:jc w:val="center"/>
+              <w:rPr/>
             </w:pPr>
-            <w:r/>
             <w:r>
               <w:rPr>
                 <w:rFonts w:ascii="Times New Roman" w:hAnsi="Times New Roman"/>
@@ -7989,14 +9708,22 @@
         </w:tc>
         <w:tc>
           <w:tcPr>
-            <w:tcW w:type="dxa" w:w="1170"/>
+            <w:tcW w:w="1170" w:type="dxa"/>
+            <w:tcBorders>
+              <w:top w:val="single" w:sz="4" w:space="0" w:color="D3D3D3"/>
+              <w:left w:val="single" w:sz="4" w:space="0" w:color="D3D3D3"/>
+              <w:bottom w:val="single" w:sz="4" w:space="0" w:color="D3D3D3"/>
+              <w:right w:val="single" w:sz="4" w:space="0" w:color="D3D3D3"/>
+            </w:tcBorders>
             <w:shd w:fill="1F4E78"/>
           </w:tcPr>
           <w:p>
             <w:pPr>
+              <w:pStyle w:val="Normal"/>
+              <w:spacing w:before="0" w:after="200"/>
               <w:jc w:val="center"/>
+              <w:rPr/>
             </w:pPr>
-            <w:r/>
             <w:r>
               <w:rPr>
                 <w:rFonts w:ascii="Times New Roman" w:hAnsi="Times New Roman"/>
@@ -8010,14 +9737,22 @@
         </w:tc>
         <w:tc>
           <w:tcPr>
-            <w:tcW w:type="dxa" w:w="1170"/>
+            <w:tcW w:w="1170" w:type="dxa"/>
+            <w:tcBorders>
+              <w:top w:val="single" w:sz="4" w:space="0" w:color="D3D3D3"/>
+              <w:left w:val="single" w:sz="4" w:space="0" w:color="D3D3D3"/>
+              <w:bottom w:val="single" w:sz="4" w:space="0" w:color="D3D3D3"/>
+              <w:right w:val="single" w:sz="4" w:space="0" w:color="D3D3D3"/>
+            </w:tcBorders>
             <w:shd w:fill="1F4E78"/>
           </w:tcPr>
           <w:p>
             <w:pPr>
+              <w:pStyle w:val="Normal"/>
+              <w:spacing w:before="0" w:after="200"/>
               <w:jc w:val="center"/>
+              <w:rPr/>
             </w:pPr>
-            <w:r/>
             <w:r>
               <w:rPr>
                 <w:rFonts w:ascii="Times New Roman" w:hAnsi="Times New Roman"/>
@@ -8031,14 +9766,22 @@
         </w:tc>
         <w:tc>
           <w:tcPr>
-            <w:tcW w:type="dxa" w:w="1170"/>
+            <w:tcW w:w="1169" w:type="dxa"/>
+            <w:tcBorders>
+              <w:top w:val="single" w:sz="4" w:space="0" w:color="D3D3D3"/>
+              <w:left w:val="single" w:sz="4" w:space="0" w:color="D3D3D3"/>
+              <w:bottom w:val="single" w:sz="4" w:space="0" w:color="D3D3D3"/>
+              <w:right w:val="single" w:sz="4" w:space="0" w:color="D3D3D3"/>
+            </w:tcBorders>
             <w:shd w:fill="1F4E78"/>
           </w:tcPr>
           <w:p>
             <w:pPr>
+              <w:pStyle w:val="Normal"/>
+              <w:spacing w:before="0" w:after="200"/>
               <w:jc w:val="center"/>
+              <w:rPr/>
             </w:pPr>
-            <w:r/>
             <w:r>
               <w:rPr>
                 <w:rFonts w:ascii="Times New Roman" w:hAnsi="Times New Roman"/>
@@ -8052,16 +9795,24 @@
         </w:tc>
       </w:tr>
       <w:tr>
+        <w:trPr/>
         <w:tc>
           <w:tcPr>
-            <w:tcW w:type="dxa" w:w="1170"/>
+            <w:tcW w:w="1170" w:type="dxa"/>
+            <w:tcBorders>
+              <w:top w:val="single" w:sz="4" w:space="0" w:color="D3D3D3"/>
+              <w:left w:val="single" w:sz="4" w:space="0" w:color="D3D3D3"/>
+              <w:bottom w:val="single" w:sz="4" w:space="0" w:color="D3D3D3"/>
+              <w:right w:val="single" w:sz="4" w:space="0" w:color="D3D3D3"/>
+            </w:tcBorders>
           </w:tcPr>
           <w:p>
             <w:pPr>
+              <w:pStyle w:val="Normal"/>
               <w:spacing w:before="80" w:after="80"/>
               <w:jc w:val="center"/>
+              <w:rPr/>
             </w:pPr>
-            <w:r/>
             <w:r>
               <w:rPr>
                 <w:rFonts w:ascii="Times New Roman" w:hAnsi="Times New Roman"/>
@@ -8073,14 +9824,21 @@
         </w:tc>
         <w:tc>
           <w:tcPr>
-            <w:tcW w:type="dxa" w:w="1170"/>
+            <w:tcW w:w="1170" w:type="dxa"/>
+            <w:tcBorders>
+              <w:top w:val="single" w:sz="4" w:space="0" w:color="D3D3D3"/>
+              <w:left w:val="single" w:sz="4" w:space="0" w:color="D3D3D3"/>
+              <w:bottom w:val="single" w:sz="4" w:space="0" w:color="D3D3D3"/>
+              <w:right w:val="single" w:sz="4" w:space="0" w:color="D3D3D3"/>
+            </w:tcBorders>
           </w:tcPr>
           <w:p>
             <w:pPr>
+              <w:pStyle w:val="Normal"/>
               <w:spacing w:before="80" w:after="80"/>
               <w:jc w:val="center"/>
+              <w:rPr/>
             </w:pPr>
-            <w:r/>
             <w:r>
               <w:rPr>
                 <w:rFonts w:ascii="Times New Roman" w:hAnsi="Times New Roman"/>
@@ -8092,14 +9850,21 @@
         </w:tc>
         <w:tc>
           <w:tcPr>
-            <w:tcW w:type="dxa" w:w="1170"/>
+            <w:tcW w:w="1170" w:type="dxa"/>
+            <w:tcBorders>
+              <w:top w:val="single" w:sz="4" w:space="0" w:color="D3D3D3"/>
+              <w:left w:val="single" w:sz="4" w:space="0" w:color="D3D3D3"/>
+              <w:bottom w:val="single" w:sz="4" w:space="0" w:color="D3D3D3"/>
+              <w:right w:val="single" w:sz="4" w:space="0" w:color="D3D3D3"/>
+            </w:tcBorders>
           </w:tcPr>
           <w:p>
             <w:pPr>
+              <w:pStyle w:val="Normal"/>
               <w:spacing w:before="80" w:after="80"/>
               <w:jc w:val="center"/>
+              <w:rPr/>
             </w:pPr>
-            <w:r/>
             <w:r>
               <w:rPr>
                 <w:rFonts w:ascii="Times New Roman" w:hAnsi="Times New Roman"/>
@@ -8111,14 +9876,21 @@
         </w:tc>
         <w:tc>
           <w:tcPr>
-            <w:tcW w:type="dxa" w:w="1170"/>
+            <w:tcW w:w="1170" w:type="dxa"/>
+            <w:tcBorders>
+              <w:top w:val="single" w:sz="4" w:space="0" w:color="D3D3D3"/>
+              <w:left w:val="single" w:sz="4" w:space="0" w:color="D3D3D3"/>
+              <w:bottom w:val="single" w:sz="4" w:space="0" w:color="D3D3D3"/>
+              <w:right w:val="single" w:sz="4" w:space="0" w:color="D3D3D3"/>
+            </w:tcBorders>
           </w:tcPr>
           <w:p>
             <w:pPr>
+              <w:pStyle w:val="Normal"/>
               <w:spacing w:before="80" w:after="80"/>
               <w:jc w:val="center"/>
+              <w:rPr/>
             </w:pPr>
-            <w:r/>
             <w:r>
               <w:rPr>
                 <w:rFonts w:ascii="Times New Roman" w:hAnsi="Times New Roman"/>
@@ -8130,14 +9902,21 @@
         </w:tc>
         <w:tc>
           <w:tcPr>
-            <w:tcW w:type="dxa" w:w="1170"/>
+            <w:tcW w:w="1170" w:type="dxa"/>
+            <w:tcBorders>
+              <w:top w:val="single" w:sz="4" w:space="0" w:color="D3D3D3"/>
+              <w:left w:val="single" w:sz="4" w:space="0" w:color="D3D3D3"/>
+              <w:bottom w:val="single" w:sz="4" w:space="0" w:color="D3D3D3"/>
+              <w:right w:val="single" w:sz="4" w:space="0" w:color="D3D3D3"/>
+            </w:tcBorders>
           </w:tcPr>
           <w:p>
             <w:pPr>
+              <w:pStyle w:val="Normal"/>
               <w:spacing w:before="80" w:after="80"/>
               <w:jc w:val="center"/>
+              <w:rPr/>
             </w:pPr>
-            <w:r/>
             <w:r>
               <w:rPr>
                 <w:rFonts w:ascii="Times New Roman" w:hAnsi="Times New Roman"/>
@@ -8149,14 +9928,21 @@
         </w:tc>
         <w:tc>
           <w:tcPr>
-            <w:tcW w:type="dxa" w:w="1170"/>
+            <w:tcW w:w="1170" w:type="dxa"/>
+            <w:tcBorders>
+              <w:top w:val="single" w:sz="4" w:space="0" w:color="D3D3D3"/>
+              <w:left w:val="single" w:sz="4" w:space="0" w:color="D3D3D3"/>
+              <w:bottom w:val="single" w:sz="4" w:space="0" w:color="D3D3D3"/>
+              <w:right w:val="single" w:sz="4" w:space="0" w:color="D3D3D3"/>
+            </w:tcBorders>
           </w:tcPr>
           <w:p>
             <w:pPr>
+              <w:pStyle w:val="Normal"/>
               <w:spacing w:before="80" w:after="80"/>
               <w:jc w:val="center"/>
+              <w:rPr/>
             </w:pPr>
-            <w:r/>
             <w:r>
               <w:rPr>
                 <w:rFonts w:ascii="Times New Roman" w:hAnsi="Times New Roman"/>
@@ -8168,14 +9954,21 @@
         </w:tc>
         <w:tc>
           <w:tcPr>
-            <w:tcW w:type="dxa" w:w="1170"/>
+            <w:tcW w:w="1170" w:type="dxa"/>
+            <w:tcBorders>
+              <w:top w:val="single" w:sz="4" w:space="0" w:color="D3D3D3"/>
+              <w:left w:val="single" w:sz="4" w:space="0" w:color="D3D3D3"/>
+              <w:bottom w:val="single" w:sz="4" w:space="0" w:color="D3D3D3"/>
+              <w:right w:val="single" w:sz="4" w:space="0" w:color="D3D3D3"/>
+            </w:tcBorders>
           </w:tcPr>
           <w:p>
             <w:pPr>
+              <w:pStyle w:val="Normal"/>
               <w:spacing w:before="80" w:after="80"/>
               <w:jc w:val="center"/>
+              <w:rPr/>
             </w:pPr>
-            <w:r/>
             <w:r>
               <w:rPr>
                 <w:rFonts w:ascii="Times New Roman" w:hAnsi="Times New Roman"/>
@@ -8187,14 +9980,21 @@
         </w:tc>
         <w:tc>
           <w:tcPr>
-            <w:tcW w:type="dxa" w:w="1170"/>
+            <w:tcW w:w="1169" w:type="dxa"/>
+            <w:tcBorders>
+              <w:top w:val="single" w:sz="4" w:space="0" w:color="D3D3D3"/>
+              <w:left w:val="single" w:sz="4" w:space="0" w:color="D3D3D3"/>
+              <w:bottom w:val="single" w:sz="4" w:space="0" w:color="D3D3D3"/>
+              <w:right w:val="single" w:sz="4" w:space="0" w:color="D3D3D3"/>
+            </w:tcBorders>
           </w:tcPr>
           <w:p>
             <w:pPr>
+              <w:pStyle w:val="Normal"/>
               <w:spacing w:before="80" w:after="80"/>
               <w:jc w:val="center"/>
+              <w:rPr/>
             </w:pPr>
-            <w:r/>
             <w:r>
               <w:rPr>
                 <w:rFonts w:ascii="Times New Roman" w:hAnsi="Times New Roman"/>
@@ -8206,17 +10006,25 @@
         </w:tc>
       </w:tr>
       <w:tr>
+        <w:trPr/>
         <w:tc>
           <w:tcPr>
-            <w:tcW w:type="dxa" w:w="1170"/>
+            <w:tcW w:w="1170" w:type="dxa"/>
+            <w:tcBorders>
+              <w:top w:val="single" w:sz="4" w:space="0" w:color="D3D3D3"/>
+              <w:left w:val="single" w:sz="4" w:space="0" w:color="D3D3D3"/>
+              <w:bottom w:val="single" w:sz="4" w:space="0" w:color="D3D3D3"/>
+              <w:right w:val="single" w:sz="4" w:space="0" w:color="D3D3D3"/>
+            </w:tcBorders>
             <w:shd w:fill="F2F2F2"/>
           </w:tcPr>
           <w:p>
             <w:pPr>
+              <w:pStyle w:val="Normal"/>
               <w:spacing w:before="80" w:after="80"/>
               <w:jc w:val="center"/>
+              <w:rPr/>
             </w:pPr>
-            <w:r/>
             <w:r>
               <w:rPr>
                 <w:rFonts w:ascii="Times New Roman" w:hAnsi="Times New Roman"/>
@@ -8228,15 +10036,22 @@
         </w:tc>
         <w:tc>
           <w:tcPr>
-            <w:tcW w:type="dxa" w:w="1170"/>
+            <w:tcW w:w="1170" w:type="dxa"/>
+            <w:tcBorders>
+              <w:top w:val="single" w:sz="4" w:space="0" w:color="D3D3D3"/>
+              <w:left w:val="single" w:sz="4" w:space="0" w:color="D3D3D3"/>
+              <w:bottom w:val="single" w:sz="4" w:space="0" w:color="D3D3D3"/>
+              <w:right w:val="single" w:sz="4" w:space="0" w:color="D3D3D3"/>
+            </w:tcBorders>
             <w:shd w:fill="F2F2F2"/>
           </w:tcPr>
           <w:p>
             <w:pPr>
+              <w:pStyle w:val="Normal"/>
               <w:spacing w:before="80" w:after="80"/>
               <w:jc w:val="center"/>
+              <w:rPr/>
             </w:pPr>
-            <w:r/>
             <w:r>
               <w:rPr>
                 <w:rFonts w:ascii="Times New Roman" w:hAnsi="Times New Roman"/>
@@ -8248,15 +10063,22 @@
         </w:tc>
         <w:tc>
           <w:tcPr>
-            <w:tcW w:type="dxa" w:w="1170"/>
+            <w:tcW w:w="1170" w:type="dxa"/>
+            <w:tcBorders>
+              <w:top w:val="single" w:sz="4" w:space="0" w:color="D3D3D3"/>
+              <w:left w:val="single" w:sz="4" w:space="0" w:color="D3D3D3"/>
+              <w:bottom w:val="single" w:sz="4" w:space="0" w:color="D3D3D3"/>
+              <w:right w:val="single" w:sz="4" w:space="0" w:color="D3D3D3"/>
+            </w:tcBorders>
             <w:shd w:fill="F2F2F2"/>
           </w:tcPr>
           <w:p>
             <w:pPr>
+              <w:pStyle w:val="Normal"/>
               <w:spacing w:before="80" w:after="80"/>
               <w:jc w:val="center"/>
+              <w:rPr/>
             </w:pPr>
-            <w:r/>
             <w:r>
               <w:rPr>
                 <w:rFonts w:ascii="Times New Roman" w:hAnsi="Times New Roman"/>
@@ -8268,15 +10090,22 @@
         </w:tc>
         <w:tc>
           <w:tcPr>
-            <w:tcW w:type="dxa" w:w="1170"/>
+            <w:tcW w:w="1170" w:type="dxa"/>
+            <w:tcBorders>
+              <w:top w:val="single" w:sz="4" w:space="0" w:color="D3D3D3"/>
+              <w:left w:val="single" w:sz="4" w:space="0" w:color="D3D3D3"/>
+              <w:bottom w:val="single" w:sz="4" w:space="0" w:color="D3D3D3"/>
+              <w:right w:val="single" w:sz="4" w:space="0" w:color="D3D3D3"/>
+            </w:tcBorders>
             <w:shd w:fill="F2F2F2"/>
           </w:tcPr>
           <w:p>
             <w:pPr>
+              <w:pStyle w:val="Normal"/>
               <w:spacing w:before="80" w:after="80"/>
               <w:jc w:val="center"/>
+              <w:rPr/>
             </w:pPr>
-            <w:r/>
             <w:r>
               <w:rPr>
                 <w:rFonts w:ascii="Times New Roman" w:hAnsi="Times New Roman"/>
@@ -8288,15 +10117,22 @@
         </w:tc>
         <w:tc>
           <w:tcPr>
-            <w:tcW w:type="dxa" w:w="1170"/>
+            <w:tcW w:w="1170" w:type="dxa"/>
+            <w:tcBorders>
+              <w:top w:val="single" w:sz="4" w:space="0" w:color="D3D3D3"/>
+              <w:left w:val="single" w:sz="4" w:space="0" w:color="D3D3D3"/>
+              <w:bottom w:val="single" w:sz="4" w:space="0" w:color="D3D3D3"/>
+              <w:right w:val="single" w:sz="4" w:space="0" w:color="D3D3D3"/>
+            </w:tcBorders>
             <w:shd w:fill="F2F2F2"/>
           </w:tcPr>
           <w:p>
             <w:pPr>
+              <w:pStyle w:val="Normal"/>
               <w:spacing w:before="80" w:after="80"/>
               <w:jc w:val="center"/>
+              <w:rPr/>
             </w:pPr>
-            <w:r/>
             <w:r>
               <w:rPr>
                 <w:rFonts w:ascii="Times New Roman" w:hAnsi="Times New Roman"/>
@@ -8308,15 +10144,22 @@
         </w:tc>
         <w:tc>
           <w:tcPr>
-            <w:tcW w:type="dxa" w:w="1170"/>
+            <w:tcW w:w="1170" w:type="dxa"/>
+            <w:tcBorders>
+              <w:top w:val="single" w:sz="4" w:space="0" w:color="D3D3D3"/>
+              <w:left w:val="single" w:sz="4" w:space="0" w:color="D3D3D3"/>
+              <w:bottom w:val="single" w:sz="4" w:space="0" w:color="D3D3D3"/>
+              <w:right w:val="single" w:sz="4" w:space="0" w:color="D3D3D3"/>
+            </w:tcBorders>
             <w:shd w:fill="F2F2F2"/>
           </w:tcPr>
           <w:p>
             <w:pPr>
+              <w:pStyle w:val="Normal"/>
               <w:spacing w:before="80" w:after="80"/>
               <w:jc w:val="center"/>
+              <w:rPr/>
             </w:pPr>
-            <w:r/>
             <w:r>
               <w:rPr>
                 <w:rFonts w:ascii="Times New Roman" w:hAnsi="Times New Roman"/>
@@ -8328,15 +10171,22 @@
         </w:tc>
         <w:tc>
           <w:tcPr>
-            <w:tcW w:type="dxa" w:w="1170"/>
+            <w:tcW w:w="1170" w:type="dxa"/>
+            <w:tcBorders>
+              <w:top w:val="single" w:sz="4" w:space="0" w:color="D3D3D3"/>
+              <w:left w:val="single" w:sz="4" w:space="0" w:color="D3D3D3"/>
+              <w:bottom w:val="single" w:sz="4" w:space="0" w:color="D3D3D3"/>
+              <w:right w:val="single" w:sz="4" w:space="0" w:color="D3D3D3"/>
+            </w:tcBorders>
             <w:shd w:fill="F2F2F2"/>
           </w:tcPr>
           <w:p>
             <w:pPr>
+              <w:pStyle w:val="Normal"/>
               <w:spacing w:before="80" w:after="80"/>
               <w:jc w:val="center"/>
+              <w:rPr/>
             </w:pPr>
-            <w:r/>
             <w:r>
               <w:rPr>
                 <w:rFonts w:ascii="Times New Roman" w:hAnsi="Times New Roman"/>
@@ -8348,15 +10198,22 @@
         </w:tc>
         <w:tc>
           <w:tcPr>
-            <w:tcW w:type="dxa" w:w="1170"/>
+            <w:tcW w:w="1169" w:type="dxa"/>
+            <w:tcBorders>
+              <w:top w:val="single" w:sz="4" w:space="0" w:color="D3D3D3"/>
+              <w:left w:val="single" w:sz="4" w:space="0" w:color="D3D3D3"/>
+              <w:bottom w:val="single" w:sz="4" w:space="0" w:color="D3D3D3"/>
+              <w:right w:val="single" w:sz="4" w:space="0" w:color="D3D3D3"/>
+            </w:tcBorders>
             <w:shd w:fill="F2F2F2"/>
           </w:tcPr>
           <w:p>
             <w:pPr>
+              <w:pStyle w:val="Normal"/>
               <w:spacing w:before="80" w:after="80"/>
               <w:jc w:val="center"/>
+              <w:rPr/>
             </w:pPr>
-            <w:r/>
             <w:r>
               <w:rPr>
                 <w:rFonts w:ascii="Times New Roman" w:hAnsi="Times New Roman"/>
@@ -8368,16 +10225,24 @@
         </w:tc>
       </w:tr>
       <w:tr>
+        <w:trPr/>
         <w:tc>
           <w:tcPr>
-            <w:tcW w:type="dxa" w:w="1170"/>
+            <w:tcW w:w="1170" w:type="dxa"/>
+            <w:tcBorders>
+              <w:top w:val="single" w:sz="4" w:space="0" w:color="D3D3D3"/>
+              <w:left w:val="single" w:sz="4" w:space="0" w:color="D3D3D3"/>
+              <w:bottom w:val="single" w:sz="4" w:space="0" w:color="D3D3D3"/>
+              <w:right w:val="single" w:sz="4" w:space="0" w:color="D3D3D3"/>
+            </w:tcBorders>
           </w:tcPr>
           <w:p>
             <w:pPr>
+              <w:pStyle w:val="Normal"/>
               <w:spacing w:before="80" w:after="80"/>
               <w:jc w:val="center"/>
+              <w:rPr/>
             </w:pPr>
-            <w:r/>
             <w:r>
               <w:rPr>
                 <w:rFonts w:ascii="Times New Roman" w:hAnsi="Times New Roman"/>
@@ -8389,14 +10254,21 @@
         </w:tc>
         <w:tc>
           <w:tcPr>
-            <w:tcW w:type="dxa" w:w="1170"/>
+            <w:tcW w:w="1170" w:type="dxa"/>
+            <w:tcBorders>
+              <w:top w:val="single" w:sz="4" w:space="0" w:color="D3D3D3"/>
+              <w:left w:val="single" w:sz="4" w:space="0" w:color="D3D3D3"/>
+              <w:bottom w:val="single" w:sz="4" w:space="0" w:color="D3D3D3"/>
+              <w:right w:val="single" w:sz="4" w:space="0" w:color="D3D3D3"/>
+            </w:tcBorders>
           </w:tcPr>
           <w:p>
             <w:pPr>
+              <w:pStyle w:val="Normal"/>
               <w:spacing w:before="80" w:after="80"/>
               <w:jc w:val="center"/>
+              <w:rPr/>
             </w:pPr>
-            <w:r/>
             <w:r>
               <w:rPr>
                 <w:rFonts w:ascii="Times New Roman" w:hAnsi="Times New Roman"/>
@@ -8408,14 +10280,21 @@
         </w:tc>
         <w:tc>
           <w:tcPr>
-            <w:tcW w:type="dxa" w:w="1170"/>
+            <w:tcW w:w="1170" w:type="dxa"/>
+            <w:tcBorders>
+              <w:top w:val="single" w:sz="4" w:space="0" w:color="D3D3D3"/>
+              <w:left w:val="single" w:sz="4" w:space="0" w:color="D3D3D3"/>
+              <w:bottom w:val="single" w:sz="4" w:space="0" w:color="D3D3D3"/>
+              <w:right w:val="single" w:sz="4" w:space="0" w:color="D3D3D3"/>
+            </w:tcBorders>
           </w:tcPr>
           <w:p>
             <w:pPr>
+              <w:pStyle w:val="Normal"/>
               <w:spacing w:before="80" w:after="80"/>
               <w:jc w:val="center"/>
+              <w:rPr/>
             </w:pPr>
-            <w:r/>
             <w:r>
               <w:rPr>
                 <w:rFonts w:ascii="Times New Roman" w:hAnsi="Times New Roman"/>
@@ -8427,14 +10306,21 @@
         </w:tc>
         <w:tc>
           <w:tcPr>
-            <w:tcW w:type="dxa" w:w="1170"/>
+            <w:tcW w:w="1170" w:type="dxa"/>
+            <w:tcBorders>
+              <w:top w:val="single" w:sz="4" w:space="0" w:color="D3D3D3"/>
+              <w:left w:val="single" w:sz="4" w:space="0" w:color="D3D3D3"/>
+              <w:bottom w:val="single" w:sz="4" w:space="0" w:color="D3D3D3"/>
+              <w:right w:val="single" w:sz="4" w:space="0" w:color="D3D3D3"/>
+            </w:tcBorders>
           </w:tcPr>
           <w:p>
             <w:pPr>
+              <w:pStyle w:val="Normal"/>
               <w:spacing w:before="80" w:after="80"/>
               <w:jc w:val="center"/>
+              <w:rPr/>
             </w:pPr>
-            <w:r/>
             <w:r>
               <w:rPr>
                 <w:rFonts w:ascii="Times New Roman" w:hAnsi="Times New Roman"/>
@@ -8446,14 +10332,21 @@
         </w:tc>
         <w:tc>
           <w:tcPr>
-            <w:tcW w:type="dxa" w:w="1170"/>
+            <w:tcW w:w="1170" w:type="dxa"/>
+            <w:tcBorders>
+              <w:top w:val="single" w:sz="4" w:space="0" w:color="D3D3D3"/>
+              <w:left w:val="single" w:sz="4" w:space="0" w:color="D3D3D3"/>
+              <w:bottom w:val="single" w:sz="4" w:space="0" w:color="D3D3D3"/>
+              <w:right w:val="single" w:sz="4" w:space="0" w:color="D3D3D3"/>
+            </w:tcBorders>
           </w:tcPr>
           <w:p>
             <w:pPr>
+              <w:pStyle w:val="Normal"/>
               <w:spacing w:before="80" w:after="80"/>
               <w:jc w:val="center"/>
+              <w:rPr/>
             </w:pPr>
-            <w:r/>
             <w:r>
               <w:rPr>
                 <w:rFonts w:ascii="Times New Roman" w:hAnsi="Times New Roman"/>
@@ -8465,14 +10358,21 @@
         </w:tc>
         <w:tc>
           <w:tcPr>
-            <w:tcW w:type="dxa" w:w="1170"/>
+            <w:tcW w:w="1170" w:type="dxa"/>
+            <w:tcBorders>
+              <w:top w:val="single" w:sz="4" w:space="0" w:color="D3D3D3"/>
+              <w:left w:val="single" w:sz="4" w:space="0" w:color="D3D3D3"/>
+              <w:bottom w:val="single" w:sz="4" w:space="0" w:color="D3D3D3"/>
+              <w:right w:val="single" w:sz="4" w:space="0" w:color="D3D3D3"/>
+            </w:tcBorders>
           </w:tcPr>
           <w:p>
             <w:pPr>
+              <w:pStyle w:val="Normal"/>
               <w:spacing w:before="80" w:after="80"/>
               <w:jc w:val="center"/>
+              <w:rPr/>
             </w:pPr>
-            <w:r/>
             <w:r>
               <w:rPr>
                 <w:rFonts w:ascii="Times New Roman" w:hAnsi="Times New Roman"/>
@@ -8484,14 +10384,21 @@
         </w:tc>
         <w:tc>
           <w:tcPr>
-            <w:tcW w:type="dxa" w:w="1170"/>
+            <w:tcW w:w="1170" w:type="dxa"/>
+            <w:tcBorders>
+              <w:top w:val="single" w:sz="4" w:space="0" w:color="D3D3D3"/>
+              <w:left w:val="single" w:sz="4" w:space="0" w:color="D3D3D3"/>
+              <w:bottom w:val="single" w:sz="4" w:space="0" w:color="D3D3D3"/>
+              <w:right w:val="single" w:sz="4" w:space="0" w:color="D3D3D3"/>
+            </w:tcBorders>
           </w:tcPr>
           <w:p>
             <w:pPr>
+              <w:pStyle w:val="Normal"/>
               <w:spacing w:before="80" w:after="80"/>
               <w:jc w:val="center"/>
+              <w:rPr/>
             </w:pPr>
-            <w:r/>
             <w:r>
               <w:rPr>
                 <w:rFonts w:ascii="Times New Roman" w:hAnsi="Times New Roman"/>
@@ -8503,14 +10410,21 @@
         </w:tc>
         <w:tc>
           <w:tcPr>
-            <w:tcW w:type="dxa" w:w="1170"/>
+            <w:tcW w:w="1169" w:type="dxa"/>
+            <w:tcBorders>
+              <w:top w:val="single" w:sz="4" w:space="0" w:color="D3D3D3"/>
+              <w:left w:val="single" w:sz="4" w:space="0" w:color="D3D3D3"/>
+              <w:bottom w:val="single" w:sz="4" w:space="0" w:color="D3D3D3"/>
+              <w:right w:val="single" w:sz="4" w:space="0" w:color="D3D3D3"/>
+            </w:tcBorders>
           </w:tcPr>
           <w:p>
             <w:pPr>
+              <w:pStyle w:val="Normal"/>
               <w:spacing w:before="80" w:after="80"/>
               <w:jc w:val="center"/>
+              <w:rPr/>
             </w:pPr>
-            <w:r/>
             <w:r>
               <w:rPr>
                 <w:rFonts w:ascii="Times New Roman" w:hAnsi="Times New Roman"/>
@@ -8522,17 +10436,25 @@
         </w:tc>
       </w:tr>
       <w:tr>
+        <w:trPr/>
         <w:tc>
           <w:tcPr>
-            <w:tcW w:type="dxa" w:w="1170"/>
+            <w:tcW w:w="1170" w:type="dxa"/>
+            <w:tcBorders>
+              <w:top w:val="single" w:sz="4" w:space="0" w:color="D3D3D3"/>
+              <w:left w:val="single" w:sz="4" w:space="0" w:color="D3D3D3"/>
+              <w:bottom w:val="single" w:sz="4" w:space="0" w:color="D3D3D3"/>
+              <w:right w:val="single" w:sz="4" w:space="0" w:color="D3D3D3"/>
+            </w:tcBorders>
             <w:shd w:fill="F2F2F2"/>
           </w:tcPr>
           <w:p>
             <w:pPr>
+              <w:pStyle w:val="Normal"/>
               <w:spacing w:before="80" w:after="80"/>
               <w:jc w:val="center"/>
+              <w:rPr/>
             </w:pPr>
-            <w:r/>
             <w:r>
               <w:rPr>
                 <w:rFonts w:ascii="Times New Roman" w:hAnsi="Times New Roman"/>
@@ -8544,15 +10466,22 @@
         </w:tc>
         <w:tc>
           <w:tcPr>
-            <w:tcW w:type="dxa" w:w="1170"/>
+            <w:tcW w:w="1170" w:type="dxa"/>
+            <w:tcBorders>
+              <w:top w:val="single" w:sz="4" w:space="0" w:color="D3D3D3"/>
+              <w:left w:val="single" w:sz="4" w:space="0" w:color="D3D3D3"/>
+              <w:bottom w:val="single" w:sz="4" w:space="0" w:color="D3D3D3"/>
+              <w:right w:val="single" w:sz="4" w:space="0" w:color="D3D3D3"/>
+            </w:tcBorders>
             <w:shd w:fill="F2F2F2"/>
           </w:tcPr>
           <w:p>
             <w:pPr>
+              <w:pStyle w:val="Normal"/>
               <w:spacing w:before="80" w:after="80"/>
               <w:jc w:val="center"/>
+              <w:rPr/>
             </w:pPr>
-            <w:r/>
             <w:r>
               <w:rPr>
                 <w:rFonts w:ascii="Times New Roman" w:hAnsi="Times New Roman"/>
@@ -8564,15 +10493,22 @@
         </w:tc>
         <w:tc>
           <w:tcPr>
-            <w:tcW w:type="dxa" w:w="1170"/>
+            <w:tcW w:w="1170" w:type="dxa"/>
+            <w:tcBorders>
+              <w:top w:val="single" w:sz="4" w:space="0" w:color="D3D3D3"/>
+              <w:left w:val="single" w:sz="4" w:space="0" w:color="D3D3D3"/>
+              <w:bottom w:val="single" w:sz="4" w:space="0" w:color="D3D3D3"/>
+              <w:right w:val="single" w:sz="4" w:space="0" w:color="D3D3D3"/>
+            </w:tcBorders>
             <w:shd w:fill="F2F2F2"/>
           </w:tcPr>
           <w:p>
             <w:pPr>
+              <w:pStyle w:val="Normal"/>
               <w:spacing w:before="80" w:after="80"/>
               <w:jc w:val="center"/>
+              <w:rPr/>
             </w:pPr>
-            <w:r/>
             <w:r>
               <w:rPr>
                 <w:rFonts w:ascii="Times New Roman" w:hAnsi="Times New Roman"/>
@@ -8584,15 +10520,22 @@
         </w:tc>
         <w:tc>
           <w:tcPr>
-            <w:tcW w:type="dxa" w:w="1170"/>
+            <w:tcW w:w="1170" w:type="dxa"/>
+            <w:tcBorders>
+              <w:top w:val="single" w:sz="4" w:space="0" w:color="D3D3D3"/>
+              <w:left w:val="single" w:sz="4" w:space="0" w:color="D3D3D3"/>
+              <w:bottom w:val="single" w:sz="4" w:space="0" w:color="D3D3D3"/>
+              <w:right w:val="single" w:sz="4" w:space="0" w:color="D3D3D3"/>
+            </w:tcBorders>
             <w:shd w:fill="F2F2F2"/>
           </w:tcPr>
           <w:p>
             <w:pPr>
+              <w:pStyle w:val="Normal"/>
               <w:spacing w:before="80" w:after="80"/>
               <w:jc w:val="center"/>
+              <w:rPr/>
             </w:pPr>
-            <w:r/>
             <w:r>
               <w:rPr>
                 <w:rFonts w:ascii="Times New Roman" w:hAnsi="Times New Roman"/>
@@ -8604,15 +10547,22 @@
         </w:tc>
         <w:tc>
           <w:tcPr>
-            <w:tcW w:type="dxa" w:w="1170"/>
+            <w:tcW w:w="1170" w:type="dxa"/>
+            <w:tcBorders>
+              <w:top w:val="single" w:sz="4" w:space="0" w:color="D3D3D3"/>
+              <w:left w:val="single" w:sz="4" w:space="0" w:color="D3D3D3"/>
+              <w:bottom w:val="single" w:sz="4" w:space="0" w:color="D3D3D3"/>
+              <w:right w:val="single" w:sz="4" w:space="0" w:color="D3D3D3"/>
+            </w:tcBorders>
             <w:shd w:fill="F2F2F2"/>
           </w:tcPr>
           <w:p>
             <w:pPr>
+              <w:pStyle w:val="Normal"/>
               <w:spacing w:before="80" w:after="80"/>
               <w:jc w:val="center"/>
+              <w:rPr/>
             </w:pPr>
-            <w:r/>
             <w:r>
               <w:rPr>
                 <w:rFonts w:ascii="Times New Roman" w:hAnsi="Times New Roman"/>
@@ -8624,15 +10574,22 @@
         </w:tc>
         <w:tc>
           <w:tcPr>
-            <w:tcW w:type="dxa" w:w="1170"/>
+            <w:tcW w:w="1170" w:type="dxa"/>
+            <w:tcBorders>
+              <w:top w:val="single" w:sz="4" w:space="0" w:color="D3D3D3"/>
+              <w:left w:val="single" w:sz="4" w:space="0" w:color="D3D3D3"/>
+              <w:bottom w:val="single" w:sz="4" w:space="0" w:color="D3D3D3"/>
+              <w:right w:val="single" w:sz="4" w:space="0" w:color="D3D3D3"/>
+            </w:tcBorders>
             <w:shd w:fill="F2F2F2"/>
           </w:tcPr>
           <w:p>
             <w:pPr>
+              <w:pStyle w:val="Normal"/>
               <w:spacing w:before="80" w:after="80"/>
               <w:jc w:val="center"/>
+              <w:rPr/>
             </w:pPr>
-            <w:r/>
             <w:r>
               <w:rPr>
                 <w:rFonts w:ascii="Times New Roman" w:hAnsi="Times New Roman"/>
@@ -8644,15 +10601,22 @@
         </w:tc>
         <w:tc>
           <w:tcPr>
-            <w:tcW w:type="dxa" w:w="1170"/>
+            <w:tcW w:w="1170" w:type="dxa"/>
+            <w:tcBorders>
+              <w:top w:val="single" w:sz="4" w:space="0" w:color="D3D3D3"/>
+              <w:left w:val="single" w:sz="4" w:space="0" w:color="D3D3D3"/>
+              <w:bottom w:val="single" w:sz="4" w:space="0" w:color="D3D3D3"/>
+              <w:right w:val="single" w:sz="4" w:space="0" w:color="D3D3D3"/>
+            </w:tcBorders>
             <w:shd w:fill="F2F2F2"/>
           </w:tcPr>
           <w:p>
             <w:pPr>
+              <w:pStyle w:val="Normal"/>
               <w:spacing w:before="80" w:after="80"/>
               <w:jc w:val="center"/>
+              <w:rPr/>
             </w:pPr>
-            <w:r/>
             <w:r>
               <w:rPr>
                 <w:rFonts w:ascii="Times New Roman" w:hAnsi="Times New Roman"/>
@@ -8664,15 +10628,22 @@
         </w:tc>
         <w:tc>
           <w:tcPr>
-            <w:tcW w:type="dxa" w:w="1170"/>
+            <w:tcW w:w="1169" w:type="dxa"/>
+            <w:tcBorders>
+              <w:top w:val="single" w:sz="4" w:space="0" w:color="D3D3D3"/>
+              <w:left w:val="single" w:sz="4" w:space="0" w:color="D3D3D3"/>
+              <w:bottom w:val="single" w:sz="4" w:space="0" w:color="D3D3D3"/>
+              <w:right w:val="single" w:sz="4" w:space="0" w:color="D3D3D3"/>
+            </w:tcBorders>
             <w:shd w:fill="F2F2F2"/>
           </w:tcPr>
           <w:p>
             <w:pPr>
+              <w:pStyle w:val="Normal"/>
               <w:spacing w:before="80" w:after="80"/>
               <w:jc w:val="center"/>
+              <w:rPr/>
             </w:pPr>
-            <w:r/>
             <w:r>
               <w:rPr>
                 <w:rFonts w:ascii="Times New Roman" w:hAnsi="Times New Roman"/>
@@ -8684,16 +10655,24 @@
         </w:tc>
       </w:tr>
       <w:tr>
+        <w:trPr/>
         <w:tc>
           <w:tcPr>
-            <w:tcW w:type="dxa" w:w="1170"/>
+            <w:tcW w:w="1170" w:type="dxa"/>
+            <w:tcBorders>
+              <w:top w:val="single" w:sz="4" w:space="0" w:color="D3D3D3"/>
+              <w:left w:val="single" w:sz="4" w:space="0" w:color="D3D3D3"/>
+              <w:bottom w:val="single" w:sz="4" w:space="0" w:color="D3D3D3"/>
+              <w:right w:val="single" w:sz="4" w:space="0" w:color="D3D3D3"/>
+            </w:tcBorders>
           </w:tcPr>
           <w:p>
             <w:pPr>
+              <w:pStyle w:val="Normal"/>
               <w:spacing w:before="80" w:after="80"/>
               <w:jc w:val="center"/>
+              <w:rPr/>
             </w:pPr>
-            <w:r/>
             <w:r>
               <w:rPr>
                 <w:rFonts w:ascii="Times New Roman" w:hAnsi="Times New Roman"/>
@@ -8705,14 +10684,21 @@
         </w:tc>
         <w:tc>
           <w:tcPr>
-            <w:tcW w:type="dxa" w:w="1170"/>
+            <w:tcW w:w="1170" w:type="dxa"/>
+            <w:tcBorders>
+              <w:top w:val="single" w:sz="4" w:space="0" w:color="D3D3D3"/>
+              <w:left w:val="single" w:sz="4" w:space="0" w:color="D3D3D3"/>
+              <w:bottom w:val="single" w:sz="4" w:space="0" w:color="D3D3D3"/>
+              <w:right w:val="single" w:sz="4" w:space="0" w:color="D3D3D3"/>
+            </w:tcBorders>
           </w:tcPr>
           <w:p>
             <w:pPr>
+              <w:pStyle w:val="Normal"/>
               <w:spacing w:before="80" w:after="80"/>
               <w:jc w:val="center"/>
+              <w:rPr/>
             </w:pPr>
-            <w:r/>
             <w:r>
               <w:rPr>
                 <w:rFonts w:ascii="Times New Roman" w:hAnsi="Times New Roman"/>
@@ -8724,14 +10710,21 @@
         </w:tc>
         <w:tc>
           <w:tcPr>
-            <w:tcW w:type="dxa" w:w="1170"/>
+            <w:tcW w:w="1170" w:type="dxa"/>
+            <w:tcBorders>
+              <w:top w:val="single" w:sz="4" w:space="0" w:color="D3D3D3"/>
+              <w:left w:val="single" w:sz="4" w:space="0" w:color="D3D3D3"/>
+              <w:bottom w:val="single" w:sz="4" w:space="0" w:color="D3D3D3"/>
+              <w:right w:val="single" w:sz="4" w:space="0" w:color="D3D3D3"/>
+            </w:tcBorders>
           </w:tcPr>
           <w:p>
             <w:pPr>
+              <w:pStyle w:val="Normal"/>
               <w:spacing w:before="80" w:after="80"/>
               <w:jc w:val="center"/>
+              <w:rPr/>
             </w:pPr>
-            <w:r/>
             <w:r>
               <w:rPr>
                 <w:rFonts w:ascii="Times New Roman" w:hAnsi="Times New Roman"/>
@@ -8743,14 +10736,21 @@
         </w:tc>
         <w:tc>
           <w:tcPr>
-            <w:tcW w:type="dxa" w:w="1170"/>
+            <w:tcW w:w="1170" w:type="dxa"/>
+            <w:tcBorders>
+              <w:top w:val="single" w:sz="4" w:space="0" w:color="D3D3D3"/>
+              <w:left w:val="single" w:sz="4" w:space="0" w:color="D3D3D3"/>
+              <w:bottom w:val="single" w:sz="4" w:space="0" w:color="D3D3D3"/>
+              <w:right w:val="single" w:sz="4" w:space="0" w:color="D3D3D3"/>
+            </w:tcBorders>
           </w:tcPr>
           <w:p>
             <w:pPr>
+              <w:pStyle w:val="Normal"/>
               <w:spacing w:before="80" w:after="80"/>
               <w:jc w:val="center"/>
+              <w:rPr/>
             </w:pPr>
-            <w:r/>
             <w:r>
               <w:rPr>
                 <w:rFonts w:ascii="Times New Roman" w:hAnsi="Times New Roman"/>
@@ -8762,14 +10762,21 @@
         </w:tc>
         <w:tc>
           <w:tcPr>
-            <w:tcW w:type="dxa" w:w="1170"/>
+            <w:tcW w:w="1170" w:type="dxa"/>
+            <w:tcBorders>
+              <w:top w:val="single" w:sz="4" w:space="0" w:color="D3D3D3"/>
+              <w:left w:val="single" w:sz="4" w:space="0" w:color="D3D3D3"/>
+              <w:bottom w:val="single" w:sz="4" w:space="0" w:color="D3D3D3"/>
+              <w:right w:val="single" w:sz="4" w:space="0" w:color="D3D3D3"/>
+            </w:tcBorders>
           </w:tcPr>
           <w:p>
             <w:pPr>
+              <w:pStyle w:val="Normal"/>
               <w:spacing w:before="80" w:after="80"/>
               <w:jc w:val="center"/>
+              <w:rPr/>
             </w:pPr>
-            <w:r/>
             <w:r>
               <w:rPr>
                 <w:rFonts w:ascii="Times New Roman" w:hAnsi="Times New Roman"/>
@@ -8781,14 +10788,21 @@
         </w:tc>
         <w:tc>
           <w:tcPr>
-            <w:tcW w:type="dxa" w:w="1170"/>
+            <w:tcW w:w="1170" w:type="dxa"/>
+            <w:tcBorders>
+              <w:top w:val="single" w:sz="4" w:space="0" w:color="D3D3D3"/>
+              <w:left w:val="single" w:sz="4" w:space="0" w:color="D3D3D3"/>
+              <w:bottom w:val="single" w:sz="4" w:space="0" w:color="D3D3D3"/>
+              <w:right w:val="single" w:sz="4" w:space="0" w:color="D3D3D3"/>
+            </w:tcBorders>
           </w:tcPr>
           <w:p>
             <w:pPr>
+              <w:pStyle w:val="Normal"/>
               <w:spacing w:before="80" w:after="80"/>
               <w:jc w:val="center"/>
+              <w:rPr/>
             </w:pPr>
-            <w:r/>
             <w:r>
               <w:rPr>
                 <w:rFonts w:ascii="Times New Roman" w:hAnsi="Times New Roman"/>
@@ -8800,14 +10814,21 @@
         </w:tc>
         <w:tc>
           <w:tcPr>
-            <w:tcW w:type="dxa" w:w="1170"/>
+            <w:tcW w:w="1170" w:type="dxa"/>
+            <w:tcBorders>
+              <w:top w:val="single" w:sz="4" w:space="0" w:color="D3D3D3"/>
+              <w:left w:val="single" w:sz="4" w:space="0" w:color="D3D3D3"/>
+              <w:bottom w:val="single" w:sz="4" w:space="0" w:color="D3D3D3"/>
+              <w:right w:val="single" w:sz="4" w:space="0" w:color="D3D3D3"/>
+            </w:tcBorders>
           </w:tcPr>
           <w:p>
             <w:pPr>
+              <w:pStyle w:val="Normal"/>
               <w:spacing w:before="80" w:after="80"/>
               <w:jc w:val="center"/>
+              <w:rPr/>
             </w:pPr>
-            <w:r/>
             <w:r>
               <w:rPr>
                 <w:rFonts w:ascii="Times New Roman" w:hAnsi="Times New Roman"/>
@@ -8819,14 +10840,21 @@
         </w:tc>
         <w:tc>
           <w:tcPr>
-            <w:tcW w:type="dxa" w:w="1170"/>
+            <w:tcW w:w="1169" w:type="dxa"/>
+            <w:tcBorders>
+              <w:top w:val="single" w:sz="4" w:space="0" w:color="D3D3D3"/>
+              <w:left w:val="single" w:sz="4" w:space="0" w:color="D3D3D3"/>
+              <w:bottom w:val="single" w:sz="4" w:space="0" w:color="D3D3D3"/>
+              <w:right w:val="single" w:sz="4" w:space="0" w:color="D3D3D3"/>
+            </w:tcBorders>
           </w:tcPr>
           <w:p>
             <w:pPr>
+              <w:pStyle w:val="Normal"/>
               <w:spacing w:before="80" w:after="80"/>
               <w:jc w:val="center"/>
+              <w:rPr/>
             </w:pPr>
-            <w:r/>
             <w:r>
               <w:rPr>
                 <w:rFonts w:ascii="Times New Roman" w:hAnsi="Times New Roman"/>
@@ -8838,17 +10866,25 @@
         </w:tc>
       </w:tr>
       <w:tr>
+        <w:trPr/>
         <w:tc>
           <w:tcPr>
-            <w:tcW w:type="dxa" w:w="1170"/>
+            <w:tcW w:w="1170" w:type="dxa"/>
+            <w:tcBorders>
+              <w:top w:val="single" w:sz="4" w:space="0" w:color="D3D3D3"/>
+              <w:left w:val="single" w:sz="4" w:space="0" w:color="D3D3D3"/>
+              <w:bottom w:val="single" w:sz="4" w:space="0" w:color="D3D3D3"/>
+              <w:right w:val="single" w:sz="4" w:space="0" w:color="D3D3D3"/>
+            </w:tcBorders>
             <w:shd w:fill="F2F2F2"/>
           </w:tcPr>
           <w:p>
             <w:pPr>
+              <w:pStyle w:val="Normal"/>
               <w:spacing w:before="80" w:after="80"/>
               <w:jc w:val="center"/>
+              <w:rPr/>
             </w:pPr>
-            <w:r/>
             <w:r>
               <w:rPr>
                 <w:rFonts w:ascii="Times New Roman" w:hAnsi="Times New Roman"/>
@@ -8860,15 +10896,22 @@
         </w:tc>
         <w:tc>
           <w:tcPr>
-            <w:tcW w:type="dxa" w:w="1170"/>
+            <w:tcW w:w="1170" w:type="dxa"/>
+            <w:tcBorders>
+              <w:top w:val="single" w:sz="4" w:space="0" w:color="D3D3D3"/>
+              <w:left w:val="single" w:sz="4" w:space="0" w:color="D3D3D3"/>
+              <w:bottom w:val="single" w:sz="4" w:space="0" w:color="D3D3D3"/>
+              <w:right w:val="single" w:sz="4" w:space="0" w:color="D3D3D3"/>
+            </w:tcBorders>
             <w:shd w:fill="F2F2F2"/>
           </w:tcPr>
           <w:p>
             <w:pPr>
+              <w:pStyle w:val="Normal"/>
               <w:spacing w:before="80" w:after="80"/>
               <w:jc w:val="center"/>
+              <w:rPr/>
             </w:pPr>
-            <w:r/>
             <w:r>
               <w:rPr>
                 <w:rFonts w:ascii="Times New Roman" w:hAnsi="Times New Roman"/>
@@ -8880,15 +10923,22 @@
         </w:tc>
         <w:tc>
           <w:tcPr>
-            <w:tcW w:type="dxa" w:w="1170"/>
+            <w:tcW w:w="1170" w:type="dxa"/>
+            <w:tcBorders>
+              <w:top w:val="single" w:sz="4" w:space="0" w:color="D3D3D3"/>
+              <w:left w:val="single" w:sz="4" w:space="0" w:color="D3D3D3"/>
+              <w:bottom w:val="single" w:sz="4" w:space="0" w:color="D3D3D3"/>
+              <w:right w:val="single" w:sz="4" w:space="0" w:color="D3D3D3"/>
+            </w:tcBorders>
             <w:shd w:fill="F2F2F2"/>
           </w:tcPr>
           <w:p>
             <w:pPr>
+              <w:pStyle w:val="Normal"/>
               <w:spacing w:before="80" w:after="80"/>
               <w:jc w:val="center"/>
+              <w:rPr/>
             </w:pPr>
-            <w:r/>
             <w:r>
               <w:rPr>
                 <w:rFonts w:ascii="Times New Roman" w:hAnsi="Times New Roman"/>
@@ -8900,15 +10950,22 @@
         </w:tc>
         <w:tc>
           <w:tcPr>
-            <w:tcW w:type="dxa" w:w="1170"/>
+            <w:tcW w:w="1170" w:type="dxa"/>
+            <w:tcBorders>
+              <w:top w:val="single" w:sz="4" w:space="0" w:color="D3D3D3"/>
+              <w:left w:val="single" w:sz="4" w:space="0" w:color="D3D3D3"/>
+              <w:bottom w:val="single" w:sz="4" w:space="0" w:color="D3D3D3"/>
+              <w:right w:val="single" w:sz="4" w:space="0" w:color="D3D3D3"/>
+            </w:tcBorders>
             <w:shd w:fill="F2F2F2"/>
           </w:tcPr>
           <w:p>
             <w:pPr>
+              <w:pStyle w:val="Normal"/>
               <w:spacing w:before="80" w:after="80"/>
               <w:jc w:val="center"/>
+              <w:rPr/>
             </w:pPr>
-            <w:r/>
             <w:r>
               <w:rPr>
                 <w:rFonts w:ascii="Times New Roman" w:hAnsi="Times New Roman"/>
@@ -8920,15 +10977,22 @@
         </w:tc>
         <w:tc>
           <w:tcPr>
-            <w:tcW w:type="dxa" w:w="1170"/>
+            <w:tcW w:w="1170" w:type="dxa"/>
+            <w:tcBorders>
+              <w:top w:val="single" w:sz="4" w:space="0" w:color="D3D3D3"/>
+              <w:left w:val="single" w:sz="4" w:space="0" w:color="D3D3D3"/>
+              <w:bottom w:val="single" w:sz="4" w:space="0" w:color="D3D3D3"/>
+              <w:right w:val="single" w:sz="4" w:space="0" w:color="D3D3D3"/>
+            </w:tcBorders>
             <w:shd w:fill="F2F2F2"/>
           </w:tcPr>
           <w:p>
             <w:pPr>
+              <w:pStyle w:val="Normal"/>
               <w:spacing w:before="80" w:after="80"/>
               <w:jc w:val="center"/>
+              <w:rPr/>
             </w:pPr>
-            <w:r/>
             <w:r>
               <w:rPr>
                 <w:rFonts w:ascii="Times New Roman" w:hAnsi="Times New Roman"/>
@@ -8940,15 +11004,22 @@
         </w:tc>
         <w:tc>
           <w:tcPr>
-            <w:tcW w:type="dxa" w:w="1170"/>
+            <w:tcW w:w="1170" w:type="dxa"/>
+            <w:tcBorders>
+              <w:top w:val="single" w:sz="4" w:space="0" w:color="D3D3D3"/>
+              <w:left w:val="single" w:sz="4" w:space="0" w:color="D3D3D3"/>
+              <w:bottom w:val="single" w:sz="4" w:space="0" w:color="D3D3D3"/>
+              <w:right w:val="single" w:sz="4" w:space="0" w:color="D3D3D3"/>
+            </w:tcBorders>
             <w:shd w:fill="F2F2F2"/>
           </w:tcPr>
           <w:p>
             <w:pPr>
+              <w:pStyle w:val="Normal"/>
               <w:spacing w:before="80" w:after="80"/>
               <w:jc w:val="center"/>
+              <w:rPr/>
             </w:pPr>
-            <w:r/>
             <w:r>
               <w:rPr>
                 <w:rFonts w:ascii="Times New Roman" w:hAnsi="Times New Roman"/>
@@ -8960,15 +11031,22 @@
         </w:tc>
         <w:tc>
           <w:tcPr>
-            <w:tcW w:type="dxa" w:w="1170"/>
+            <w:tcW w:w="1170" w:type="dxa"/>
+            <w:tcBorders>
+              <w:top w:val="single" w:sz="4" w:space="0" w:color="D3D3D3"/>
+              <w:left w:val="single" w:sz="4" w:space="0" w:color="D3D3D3"/>
+              <w:bottom w:val="single" w:sz="4" w:space="0" w:color="D3D3D3"/>
+              <w:right w:val="single" w:sz="4" w:space="0" w:color="D3D3D3"/>
+            </w:tcBorders>
             <w:shd w:fill="F2F2F2"/>
           </w:tcPr>
           <w:p>
             <w:pPr>
+              <w:pStyle w:val="Normal"/>
               <w:spacing w:before="80" w:after="80"/>
               <w:jc w:val="center"/>
+              <w:rPr/>
             </w:pPr>
-            <w:r/>
             <w:r>
               <w:rPr>
                 <w:rFonts w:ascii="Times New Roman" w:hAnsi="Times New Roman"/>
@@ -8980,15 +11058,22 @@
         </w:tc>
         <w:tc>
           <w:tcPr>
-            <w:tcW w:type="dxa" w:w="1170"/>
+            <w:tcW w:w="1169" w:type="dxa"/>
+            <w:tcBorders>
+              <w:top w:val="single" w:sz="4" w:space="0" w:color="D3D3D3"/>
+              <w:left w:val="single" w:sz="4" w:space="0" w:color="D3D3D3"/>
+              <w:bottom w:val="single" w:sz="4" w:space="0" w:color="D3D3D3"/>
+              <w:right w:val="single" w:sz="4" w:space="0" w:color="D3D3D3"/>
+            </w:tcBorders>
             <w:shd w:fill="F2F2F2"/>
           </w:tcPr>
           <w:p>
             <w:pPr>
+              <w:pStyle w:val="Normal"/>
               <w:spacing w:before="80" w:after="80"/>
               <w:jc w:val="center"/>
+              <w:rPr/>
             </w:pPr>
-            <w:r/>
             <w:r>
               <w:rPr>
                 <w:rFonts w:ascii="Times New Roman" w:hAnsi="Times New Roman"/>
@@ -9002,7 +11087,9 @@
     </w:tbl>
     <w:p>
       <w:pPr>
-        <w:spacing w:before="240" w:after="120" w:line="276" w:lineRule="auto"/>
+        <w:pStyle w:val="Normal"/>
+        <w:spacing w:lineRule="auto" w:line="276" w:before="240" w:after="120"/>
+        <w:rPr/>
       </w:pPr>
       <w:r>
         <w:rPr>
@@ -9022,6 +11109,381 @@
         <w:keepNext w:val="true"/>
         <w:spacing w:before="0" w:after="120"/>
         <w:jc w:val="center"/>
+        <w:rPr>
+          <w:rFonts w:ascii="Times New Roman" w:hAnsi="Times New Roman"/>
+          <w:b/>
+          <w:sz w:val="32"/>
+        </w:rPr>
+      </w:pPr>
+      <w:r>
+        <w:rPr/>
+      </w:r>
+    </w:p>
+    <w:p>
+      <w:pPr>
+        <w:pStyle w:val="Normal"/>
+        <w:spacing w:before="0" w:after="120"/>
+        <w:jc w:val="center"/>
+        <w:rPr>
+          <w:rFonts w:ascii="Times New Roman" w:hAnsi="Times New Roman"/>
+          <w:b/>
+          <w:sz w:val="32"/>
+        </w:rPr>
+      </w:pPr>
+      <w:r>
+        <w:rPr/>
+      </w:r>
+    </w:p>
+    <w:p>
+      <w:pPr>
+        <w:pStyle w:val="Normal"/>
+        <w:spacing w:before="0" w:after="120"/>
+        <w:jc w:val="center"/>
+        <w:rPr>
+          <w:rFonts w:ascii="Times New Roman" w:hAnsi="Times New Roman"/>
+          <w:b/>
+          <w:sz w:val="32"/>
+        </w:rPr>
+      </w:pPr>
+      <w:r>
+        <w:rPr/>
+      </w:r>
+    </w:p>
+    <w:p>
+      <w:pPr>
+        <w:pStyle w:val="Normal"/>
+        <w:spacing w:before="0" w:after="120"/>
+        <w:jc w:val="center"/>
+        <w:rPr>
+          <w:rFonts w:ascii="Times New Roman" w:hAnsi="Times New Roman"/>
+          <w:b/>
+          <w:sz w:val="32"/>
+        </w:rPr>
+      </w:pPr>
+      <w:r>
+        <w:rPr/>
+      </w:r>
+    </w:p>
+    <w:p>
+      <w:pPr>
+        <w:pStyle w:val="Normal"/>
+        <w:spacing w:before="0" w:after="120"/>
+        <w:jc w:val="center"/>
+        <w:rPr>
+          <w:rFonts w:ascii="Times New Roman" w:hAnsi="Times New Roman"/>
+          <w:b/>
+          <w:sz w:val="32"/>
+        </w:rPr>
+      </w:pPr>
+      <w:r>
+        <w:rPr/>
+      </w:r>
+    </w:p>
+    <w:p>
+      <w:pPr>
+        <w:pStyle w:val="Normal"/>
+        <w:spacing w:before="0" w:after="120"/>
+        <w:jc w:val="center"/>
+        <w:rPr>
+          <w:rFonts w:ascii="Times New Roman" w:hAnsi="Times New Roman"/>
+          <w:b/>
+          <w:sz w:val="32"/>
+        </w:rPr>
+      </w:pPr>
+      <w:r>
+        <w:rPr/>
+      </w:r>
+    </w:p>
+    <w:p>
+      <w:pPr>
+        <w:pStyle w:val="Normal"/>
+        <w:spacing w:before="0" w:after="120"/>
+        <w:jc w:val="center"/>
+        <w:rPr>
+          <w:rFonts w:ascii="Times New Roman" w:hAnsi="Times New Roman"/>
+          <w:b/>
+          <w:sz w:val="32"/>
+        </w:rPr>
+      </w:pPr>
+      <w:r>
+        <w:rPr/>
+      </w:r>
+    </w:p>
+    <w:p>
+      <w:pPr>
+        <w:pStyle w:val="Normal"/>
+        <w:spacing w:before="0" w:after="120"/>
+        <w:jc w:val="center"/>
+        <w:rPr>
+          <w:rFonts w:ascii="Times New Roman" w:hAnsi="Times New Roman"/>
+          <w:b/>
+          <w:sz w:val="32"/>
+        </w:rPr>
+      </w:pPr>
+      <w:r>
+        <w:rPr/>
+      </w:r>
+    </w:p>
+    <w:p>
+      <w:pPr>
+        <w:pStyle w:val="Normal"/>
+        <w:spacing w:before="0" w:after="120"/>
+        <w:jc w:val="center"/>
+        <w:rPr>
+          <w:rFonts w:ascii="Times New Roman" w:hAnsi="Times New Roman"/>
+          <w:b/>
+          <w:sz w:val="32"/>
+        </w:rPr>
+      </w:pPr>
+      <w:r>
+        <w:rPr/>
+      </w:r>
+    </w:p>
+    <w:p>
+      <w:pPr>
+        <w:pStyle w:val="Normal"/>
+        <w:spacing w:before="0" w:after="120"/>
+        <w:jc w:val="center"/>
+        <w:rPr>
+          <w:rFonts w:ascii="Times New Roman" w:hAnsi="Times New Roman"/>
+          <w:b/>
+          <w:sz w:val="32"/>
+        </w:rPr>
+      </w:pPr>
+      <w:r>
+        <w:rPr/>
+      </w:r>
+    </w:p>
+    <w:p>
+      <w:pPr>
+        <w:pStyle w:val="Normal"/>
+        <w:spacing w:before="0" w:after="120"/>
+        <w:jc w:val="center"/>
+        <w:rPr>
+          <w:rFonts w:ascii="Times New Roman" w:hAnsi="Times New Roman"/>
+          <w:b/>
+          <w:sz w:val="32"/>
+        </w:rPr>
+      </w:pPr>
+      <w:r>
+        <w:rPr/>
+      </w:r>
+    </w:p>
+    <w:p>
+      <w:pPr>
+        <w:pStyle w:val="Normal"/>
+        <w:spacing w:before="0" w:after="120"/>
+        <w:jc w:val="center"/>
+        <w:rPr>
+          <w:rFonts w:ascii="Times New Roman" w:hAnsi="Times New Roman"/>
+          <w:b/>
+          <w:sz w:val="32"/>
+        </w:rPr>
+      </w:pPr>
+      <w:r>
+        <w:rPr/>
+      </w:r>
+    </w:p>
+    <w:p>
+      <w:pPr>
+        <w:pStyle w:val="Normal"/>
+        <w:spacing w:before="0" w:after="120"/>
+        <w:jc w:val="center"/>
+        <w:rPr>
+          <w:rFonts w:ascii="Times New Roman" w:hAnsi="Times New Roman"/>
+          <w:b/>
+          <w:sz w:val="32"/>
+        </w:rPr>
+      </w:pPr>
+      <w:r>
+        <w:rPr/>
+      </w:r>
+    </w:p>
+    <w:p>
+      <w:pPr>
+        <w:pStyle w:val="Normal"/>
+        <w:spacing w:before="0" w:after="120"/>
+        <w:jc w:val="center"/>
+        <w:rPr>
+          <w:rFonts w:ascii="Times New Roman" w:hAnsi="Times New Roman"/>
+          <w:b/>
+          <w:sz w:val="32"/>
+        </w:rPr>
+      </w:pPr>
+      <w:r>
+        <w:rPr/>
+      </w:r>
+    </w:p>
+    <w:p>
+      <w:pPr>
+        <w:pStyle w:val="Normal"/>
+        <w:spacing w:before="0" w:after="120"/>
+        <w:jc w:val="center"/>
+        <w:rPr>
+          <w:rFonts w:ascii="Times New Roman" w:hAnsi="Times New Roman"/>
+          <w:b/>
+          <w:sz w:val="32"/>
+        </w:rPr>
+      </w:pPr>
+      <w:r>
+        <w:rPr/>
+      </w:r>
+    </w:p>
+    <w:p>
+      <w:pPr>
+        <w:pStyle w:val="Normal"/>
+        <w:spacing w:before="0" w:after="120"/>
+        <w:jc w:val="center"/>
+        <w:rPr>
+          <w:rFonts w:ascii="Times New Roman" w:hAnsi="Times New Roman"/>
+          <w:b/>
+          <w:sz w:val="32"/>
+        </w:rPr>
+      </w:pPr>
+      <w:r>
+        <w:rPr/>
+      </w:r>
+    </w:p>
+    <w:p>
+      <w:pPr>
+        <w:pStyle w:val="Normal"/>
+        <w:spacing w:before="0" w:after="120"/>
+        <w:jc w:val="center"/>
+        <w:rPr>
+          <w:rFonts w:ascii="Times New Roman" w:hAnsi="Times New Roman"/>
+          <w:b/>
+          <w:sz w:val="32"/>
+        </w:rPr>
+      </w:pPr>
+      <w:r>
+        <w:rPr/>
+      </w:r>
+    </w:p>
+    <w:p>
+      <w:pPr>
+        <w:pStyle w:val="Normal"/>
+        <w:spacing w:before="0" w:after="120"/>
+        <w:jc w:val="center"/>
+        <w:rPr>
+          <w:rFonts w:ascii="Times New Roman" w:hAnsi="Times New Roman"/>
+          <w:b/>
+          <w:sz w:val="32"/>
+        </w:rPr>
+      </w:pPr>
+      <w:r>
+        <w:rPr/>
+      </w:r>
+    </w:p>
+    <w:p>
+      <w:pPr>
+        <w:pStyle w:val="Normal"/>
+        <w:spacing w:before="0" w:after="120"/>
+        <w:jc w:val="center"/>
+        <w:rPr>
+          <w:rFonts w:ascii="Times New Roman" w:hAnsi="Times New Roman"/>
+          <w:b/>
+          <w:sz w:val="32"/>
+        </w:rPr>
+      </w:pPr>
+      <w:r>
+        <w:rPr/>
+      </w:r>
+    </w:p>
+    <w:p>
+      <w:pPr>
+        <w:pStyle w:val="Normal"/>
+        <w:spacing w:before="0" w:after="120"/>
+        <w:jc w:val="center"/>
+        <w:rPr>
+          <w:rFonts w:ascii="Times New Roman" w:hAnsi="Times New Roman"/>
+          <w:b/>
+          <w:sz w:val="32"/>
+        </w:rPr>
+      </w:pPr>
+      <w:r>
+        <w:rPr/>
+      </w:r>
+    </w:p>
+    <w:p>
+      <w:pPr>
+        <w:pStyle w:val="Normal"/>
+        <w:spacing w:before="0" w:after="120"/>
+        <w:jc w:val="center"/>
+        <w:rPr>
+          <w:rFonts w:ascii="Times New Roman" w:hAnsi="Times New Roman"/>
+          <w:b/>
+          <w:sz w:val="32"/>
+        </w:rPr>
+      </w:pPr>
+      <w:r>
+        <w:rPr/>
+      </w:r>
+    </w:p>
+    <w:p>
+      <w:pPr>
+        <w:pStyle w:val="Normal"/>
+        <w:spacing w:before="0" w:after="120"/>
+        <w:jc w:val="center"/>
+        <w:rPr>
+          <w:rFonts w:ascii="Times New Roman" w:hAnsi="Times New Roman"/>
+          <w:b/>
+          <w:sz w:val="32"/>
+        </w:rPr>
+      </w:pPr>
+      <w:r>
+        <w:rPr/>
+      </w:r>
+    </w:p>
+    <w:p>
+      <w:pPr>
+        <w:pStyle w:val="Normal"/>
+        <w:spacing w:before="0" w:after="120"/>
+        <w:jc w:val="center"/>
+        <w:rPr>
+          <w:rFonts w:ascii="Times New Roman" w:hAnsi="Times New Roman"/>
+          <w:b/>
+          <w:sz w:val="32"/>
+        </w:rPr>
+      </w:pPr>
+      <w:r>
+        <w:rPr/>
+      </w:r>
+    </w:p>
+    <w:p>
+      <w:pPr>
+        <w:pStyle w:val="Normal"/>
+        <w:spacing w:before="0" w:after="120"/>
+        <w:jc w:val="center"/>
+        <w:rPr>
+          <w:rFonts w:ascii="Times New Roman" w:hAnsi="Times New Roman"/>
+          <w:b/>
+          <w:sz w:val="32"/>
+        </w:rPr>
+      </w:pPr>
+      <w:r>
+        <w:rPr/>
+      </w:r>
+    </w:p>
+    <w:p>
+      <w:pPr>
+        <w:pStyle w:val="Normal"/>
+        <w:spacing w:before="0" w:after="120"/>
+        <w:jc w:val="center"/>
+        <w:rPr>
+          <w:rFonts w:ascii="Times New Roman" w:hAnsi="Times New Roman"/>
+          <w:b/>
+          <w:sz w:val="32"/>
+        </w:rPr>
+      </w:pPr>
+      <w:r>
+        <w:rPr/>
+      </w:r>
+    </w:p>
+    <w:p>
+      <w:pPr>
+        <w:pStyle w:val="Normal"/>
+        <w:spacing w:before="0" w:after="120"/>
+        <w:jc w:val="center"/>
         <w:rPr/>
       </w:pPr>
       <w:r>
@@ -9359,12 +11821,301 @@
         <w:t>. Oxford University Press.</w:t>
       </w:r>
     </w:p>
+    <w:p>
+      <w:pPr>
+        <w:spacing w:before="120" w:after="120" w:line="276" w:lineRule="auto"/>
+      </w:pPr>
+      <w:r>
+        <w:rPr>
+          <w:rFonts w:ascii="Times New Roman" w:hAnsi="Times New Roman"/>
+          <w:i w:val="0"/>
+          <w:sz w:val="24"/>
+        </w:rPr>
+        <w:t xml:space="preserve">Deb, K., Pratap, A., Agarwal, S., &amp; Meyarivan, T. (2002). A fast and elitist multiobjective genetic algorithm: NSGA-II. </w:t>
+      </w:r>
+      <w:r>
+        <w:rPr>
+          <w:rFonts w:ascii="Times New Roman" w:hAnsi="Times New Roman"/>
+          <w:i/>
+          <w:sz w:val="24"/>
+        </w:rPr>
+        <w:t>IEEE Transactions on Evolutionary Computation</w:t>
+      </w:r>
+      <w:r>
+        <w:rPr>
+          <w:rFonts w:ascii="Times New Roman" w:hAnsi="Times New Roman"/>
+          <w:i w:val="0"/>
+          <w:sz w:val="24"/>
+        </w:rPr>
+        <w:t>, 6(2), 182-197.</w:t>
+      </w:r>
+    </w:p>
+    <w:p>
+      <w:pPr>
+        <w:spacing w:before="120" w:after="120" w:line="276" w:lineRule="auto"/>
+      </w:pPr>
+      <w:r>
+        <w:rPr>
+          <w:rFonts w:ascii="Times New Roman" w:hAnsi="Times New Roman"/>
+          <w:i w:val="0"/>
+          <w:sz w:val="24"/>
+        </w:rPr>
+        <w:t xml:space="preserve">Holland, J. H. (1992). </w:t>
+      </w:r>
+      <w:r>
+        <w:rPr>
+          <w:rFonts w:ascii="Times New Roman" w:hAnsi="Times New Roman"/>
+          <w:i/>
+          <w:sz w:val="24"/>
+        </w:rPr>
+        <w:t>Adaptation in Natural and Artificial Systems</w:t>
+      </w:r>
+      <w:r>
+        <w:rPr>
+          <w:rFonts w:ascii="Times New Roman" w:hAnsi="Times New Roman"/>
+          <w:i w:val="0"/>
+          <w:sz w:val="24"/>
+        </w:rPr>
+        <w:t>. MIT Press.</w:t>
+      </w:r>
+    </w:p>
+    <w:p>
+      <w:pPr>
+        <w:spacing w:before="120" w:after="120" w:line="276" w:lineRule="auto"/>
+      </w:pPr>
+      <w:r>
+        <w:rPr>
+          <w:rFonts w:ascii="Times New Roman" w:hAnsi="Times New Roman"/>
+          <w:i w:val="0"/>
+          <w:sz w:val="24"/>
+        </w:rPr>
+        <w:t xml:space="preserve">Mitchell, M. (1998). </w:t>
+      </w:r>
+      <w:r>
+        <w:rPr>
+          <w:rFonts w:ascii="Times New Roman" w:hAnsi="Times New Roman"/>
+          <w:i/>
+          <w:sz w:val="24"/>
+        </w:rPr>
+        <w:t>An Introduction to Genetic Algorithms</w:t>
+      </w:r>
+      <w:r>
+        <w:rPr>
+          <w:rFonts w:ascii="Times New Roman" w:hAnsi="Times New Roman"/>
+          <w:i w:val="0"/>
+          <w:sz w:val="24"/>
+        </w:rPr>
+        <w:t>. MIT Press.</w:t>
+      </w:r>
+    </w:p>
+    <w:p>
+      <w:pPr>
+        <w:spacing w:before="120" w:after="120" w:line="276" w:lineRule="auto"/>
+      </w:pPr>
+      <w:r>
+        <w:rPr>
+          <w:rFonts w:ascii="Times New Roman" w:hAnsi="Times New Roman"/>
+          <w:i w:val="0"/>
+          <w:sz w:val="24"/>
+        </w:rPr>
+        <w:t xml:space="preserve">Lappas, T., Liu, K., &amp; Terzi, E. (2009). Finding a team of experts in social networks. </w:t>
+      </w:r>
+      <w:r>
+        <w:rPr>
+          <w:rFonts w:ascii="Times New Roman" w:hAnsi="Times New Roman"/>
+          <w:i/>
+          <w:sz w:val="24"/>
+        </w:rPr>
+        <w:t>Proceedings of the 15th ACM SIGKDD International Conference on Knowledge Discovery and Data Mining</w:t>
+      </w:r>
+      <w:r>
+        <w:rPr>
+          <w:rFonts w:ascii="Times New Roman" w:hAnsi="Times New Roman"/>
+          <w:i w:val="0"/>
+          <w:sz w:val="24"/>
+        </w:rPr>
+        <w:t>, 467-476.</w:t>
+      </w:r>
+    </w:p>
+    <w:p>
+      <w:pPr>
+        <w:spacing w:before="120" w:after="120" w:line="276" w:lineRule="auto"/>
+      </w:pPr>
+      <w:r>
+        <w:rPr>
+          <w:rFonts w:ascii="Times New Roman" w:hAnsi="Times New Roman"/>
+          <w:i w:val="0"/>
+          <w:sz w:val="24"/>
+        </w:rPr>
+        <w:t xml:space="preserve">Eiben, A. E., &amp; Smith, J. E. (2015). </w:t>
+      </w:r>
+      <w:r>
+        <w:rPr>
+          <w:rFonts w:ascii="Times New Roman" w:hAnsi="Times New Roman"/>
+          <w:i/>
+          <w:sz w:val="24"/>
+        </w:rPr>
+        <w:t>Introduction to Evolutionary Computing</w:t>
+      </w:r>
+      <w:r>
+        <w:rPr>
+          <w:rFonts w:ascii="Times New Roman" w:hAnsi="Times New Roman"/>
+          <w:i w:val="0"/>
+          <w:sz w:val="24"/>
+        </w:rPr>
+        <w:t>. Springer.</w:t>
+      </w:r>
+    </w:p>
+    <w:p>
+      <w:pPr>
+        <w:spacing w:before="120" w:after="120" w:line="276" w:lineRule="auto"/>
+      </w:pPr>
+      <w:r>
+        <w:rPr>
+          <w:rFonts w:ascii="Times New Roman" w:hAnsi="Times New Roman"/>
+          <w:i w:val="0"/>
+          <w:sz w:val="24"/>
+        </w:rPr>
+        <w:t xml:space="preserve">Dechter, R. (2003). </w:t>
+      </w:r>
+      <w:r>
+        <w:rPr>
+          <w:rFonts w:ascii="Times New Roman" w:hAnsi="Times New Roman"/>
+          <w:i/>
+          <w:sz w:val="24"/>
+        </w:rPr>
+        <w:t>Constraint Processing</w:t>
+      </w:r>
+      <w:r>
+        <w:rPr>
+          <w:rFonts w:ascii="Times New Roman" w:hAnsi="Times New Roman"/>
+          <w:i w:val="0"/>
+          <w:sz w:val="24"/>
+        </w:rPr>
+        <w:t>. Morgan Kaufmann.</w:t>
+      </w:r>
+    </w:p>
+    <w:p>
+      <w:pPr>
+        <w:spacing w:before="120" w:after="120" w:line="276" w:lineRule="auto"/>
+      </w:pPr>
+      <w:r>
+        <w:rPr>
+          <w:rFonts w:ascii="Times New Roman" w:hAnsi="Times New Roman"/>
+          <w:i w:val="0"/>
+          <w:sz w:val="24"/>
+        </w:rPr>
+        <w:t xml:space="preserve">Tarjan, R. (1972). Depth-first search and linear graph algorithms. </w:t>
+      </w:r>
+      <w:r>
+        <w:rPr>
+          <w:rFonts w:ascii="Times New Roman" w:hAnsi="Times New Roman"/>
+          <w:i/>
+          <w:sz w:val="24"/>
+        </w:rPr>
+        <w:t>SIAM Journal on Computing</w:t>
+      </w:r>
+      <w:r>
+        <w:rPr>
+          <w:rFonts w:ascii="Times New Roman" w:hAnsi="Times New Roman"/>
+          <w:i w:val="0"/>
+          <w:sz w:val="24"/>
+        </w:rPr>
+        <w:t>, 1(2), 146-160.</w:t>
+      </w:r>
+    </w:p>
+    <w:p>
+      <w:pPr>
+        <w:spacing w:before="120" w:after="120" w:line="276" w:lineRule="auto"/>
+      </w:pPr>
+      <w:r>
+        <w:rPr>
+          <w:rFonts w:ascii="Times New Roman" w:hAnsi="Times New Roman"/>
+          <w:i w:val="0"/>
+          <w:sz w:val="24"/>
+        </w:rPr>
+        <w:t xml:space="preserve">Knuth, D. E. (2000). Dancing links. </w:t>
+      </w:r>
+      <w:r>
+        <w:rPr>
+          <w:rFonts w:ascii="Times New Roman" w:hAnsi="Times New Roman"/>
+          <w:i/>
+          <w:sz w:val="24"/>
+        </w:rPr>
+        <w:t>Millennial Perspectives in Computer Science</w:t>
+      </w:r>
+      <w:r>
+        <w:rPr>
+          <w:rFonts w:ascii="Times New Roman" w:hAnsi="Times New Roman"/>
+          <w:i w:val="0"/>
+          <w:sz w:val="24"/>
+        </w:rPr>
+        <w:t>, 187-214.</w:t>
+      </w:r>
+    </w:p>
+    <w:p>
+      <w:pPr>
+        <w:spacing w:before="120" w:after="120" w:line="276" w:lineRule="auto"/>
+      </w:pPr>
+      <w:r>
+        <w:rPr>
+          <w:rFonts w:ascii="Times New Roman" w:hAnsi="Times New Roman"/>
+          <w:i w:val="0"/>
+          <w:sz w:val="24"/>
+        </w:rPr>
+        <w:t xml:space="preserve">Zakarian, A., &amp; Kusiak, A. (1999). Forming teams: an analytical approach. </w:t>
+      </w:r>
+      <w:r>
+        <w:rPr>
+          <w:rFonts w:ascii="Times New Roman" w:hAnsi="Times New Roman"/>
+          <w:i/>
+          <w:sz w:val="24"/>
+        </w:rPr>
+        <w:t>IIE Transactions</w:t>
+      </w:r>
+      <w:r>
+        <w:rPr>
+          <w:rFonts w:ascii="Times New Roman" w:hAnsi="Times New Roman"/>
+          <w:i w:val="0"/>
+          <w:sz w:val="24"/>
+        </w:rPr>
+        <w:t>, 31(1), 85-97.</w:t>
+      </w:r>
+    </w:p>
+    <w:p>
+      <w:pPr>
+        <w:spacing w:before="120" w:after="120" w:line="276" w:lineRule="auto"/>
+      </w:pPr>
+      <w:r>
+        <w:rPr>
+          <w:rFonts w:ascii="Times New Roman" w:hAnsi="Times New Roman"/>
+          <w:i w:val="0"/>
+          <w:sz w:val="24"/>
+        </w:rPr>
+        <w:t xml:space="preserve">Baykasoglu, A., Dereli, T., &amp; Das, S. (2007). Project team selection using fuzzy optimization. </w:t>
+      </w:r>
+      <w:r>
+        <w:rPr>
+          <w:rFonts w:ascii="Times New Roman" w:hAnsi="Times New Roman"/>
+          <w:i/>
+          <w:sz w:val="24"/>
+        </w:rPr>
+        <w:t>Journal of Intelligent &amp; Fuzzy Systems</w:t>
+      </w:r>
+      <w:r>
+        <w:rPr>
+          <w:rFonts w:ascii="Times New Roman" w:hAnsi="Times New Roman"/>
+          <w:i w:val="0"/>
+          <w:sz w:val="24"/>
+        </w:rPr>
+        <w:t>, 18(2), 173-186.</w:t>
+      </w:r>
+    </w:p>
     <w:sectPr>
       <w:headerReference w:type="default" r:id="rId11"/>
       <w:headerReference w:type="first" r:id="rId12"/>
-      <w:footerReference w:type="even" r:id="rId13"/>
-      <w:footerReference w:type="default" r:id="rId14"/>
-      <w:footerReference w:type="first" r:id="rId15"/>
+      <w:footerReference w:type="default" r:id="rId13"/>
+      <w:footerReference w:type="first" r:id="rId14"/>
       <w:type w:val="nextPage"/>
       <w:pgSz w:w="12240" w:h="15840"/>
       <w:pgMar w:left="1440" w:right="1440" w:gutter="0" w:header="720" w:top="1440" w:footer="720" w:bottom="777"/>
@@ -9405,7 +12156,7 @@
         <wp:inline distT="0" distB="0" distL="0" distR="0">
           <wp:extent cx="6750050" cy="488950"/>
           <wp:effectExtent l="0" t="0" r="0" b="0"/>
-          <wp:docPr id="10" name="image2.png" descr=""/>
+          <wp:docPr id="7" name="image2.png" descr=""/>
           <wp:cNvGraphicFramePr>
             <a:graphicFrameLocks xmlns:a="http://schemas.openxmlformats.org/drawingml/2006/main" noChangeAspect="1"/>
           </wp:cNvGraphicFramePr>
@@ -9413,7 +12164,7 @@
             <a:graphicData uri="http://schemas.openxmlformats.org/drawingml/2006/picture">
               <pic:pic xmlns:pic="http://schemas.openxmlformats.org/drawingml/2006/picture">
                 <pic:nvPicPr>
-                  <pic:cNvPr id="10" name="image2.png" descr=""/>
+                  <pic:cNvPr id="7" name="image2.png" descr=""/>
                   <pic:cNvPicPr>
                     <a:picLocks noChangeAspect="1" noChangeArrowheads="1"/>
                   </pic:cNvPicPr>
@@ -9471,7 +12222,7 @@
         <wp:inline distT="0" distB="0" distL="0" distR="0">
           <wp:extent cx="6750050" cy="488950"/>
           <wp:effectExtent l="0" t="0" r="0" b="0"/>
-          <wp:docPr id="11" name="image2.png" descr=""/>
+          <wp:docPr id="8" name="image2.png" descr=""/>
           <wp:cNvGraphicFramePr>
             <a:graphicFrameLocks xmlns:a="http://schemas.openxmlformats.org/drawingml/2006/main" noChangeAspect="1"/>
           </wp:cNvGraphicFramePr>
@@ -9479,7 +12230,7 @@
             <a:graphicData uri="http://schemas.openxmlformats.org/drawingml/2006/picture">
               <pic:pic xmlns:pic="http://schemas.openxmlformats.org/drawingml/2006/picture">
                 <pic:nvPicPr>
-                  <pic:cNvPr id="11" name="image2.png" descr=""/>
+                  <pic:cNvPr id="8" name="image2.png" descr=""/>
                   <pic:cNvPicPr>
                     <a:picLocks noChangeAspect="1" noChangeArrowheads="1"/>
                   </pic:cNvPicPr>
@@ -9528,20 +12279,6 @@
   <w:p>
     <w:pPr>
       <w:pStyle w:val="Footer"/>
-      <w:rPr/>
-    </w:pPr>
-    <w:r>
-      <w:rPr/>
-    </w:r>
-  </w:p>
-</w:ftr>
-</file>
-
-<file path=word/footer5.xml><?xml version="1.0" encoding="utf-8"?>
-<w:ftr xmlns:o="urn:schemas-microsoft-com:office:office" xmlns:r="http://schemas.openxmlformats.org/officeDocument/2006/relationships" xmlns:v="urn:schemas-microsoft-com:vml" xmlns:w="http://schemas.openxmlformats.org/wordprocessingml/2006/main" xmlns:w10="urn:schemas-microsoft-com:office:word" xmlns:wp="http://schemas.openxmlformats.org/drawingml/2006/wordprocessingDrawing" xmlns:wps="http://schemas.microsoft.com/office/word/2010/wordprocessingShape" xmlns:wpg="http://schemas.microsoft.com/office/word/2010/wordprocessingGroup" xmlns:mc="http://schemas.openxmlformats.org/markup-compatibility/2006" xmlns:wp14="http://schemas.microsoft.com/office/word/2010/wordprocessingDrawing" xmlns:w14="http://schemas.microsoft.com/office/word/2010/wordml" xmlns:w15="http://schemas.microsoft.com/office/word/2012/wordml" mc:Ignorable="w14 wp14 w15">
-  <w:p>
-    <w:pPr>
-      <w:pStyle w:val="Footer"/>
       <w:ind w:left="-567"/>
       <w:rPr/>
     </w:pPr>
@@ -9566,7 +12303,7 @@
 </w:ftr>
 </file>
 
-<file path=word/footer6.xml><?xml version="1.0" encoding="utf-8"?>
+<file path=word/footer5.xml><?xml version="1.0" encoding="utf-8"?>
 <w:ftr xmlns:o="urn:schemas-microsoft-com:office:office" xmlns:r="http://schemas.openxmlformats.org/officeDocument/2006/relationships" xmlns:v="urn:schemas-microsoft-com:vml" xmlns:w="http://schemas.openxmlformats.org/wordprocessingml/2006/main" xmlns:w10="urn:schemas-microsoft-com:office:word" xmlns:wp="http://schemas.openxmlformats.org/drawingml/2006/wordprocessingDrawing" xmlns:wps="http://schemas.microsoft.com/office/word/2010/wordprocessingShape" xmlns:wpg="http://schemas.microsoft.com/office/word/2010/wordprocessingGroup" xmlns:mc="http://schemas.openxmlformats.org/markup-compatibility/2006" xmlns:wp14="http://schemas.microsoft.com/office/word/2010/wordprocessingDrawing" xmlns:w14="http://schemas.microsoft.com/office/word/2010/wordml" xmlns:w15="http://schemas.microsoft.com/office/word/2012/wordml" mc:Ignorable="w14 wp14 w15">
   <w:p/>
 </w:ftr>
@@ -9581,81 +12318,53 @@
     </w:pPr>
     <w:r>
       <w:rPr/>
-      <mc:AlternateContent>
-        <mc:Choice Requires="wps">
-          <w:drawing>
-            <wp:anchor behindDoc="1" distT="0" distB="0" distL="0" distR="0" simplePos="0" locked="0" layoutInCell="0" allowOverlap="1" relativeHeight="5">
-              <wp:simplePos x="0" y="0"/>
-              <wp:positionH relativeFrom="margin">
-                <wp:align>center</wp:align>
-              </wp:positionH>
-              <wp:positionV relativeFrom="margin">
-                <wp:align>center</wp:align>
-              </wp:positionV>
-              <wp:extent cx="2857500" cy="2857500"/>
-              <wp:effectExtent l="0" t="0" r="0" b="0"/>
-              <wp:wrapNone/>
-              <wp:docPr id="4" name="WordPictureWatermark234228454"/>
-              <a:graphic xmlns:a="http://schemas.openxmlformats.org/drawingml/2006/main">
-                <a:graphicData uri="http://schemas.openxmlformats.org/drawingml/2006/picture">
-                  <pic:pic xmlns:pic="http://schemas.openxmlformats.org/drawingml/2006/picture">
-                    <pic:nvPicPr>
-                      <pic:cNvPr id="5" name="WordPictureWatermark234228454" descr=""/>
-                      <pic:cNvPicPr/>
-                    </pic:nvPicPr>
-                    <pic:blipFill>
-                      <a:blip r:embed="rId1">
-                        <a:lum bright="70000" contrast="-70000"/>
-                      </a:blip>
-                      <a:stretch/>
-                    </pic:blipFill>
-                    <pic:spPr>
-                      <a:xfrm>
-                        <a:off x="0" y="0"/>
-                        <a:ext cx="2857680" cy="2857680"/>
-                      </a:xfrm>
-                      <a:prstGeom prst="rect">
-                        <a:avLst/>
-                      </a:prstGeom>
-                      <a:ln w="0">
-                        <a:noFill/>
-                      </a:ln>
-                    </pic:spPr>
-                  </pic:pic>
-                </a:graphicData>
-              </a:graphic>
-            </wp:anchor>
-          </w:drawing>
-        </mc:Choice>
-        <mc:Fallback>
-          <w:pict>
-            <v:shapetype id="_x0000_t75" coordsize="21600,21600" o:spt="75" o:preferrelative="t" path="m@4@5l@4@11@9@11@9@5xe" filled="f" stroked="f">
-              <v:stroke joinstyle="miter"/>
-              <v:formulas>
-                <v:f eqn="if lineDrawn pixelLineWidth 0"/>
-                <v:f eqn="sum @0 1 0"/>
-                <v:f eqn="sum 0 0 @1"/>
-                <v:f eqn="prod @2 1 2"/>
-                <v:f eqn="prod @3 21600 pixelWidth"/>
-                <v:f eqn="prod @3 21600 pixelHeight"/>
-                <v:f eqn="sum @0 0 1"/>
-                <v:f eqn="prod @6 1 2"/>
-                <v:f eqn="prod @7 21600 pixelWidth"/>
-                <v:f eqn="sum @8 21600 0"/>
-                <v:f eqn="prod @7 21600 pixelHeight"/>
-                <v:f eqn="sum @10 21600 0"/>
-              </v:formulas>
-              <v:path o:extrusionok="f" gradientshapeok="t" o:connecttype="rect"/>
-              <o:lock v:ext="edit" aspectratio="t"/>
-            </v:shapetype>
-            <v:shape id="WordPictureWatermark234228454" o:spid="shape_0" stroked="f" o:allowincell="f" style="position:absolute;margin-left:0.05pt;margin-top:0pt;width:224.95pt;height:224.95pt;mso-wrap-style:none;v-text-anchor:middle;mso-position-horizontal:center;mso-position-horizontal-relative:margin;mso-position-vertical:center;mso-position-vertical-relative:margin" type="_x0000_t75">
-              <v:imagedata r:id="rId2" o:detectmouseclick="t"/>
-              <v:stroke color="#3465a4" joinstyle="round" endcap="flat"/>
-              <w10:wrap type="none"/>
-            </v:shape>
-          </w:pict>
-        </mc:Fallback>
-      </mc:AlternateContent>
+      <w:drawing>
+        <wp:anchor behindDoc="1" distT="0" distB="0" distL="0" distR="0" simplePos="0" locked="0" layoutInCell="1" allowOverlap="1" relativeHeight="0">
+          <wp:simplePos x="0" y="0"/>
+          <wp:positionH relativeFrom="margin">
+            <wp:align>center</wp:align>
+          </wp:positionH>
+          <wp:positionV relativeFrom="margin">
+            <wp:align>center</wp:align>
+          </wp:positionV>
+          <wp:extent cx="2857500" cy="2857500"/>
+          <wp:effectExtent l="0" t="0" r="0" b="0"/>
+          <wp:wrapNone/>
+          <wp:docPr id="4" name="WordPictureWatermark234228454" descr=""/>
+          <wp:cNvGraphicFramePr>
+            <a:graphicFrameLocks xmlns:a="http://schemas.openxmlformats.org/drawingml/2006/main" noChangeAspect="1"/>
+          </wp:cNvGraphicFramePr>
+          <a:graphic xmlns:a="http://schemas.openxmlformats.org/drawingml/2006/main">
+            <a:graphicData uri="http://schemas.openxmlformats.org/drawingml/2006/picture">
+              <pic:pic xmlns:pic="http://schemas.openxmlformats.org/drawingml/2006/picture">
+                <pic:nvPicPr>
+                  <pic:cNvPr id="4" name="WordPictureWatermark234228454" descr=""/>
+                  <pic:cNvPicPr>
+                    <a:picLocks noChangeAspect="1" noChangeArrowheads="1"/>
+                  </pic:cNvPicPr>
+                </pic:nvPicPr>
+                <pic:blipFill>
+                  <a:blip r:embed="rId1">
+                    <a:lum bright="70000" contrast="-70000"/>
+                  </a:blip>
+                  <a:stretch>
+                    <a:fillRect/>
+                  </a:stretch>
+                </pic:blipFill>
+                <pic:spPr bwMode="auto">
+                  <a:xfrm>
+                    <a:off x="0" y="0"/>
+                    <a:ext cx="2857500" cy="2857500"/>
+                  </a:xfrm>
+                  <a:prstGeom prst="rect">
+                    <a:avLst/>
+                  </a:prstGeom>
+                </pic:spPr>
+              </pic:pic>
+            </a:graphicData>
+          </a:graphic>
+        </wp:anchor>
+      </w:drawing>
     </w:r>
   </w:p>
 </w:hdr>
@@ -9670,62 +12379,53 @@
     </w:pPr>
     <w:r>
       <w:rPr/>
-      <mc:AlternateContent>
-        <mc:Choice Requires="wps">
-          <w:drawing>
-            <wp:anchor behindDoc="1" distT="0" distB="0" distL="0" distR="0" simplePos="0" locked="0" layoutInCell="0" allowOverlap="1" relativeHeight="9">
-              <wp:simplePos x="0" y="0"/>
-              <wp:positionH relativeFrom="margin">
-                <wp:align>center</wp:align>
-              </wp:positionH>
-              <wp:positionV relativeFrom="margin">
-                <wp:align>center</wp:align>
-              </wp:positionV>
-              <wp:extent cx="2857500" cy="2857500"/>
-              <wp:effectExtent l="0" t="0" r="0" b="0"/>
-              <wp:wrapNone/>
-              <wp:docPr id="6" name="WordPictureWatermark234228455"/>
-              <a:graphic xmlns:a="http://schemas.openxmlformats.org/drawingml/2006/main">
-                <a:graphicData uri="http://schemas.openxmlformats.org/drawingml/2006/picture">
-                  <pic:pic xmlns:pic="http://schemas.openxmlformats.org/drawingml/2006/picture">
-                    <pic:nvPicPr>
-                      <pic:cNvPr id="7" name="WordPictureWatermark234228455" descr=""/>
-                      <pic:cNvPicPr/>
-                    </pic:nvPicPr>
-                    <pic:blipFill>
-                      <a:blip r:embed="rId1">
-                        <a:lum bright="70000" contrast="-70000"/>
-                      </a:blip>
-                      <a:stretch/>
-                    </pic:blipFill>
-                    <pic:spPr>
-                      <a:xfrm>
-                        <a:off x="0" y="0"/>
-                        <a:ext cx="2857680" cy="2857680"/>
-                      </a:xfrm>
-                      <a:prstGeom prst="rect">
-                        <a:avLst/>
-                      </a:prstGeom>
-                      <a:ln w="0">
-                        <a:noFill/>
-                      </a:ln>
-                    </pic:spPr>
-                  </pic:pic>
-                </a:graphicData>
-              </a:graphic>
-            </wp:anchor>
-          </w:drawing>
-        </mc:Choice>
-        <mc:Fallback>
-          <w:pict>
-            <v:shape id="WordPictureWatermark234228455" o:spid="shape_0" stroked="f" o:allowincell="f" style="position:absolute;margin-left:127.9pt;margin-top:227.85pt;width:224.95pt;height:224.95pt;mso-wrap-style:none;v-text-anchor:middle;mso-position-horizontal:center;mso-position-horizontal-relative:margin;mso-position-vertical:center;mso-position-vertical-relative:margin" type="_x0000_t75">
-              <v:imagedata r:id="rId2" o:detectmouseclick="t"/>
-              <v:stroke color="#3465a4" joinstyle="round" endcap="flat"/>
-              <w10:wrap type="none"/>
-            </v:shape>
-          </w:pict>
-        </mc:Fallback>
-      </mc:AlternateContent>
+      <w:drawing>
+        <wp:anchor behindDoc="1" distT="0" distB="0" distL="0" distR="0" simplePos="0" locked="0" layoutInCell="0" allowOverlap="1" relativeHeight="7">
+          <wp:simplePos x="0" y="0"/>
+          <wp:positionH relativeFrom="margin">
+            <wp:align>center</wp:align>
+          </wp:positionH>
+          <wp:positionV relativeFrom="margin">
+            <wp:align>center</wp:align>
+          </wp:positionV>
+          <wp:extent cx="2857500" cy="2857500"/>
+          <wp:effectExtent l="0" t="0" r="0" b="0"/>
+          <wp:wrapNone/>
+          <wp:docPr id="5" name="WordPictureWatermark234228455" descr=""/>
+          <wp:cNvGraphicFramePr>
+            <a:graphicFrameLocks xmlns:a="http://schemas.openxmlformats.org/drawingml/2006/main" noChangeAspect="1"/>
+          </wp:cNvGraphicFramePr>
+          <a:graphic xmlns:a="http://schemas.openxmlformats.org/drawingml/2006/main">
+            <a:graphicData uri="http://schemas.openxmlformats.org/drawingml/2006/picture">
+              <pic:pic xmlns:pic="http://schemas.openxmlformats.org/drawingml/2006/picture">
+                <pic:nvPicPr>
+                  <pic:cNvPr id="5" name="WordPictureWatermark234228455" descr=""/>
+                  <pic:cNvPicPr>
+                    <a:picLocks noChangeAspect="1" noChangeArrowheads="1"/>
+                  </pic:cNvPicPr>
+                </pic:nvPicPr>
+                <pic:blipFill>
+                  <a:blip r:embed="rId1">
+                    <a:lum bright="70000" contrast="-70000"/>
+                  </a:blip>
+                  <a:stretch>
+                    <a:fillRect/>
+                  </a:stretch>
+                </pic:blipFill>
+                <pic:spPr bwMode="auto">
+                  <a:xfrm>
+                    <a:off x="0" y="0"/>
+                    <a:ext cx="2857500" cy="2857500"/>
+                  </a:xfrm>
+                  <a:prstGeom prst="rect">
+                    <a:avLst/>
+                  </a:prstGeom>
+                </pic:spPr>
+              </pic:pic>
+            </a:graphicData>
+          </a:graphic>
+        </wp:anchor>
+      </w:drawing>
     </w:r>
   </w:p>
 </w:hdr>
@@ -9740,62 +12440,53 @@
     </w:pPr>
     <w:r>
       <w:rPr/>
-      <mc:AlternateContent>
-        <mc:Choice Requires="wps">
-          <w:drawing>
-            <wp:anchor behindDoc="1" distT="0" distB="0" distL="0" distR="0" simplePos="0" locked="0" layoutInCell="0" allowOverlap="1" relativeHeight="9">
-              <wp:simplePos x="0" y="0"/>
-              <wp:positionH relativeFrom="margin">
-                <wp:align>center</wp:align>
-              </wp:positionH>
-              <wp:positionV relativeFrom="margin">
-                <wp:align>center</wp:align>
-              </wp:positionV>
-              <wp:extent cx="2857500" cy="2857500"/>
-              <wp:effectExtent l="0" t="0" r="0" b="0"/>
-              <wp:wrapNone/>
-              <wp:docPr id="8" name="WordPictureWatermark234228455"/>
-              <a:graphic xmlns:a="http://schemas.openxmlformats.org/drawingml/2006/main">
-                <a:graphicData uri="http://schemas.openxmlformats.org/drawingml/2006/picture">
-                  <pic:pic xmlns:pic="http://schemas.openxmlformats.org/drawingml/2006/picture">
-                    <pic:nvPicPr>
-                      <pic:cNvPr id="9" name="WordPictureWatermark234228455" descr=""/>
-                      <pic:cNvPicPr/>
-                    </pic:nvPicPr>
-                    <pic:blipFill>
-                      <a:blip r:embed="rId1">
-                        <a:lum bright="70000" contrast="-70000"/>
-                      </a:blip>
-                      <a:stretch/>
-                    </pic:blipFill>
-                    <pic:spPr>
-                      <a:xfrm>
-                        <a:off x="0" y="0"/>
-                        <a:ext cx="2857680" cy="2857680"/>
-                      </a:xfrm>
-                      <a:prstGeom prst="rect">
-                        <a:avLst/>
-                      </a:prstGeom>
-                      <a:ln w="0">
-                        <a:noFill/>
-                      </a:ln>
-                    </pic:spPr>
-                  </pic:pic>
-                </a:graphicData>
-              </a:graphic>
-            </wp:anchor>
-          </w:drawing>
-        </mc:Choice>
-        <mc:Fallback>
-          <w:pict>
-            <v:shape id="WordPictureWatermark234228455" o:spid="shape_0" stroked="f" o:allowincell="f" style="position:absolute;margin-left:127.9pt;margin-top:227.85pt;width:224.95pt;height:224.95pt;mso-wrap-style:none;v-text-anchor:middle;mso-position-horizontal:center;mso-position-horizontal-relative:margin;mso-position-vertical:center;mso-position-vertical-relative:margin" type="_x0000_t75">
-              <v:imagedata r:id="rId2" o:detectmouseclick="t"/>
-              <v:stroke color="#3465a4" joinstyle="round" endcap="flat"/>
-              <w10:wrap type="none"/>
-            </v:shape>
-          </w:pict>
-        </mc:Fallback>
-      </mc:AlternateContent>
+      <w:drawing>
+        <wp:anchor behindDoc="1" distT="0" distB="0" distL="0" distR="0" simplePos="0" locked="0" layoutInCell="0" allowOverlap="1" relativeHeight="7">
+          <wp:simplePos x="0" y="0"/>
+          <wp:positionH relativeFrom="margin">
+            <wp:align>center</wp:align>
+          </wp:positionH>
+          <wp:positionV relativeFrom="margin">
+            <wp:align>center</wp:align>
+          </wp:positionV>
+          <wp:extent cx="2857500" cy="2857500"/>
+          <wp:effectExtent l="0" t="0" r="0" b="0"/>
+          <wp:wrapNone/>
+          <wp:docPr id="6" name="WordPictureWatermark234228455" descr=""/>
+          <wp:cNvGraphicFramePr>
+            <a:graphicFrameLocks xmlns:a="http://schemas.openxmlformats.org/drawingml/2006/main" noChangeAspect="1"/>
+          </wp:cNvGraphicFramePr>
+          <a:graphic xmlns:a="http://schemas.openxmlformats.org/drawingml/2006/main">
+            <a:graphicData uri="http://schemas.openxmlformats.org/drawingml/2006/picture">
+              <pic:pic xmlns:pic="http://schemas.openxmlformats.org/drawingml/2006/picture">
+                <pic:nvPicPr>
+                  <pic:cNvPr id="6" name="WordPictureWatermark234228455" descr=""/>
+                  <pic:cNvPicPr>
+                    <a:picLocks noChangeAspect="1" noChangeArrowheads="1"/>
+                  </pic:cNvPicPr>
+                </pic:nvPicPr>
+                <pic:blipFill>
+                  <a:blip r:embed="rId1">
+                    <a:lum bright="70000" contrast="-70000"/>
+                  </a:blip>
+                  <a:stretch>
+                    <a:fillRect/>
+                  </a:stretch>
+                </pic:blipFill>
+                <pic:spPr bwMode="auto">
+                  <a:xfrm>
+                    <a:off x="0" y="0"/>
+                    <a:ext cx="2857500" cy="2857500"/>
+                  </a:xfrm>
+                  <a:prstGeom prst="rect">
+                    <a:avLst/>
+                  </a:prstGeom>
+                </pic:spPr>
+              </pic:pic>
+            </a:graphicData>
+          </a:graphic>
+        </wp:anchor>
+      </w:drawing>
     </w:r>
   </w:p>
 </w:hdr>
@@ -9810,62 +12501,53 @@
     </w:pPr>
     <w:r>
       <w:rPr/>
-      <mc:AlternateContent>
-        <mc:Choice Requires="wps">
-          <w:drawing>
-            <wp:anchor behindDoc="1" distT="0" distB="0" distL="0" distR="0" simplePos="0" locked="0" layoutInCell="0" allowOverlap="1" relativeHeight="28">
-              <wp:simplePos x="0" y="0"/>
-              <wp:positionH relativeFrom="margin">
-                <wp:align>center</wp:align>
-              </wp:positionH>
-              <wp:positionV relativeFrom="margin">
-                <wp:align>center</wp:align>
-              </wp:positionV>
-              <wp:extent cx="2857500" cy="2857500"/>
-              <wp:effectExtent l="0" t="0" r="0" b="0"/>
-              <wp:wrapNone/>
-              <wp:docPr id="12" name="WordPictureWatermark 1"/>
-              <a:graphic xmlns:a="http://schemas.openxmlformats.org/drawingml/2006/main">
-                <a:graphicData uri="http://schemas.openxmlformats.org/drawingml/2006/picture">
-                  <pic:pic xmlns:pic="http://schemas.openxmlformats.org/drawingml/2006/picture">
-                    <pic:nvPicPr>
-                      <pic:cNvPr id="13" name="WordPictureWatermark 1" descr=""/>
-                      <pic:cNvPicPr/>
-                    </pic:nvPicPr>
-                    <pic:blipFill>
-                      <a:blip r:embed="rId1">
-                        <a:lum bright="70000" contrast="-70000"/>
-                      </a:blip>
-                      <a:stretch/>
-                    </pic:blipFill>
-                    <pic:spPr>
-                      <a:xfrm>
-                        <a:off x="0" y="0"/>
-                        <a:ext cx="2857680" cy="2857680"/>
-                      </a:xfrm>
-                      <a:prstGeom prst="rect">
-                        <a:avLst/>
-                      </a:prstGeom>
-                      <a:ln w="0">
-                        <a:noFill/>
-                      </a:ln>
-                    </pic:spPr>
-                  </pic:pic>
-                </a:graphicData>
-              </a:graphic>
-            </wp:anchor>
-          </w:drawing>
-        </mc:Choice>
-        <mc:Fallback>
-          <w:pict>
-            <v:shape id="WordPictureWatermark 1" o:spid="shape_0" stroked="f" o:allowincell="f" style="position:absolute;margin-left:121.5pt;margin-top:216.05pt;width:224.95pt;height:224.95pt;mso-wrap-style:none;v-text-anchor:middle;mso-position-horizontal:center;mso-position-horizontal-relative:margin;mso-position-vertical:center;mso-position-vertical-relative:margin" type="_x0000_t75">
-              <v:imagedata r:id="rId2" o:detectmouseclick="t"/>
-              <v:stroke color="#3465a4" joinstyle="round" endcap="flat"/>
-              <w10:wrap type="none"/>
-            </v:shape>
-          </w:pict>
-        </mc:Fallback>
-      </mc:AlternateContent>
+      <w:drawing>
+        <wp:anchor behindDoc="1" distT="0" distB="0" distL="0" distR="0" simplePos="0" locked="0" layoutInCell="0" allowOverlap="1" relativeHeight="25">
+          <wp:simplePos x="0" y="0"/>
+          <wp:positionH relativeFrom="margin">
+            <wp:align>center</wp:align>
+          </wp:positionH>
+          <wp:positionV relativeFrom="margin">
+            <wp:align>center</wp:align>
+          </wp:positionV>
+          <wp:extent cx="2857500" cy="2857500"/>
+          <wp:effectExtent l="0" t="0" r="0" b="0"/>
+          <wp:wrapNone/>
+          <wp:docPr id="9" name="WordPictureWatermark 1" descr=""/>
+          <wp:cNvGraphicFramePr>
+            <a:graphicFrameLocks xmlns:a="http://schemas.openxmlformats.org/drawingml/2006/main" noChangeAspect="1"/>
+          </wp:cNvGraphicFramePr>
+          <a:graphic xmlns:a="http://schemas.openxmlformats.org/drawingml/2006/main">
+            <a:graphicData uri="http://schemas.openxmlformats.org/drawingml/2006/picture">
+              <pic:pic xmlns:pic="http://schemas.openxmlformats.org/drawingml/2006/picture">
+                <pic:nvPicPr>
+                  <pic:cNvPr id="9" name="WordPictureWatermark 1" descr=""/>
+                  <pic:cNvPicPr>
+                    <a:picLocks noChangeAspect="1" noChangeArrowheads="1"/>
+                  </pic:cNvPicPr>
+                </pic:nvPicPr>
+                <pic:blipFill>
+                  <a:blip r:embed="rId1">
+                    <a:lum bright="70000" contrast="-70000"/>
+                  </a:blip>
+                  <a:stretch>
+                    <a:fillRect/>
+                  </a:stretch>
+                </pic:blipFill>
+                <pic:spPr bwMode="auto">
+                  <a:xfrm>
+                    <a:off x="0" y="0"/>
+                    <a:ext cx="2857500" cy="2857500"/>
+                  </a:xfrm>
+                  <a:prstGeom prst="rect">
+                    <a:avLst/>
+                  </a:prstGeom>
+                </pic:spPr>
+              </pic:pic>
+            </a:graphicData>
+          </a:graphic>
+        </wp:anchor>
+      </w:drawing>
     </w:r>
   </w:p>
 </w:hdr>
@@ -11007,7 +13689,7 @@
       <w:kern w:val="0"/>
       <w:sz w:val="22"/>
       <w:szCs w:val="22"/>
-      <w:lang w:eastAsia="zh-CN" w:bidi="ar-SA" w:val="en-US"/>
+      <w:lang w:val="en-US" w:eastAsia="zh-CN" w:bidi="ar-SA"/>
     </w:rPr>
   </w:style>
   <w:style w:type="character" w:styleId="DefaultParagraphFont" w:default="1">
@@ -11565,6 +14247,7 @@
     <w:qFormat/>
     <w:pPr>
       <w:widowControl/>
+      <w:suppressAutoHyphens w:val="true"/>
       <w:bidi w:val="0"/>
       <w:spacing w:lineRule="auto" w:line="276" w:before="0" w:after="0"/>
       <w:jc w:val="left"/>

--- a/reports/SEE Report Template.docx
+++ b/reports/SEE Report Template.docx
@@ -453,87 +453,23 @@
           </w:tcPr>
           <w:p>
             <w:pPr>
-              <w:pStyle w:val="Normal"/>
+              <w:spacing w:before="80" w:after="80" w:line="276" w:lineRule="auto"/>
               <w:jc w:val="center"/>
-              <w:rPr/>
             </w:pPr>
+            <w:r/>
             <w:r>
               <w:rPr>
                 <w:rFonts w:ascii="Times New Roman" w:hAnsi="Times New Roman"/>
                 <w:b/>
                 <w:sz w:val="22"/>
               </w:rPr>
-              <w:t>Faculty Guide:</w:t>
+              <w:t>Faculty Guides:</w:t>
               <w:br/>
-              <w:t xml:space="preserve">Dr. </w:t>
-            </w:r>
-            <w:r>
-              <w:rPr>
-                <w:rFonts w:ascii="Times New Roman" w:hAnsi="Times New Roman"/>
-                <w:b/>
-                <w:sz w:val="22"/>
-              </w:rPr>
-              <w:t>Rajesh R M</w:t>
-            </w:r>
-            <w:r>
-              <w:rPr>
-                <w:rFonts w:ascii="Times New Roman" w:hAnsi="Times New Roman"/>
-                <w:b/>
-                <w:sz w:val="22"/>
-              </w:rPr>
+              <w:t>Dr. Rajesh RM, Assistant Professor</w:t>
               <w:br/>
-              <w:t xml:space="preserve">Assistant Professor, Department of AIML    </w:t>
+              <w:t>Dr. S. Anupama Kumar, Associate Professor</w:t>
               <w:br/>
-              <w:t xml:space="preserve"> Dr. </w:t>
-            </w:r>
-            <w:r>
-              <w:rPr>
-                <w:rFonts w:ascii="Times New Roman" w:hAnsi="Times New Roman"/>
-                <w:b/>
-                <w:sz w:val="22"/>
-              </w:rPr>
-              <w:t>S. Anupama Kumar</w:t>
-            </w:r>
-            <w:r>
-              <w:rPr>
-                <w:rFonts w:ascii="Times New Roman" w:hAnsi="Times New Roman"/>
-                <w:b/>
-                <w:sz w:val="22"/>
-              </w:rPr>
-              <w:br/>
-              <w:t>Ass</w:t>
-            </w:r>
-            <w:r>
-              <w:rPr>
-                <w:rFonts w:ascii="Times New Roman" w:hAnsi="Times New Roman"/>
-                <w:b/>
-                <w:sz w:val="22"/>
-              </w:rPr>
-              <w:t>ociate</w:t>
-            </w:r>
-            <w:r>
-              <w:rPr>
-                <w:rFonts w:ascii="Times New Roman" w:hAnsi="Times New Roman"/>
-                <w:b/>
-                <w:sz w:val="22"/>
-              </w:rPr>
-              <w:t xml:space="preserve"> Professor, Department of AIML</w:t>
-            </w:r>
-          </w:p>
-          <w:p>
-            <w:pPr>
-              <w:pStyle w:val="Normal"/>
-              <w:spacing w:before="0" w:after="200"/>
-              <w:jc w:val="center"/>
-              <w:rPr/>
-            </w:pPr>
-            <w:r>
-              <w:rPr>
-                <w:rFonts w:ascii="Times New Roman" w:hAnsi="Times New Roman"/>
-                <w:b/>
-                <w:sz w:val="22"/>
-              </w:rPr>
-              <w:t>RV College of Engineering, Bengaluru</w:t>
+              <w:t>Department of AIML, RV College of Engineering, Bengaluru</w:t>
             </w:r>
           </w:p>
         </w:tc>
@@ -1003,13 +939,14 @@
           <w:szCs w:val="24"/>
         </w:rPr>
       </w:pPr>
+      <w:r/>
       <w:r>
         <w:rPr>
           <w:rFonts w:ascii="Times New Roman" w:hAnsi="Times New Roman"/>
           <w:b/>
           <w:sz w:val="22"/>
         </w:rPr>
-        <w:t>Faculty Name: __________________</w:t>
+        <w:t>Faculty Guides: Dr. Rajesh RM / Dr. S. Anupama Kumar</w:t>
       </w:r>
     </w:p>
     <w:p>
